--- a/resume/backup/Resume_Part Time.docx
+++ b/resume/backup/Resume_Part Time.docx
@@ -92,7 +92,7 @@
           <w:sz w:val="24"/>
           <w:szCs w:val="24"/>
         </w:rPr>
-        <w:t>289 939 6665</w:t>
+        <w:t>289</w:t>
       </w:r>
       <w:r>
         <w:rPr>
@@ -103,6 +103,50 @@
           <w:sz w:val="24"/>
           <w:szCs w:val="24"/>
         </w:rPr>
+        <w:t>-</w:t>
+      </w:r>
+      <w:r>
+        <w:rPr>
+          <w:rFonts w:ascii="Times New Roman" w:hAnsi="Times New Roman" w:cs="Times New Roman"/>
+          <w:b/>
+          <w:noProof/>
+          <w:color w:val="595959" w:themeColor="text1" w:themeTint="A6"/>
+          <w:sz w:val="24"/>
+          <w:szCs w:val="24"/>
+        </w:rPr>
+        <w:t>939</w:t>
+      </w:r>
+      <w:r>
+        <w:rPr>
+          <w:rFonts w:ascii="Times New Roman" w:hAnsi="Times New Roman" w:cs="Times New Roman"/>
+          <w:b/>
+          <w:noProof/>
+          <w:color w:val="595959" w:themeColor="text1" w:themeTint="A6"/>
+          <w:sz w:val="24"/>
+          <w:szCs w:val="24"/>
+        </w:rPr>
+        <w:t>-</w:t>
+      </w:r>
+      <w:r>
+        <w:rPr>
+          <w:rFonts w:ascii="Times New Roman" w:hAnsi="Times New Roman" w:cs="Times New Roman"/>
+          <w:b/>
+          <w:noProof/>
+          <w:color w:val="595959" w:themeColor="text1" w:themeTint="A6"/>
+          <w:sz w:val="24"/>
+          <w:szCs w:val="24"/>
+        </w:rPr>
+        <w:t>6665</w:t>
+      </w:r>
+      <w:r>
+        <w:rPr>
+          <w:rFonts w:ascii="Times New Roman" w:hAnsi="Times New Roman" w:cs="Times New Roman"/>
+          <w:b/>
+          <w:noProof/>
+          <w:color w:val="595959" w:themeColor="text1" w:themeTint="A6"/>
+          <w:sz w:val="24"/>
+          <w:szCs w:val="24"/>
+        </w:rPr>
         <w:t xml:space="preserve"> </w:t>
       </w:r>
       <w:r>
@@ -137,17 +181,6 @@
         </w:rPr>
         <w:t xml:space="preserve"> abdelrahman.elewah@gmail.com</w:t>
       </w:r>
-    </w:p>
-    <w:p>
-      <w:pPr>
-        <w:spacing w:after="0"/>
-        <w:rPr>
-          <w:rFonts w:ascii="Times New Roman" w:eastAsia="Arial" w:hAnsi="Times New Roman" w:cs="Times New Roman"/>
-          <w:b/>
-          <w:sz w:val="24"/>
-          <w:szCs w:val="24"/>
-        </w:rPr>
-      </w:pPr>
     </w:p>
     <w:p>
       <w:pPr>
@@ -286,21 +319,112 @@
         <w:pStyle w:val="NoSpacing"/>
         <w:rPr>
           <w:rFonts w:ascii="Times New Roman" w:hAnsi="Times New Roman" w:cs="Times New Roman"/>
-          <w:sz w:val="24"/>
-          <w:szCs w:val="24"/>
-          <w:u w:val="single"/>
-        </w:rPr>
-      </w:pPr>
-      <w:r>
-        <w:rPr>
-          <w:rFonts w:ascii="Times New Roman" w:hAnsi="Times New Roman" w:cs="Times New Roman"/>
           <w:b/>
           <w:bCs/>
           <w:sz w:val="24"/>
           <w:szCs w:val="24"/>
           <w:u w:val="single"/>
         </w:rPr>
+      </w:pPr>
+      <w:r>
+        <w:rPr>
+          <w:rFonts w:ascii="Times New Roman" w:hAnsi="Times New Roman" w:cs="Times New Roman"/>
+          <w:b/>
+          <w:bCs/>
+          <w:sz w:val="24"/>
+          <w:szCs w:val="24"/>
+          <w:u w:val="single"/>
+        </w:rPr>
         <w:t>Skills</w:t>
+      </w:r>
+    </w:p>
+    <w:p>
+      <w:pPr>
+        <w:pStyle w:val="NoSpacing"/>
+        <w:numPr>
+          <w:ilvl w:val="0"/>
+          <w:numId w:val="13"/>
+        </w:numPr>
+        <w:rPr>
+          <w:rFonts w:ascii="Times New Roman" w:eastAsia="Arial" w:hAnsi="Times New Roman" w:cs="Times New Roman"/>
+          <w:color w:val="000000"/>
+          <w:sz w:val="24"/>
+          <w:szCs w:val="24"/>
+        </w:rPr>
+      </w:pPr>
+      <w:r>
+        <w:rPr>
+          <w:rFonts w:ascii="Times New Roman" w:eastAsia="Arial" w:hAnsi="Times New Roman" w:cs="Times New Roman"/>
+          <w:color w:val="000000"/>
+          <w:sz w:val="24"/>
+          <w:szCs w:val="24"/>
+        </w:rPr>
+        <w:t>+</w:t>
+      </w:r>
+      <w:r>
+        <w:rPr>
+          <w:rFonts w:ascii="Times New Roman" w:eastAsia="Arial" w:hAnsi="Times New Roman" w:cs="Times New Roman"/>
+          <w:color w:val="000000"/>
+          <w:sz w:val="24"/>
+          <w:szCs w:val="24"/>
+        </w:rPr>
+        <w:t>10</w:t>
+      </w:r>
+      <w:r>
+        <w:rPr>
+          <w:rFonts w:ascii="Times New Roman" w:eastAsia="Arial" w:hAnsi="Times New Roman" w:cs="Times New Roman"/>
+          <w:color w:val="000000"/>
+          <w:sz w:val="24"/>
+          <w:szCs w:val="24"/>
+        </w:rPr>
+        <w:t xml:space="preserve"> years</w:t>
+      </w:r>
+      <w:r>
+        <w:rPr>
+          <w:rFonts w:ascii="Times New Roman" w:eastAsia="Arial" w:hAnsi="Times New Roman" w:cs="Times New Roman"/>
+          <w:color w:val="000000"/>
+          <w:sz w:val="24"/>
+          <w:szCs w:val="24"/>
+        </w:rPr>
+        <w:t xml:space="preserve"> </w:t>
+      </w:r>
+      <w:r>
+        <w:rPr>
+          <w:rFonts w:ascii="Times New Roman" w:eastAsia="Arial" w:hAnsi="Times New Roman" w:cs="Times New Roman"/>
+          <w:color w:val="000000"/>
+          <w:sz w:val="24"/>
+          <w:szCs w:val="24"/>
+        </w:rPr>
+        <w:t xml:space="preserve">of </w:t>
+      </w:r>
+      <w:r>
+        <w:rPr>
+          <w:rFonts w:ascii="Times New Roman" w:eastAsia="Arial" w:hAnsi="Times New Roman" w:cs="Times New Roman"/>
+          <w:color w:val="000000"/>
+          <w:sz w:val="24"/>
+          <w:szCs w:val="24"/>
+        </w:rPr>
+        <w:t xml:space="preserve">driving experience </w:t>
+      </w:r>
+      <w:proofErr w:type="gramStart"/>
+      <w:r>
+        <w:rPr>
+          <w:rFonts w:ascii="Times New Roman" w:eastAsia="Arial" w:hAnsi="Times New Roman" w:cs="Times New Roman"/>
+          <w:color w:val="000000"/>
+          <w:sz w:val="24"/>
+          <w:szCs w:val="24"/>
+        </w:rPr>
+        <w:t>( I</w:t>
+      </w:r>
+      <w:proofErr w:type="gramEnd"/>
+      <w:r>
+        <w:rPr>
+          <w:rFonts w:ascii="Times New Roman" w:eastAsia="Arial" w:hAnsi="Times New Roman" w:cs="Times New Roman"/>
+          <w:color w:val="000000"/>
+          <w:sz w:val="24"/>
+          <w:szCs w:val="24"/>
+        </w:rPr>
+        <w:t xml:space="preserve"> have a G2 license;  This experience was in Egypt)</w:t>
       </w:r>
     </w:p>
     <w:p>
@@ -513,6 +637,218 @@
     </w:p>
     <w:p>
       <w:pPr>
+        <w:pStyle w:val="ListParagraph"/>
+        <w:numPr>
+          <w:ilvl w:val="0"/>
+          <w:numId w:val="7"/>
+        </w:numPr>
+        <w:pBdr>
+          <w:top w:val="nil"/>
+          <w:left w:val="nil"/>
+          <w:bottom w:val="nil"/>
+          <w:right w:val="nil"/>
+          <w:between w:val="nil"/>
+        </w:pBdr>
+        <w:rPr>
+          <w:rStyle w:val="hgkelc"/>
+          <w:rFonts w:ascii="Times New Roman" w:hAnsi="Times New Roman" w:cs="Times New Roman"/>
+          <w:b/>
+          <w:bCs/>
+          <w:color w:val="000000"/>
+          <w:sz w:val="24"/>
+          <w:szCs w:val="24"/>
+        </w:rPr>
+      </w:pPr>
+      <w:r>
+        <w:rPr>
+          <w:rFonts w:ascii="Times New Roman" w:hAnsi="Times New Roman" w:cs="Times New Roman"/>
+          <w:b/>
+          <w:bCs/>
+          <w:color w:val="000000"/>
+          <w:sz w:val="24"/>
+          <w:szCs w:val="24"/>
+        </w:rPr>
+        <w:t>Gas Station Cashier</w:t>
+      </w:r>
+      <w:r>
+        <w:rPr>
+          <w:rFonts w:ascii="Times New Roman" w:hAnsi="Times New Roman" w:cs="Times New Roman"/>
+          <w:b/>
+          <w:bCs/>
+          <w:color w:val="000000"/>
+          <w:sz w:val="24"/>
+          <w:szCs w:val="24"/>
+        </w:rPr>
+        <w:t>:</w:t>
+      </w:r>
+    </w:p>
+    <w:p>
+      <w:pPr>
+        <w:pStyle w:val="Default"/>
+        <w:ind w:left="720"/>
+        <w:rPr>
+          <w:rStyle w:val="hgkelc"/>
+          <w:rFonts w:ascii="Times New Roman" w:hAnsi="Times New Roman" w:cs="Times New Roman"/>
+        </w:rPr>
+      </w:pPr>
+      <w:r>
+        <w:rPr>
+          <w:rFonts w:ascii="Times New Roman" w:hAnsi="Times New Roman" w:cs="Times New Roman"/>
+        </w:rPr>
+        <w:t xml:space="preserve">▪ Provide </w:t>
+      </w:r>
+      <w:r>
+        <w:rPr>
+          <w:rStyle w:val="hgkelc"/>
+          <w:rFonts w:ascii="Times New Roman" w:hAnsi="Times New Roman" w:cs="Times New Roman"/>
+        </w:rPr>
+        <w:t xml:space="preserve">customer service by </w:t>
+      </w:r>
+      <w:r>
+        <w:rPr>
+          <w:rStyle w:val="hgkelc"/>
+          <w:rFonts w:ascii="Times New Roman" w:hAnsi="Times New Roman" w:cs="Times New Roman"/>
+        </w:rPr>
+        <w:t>assisting</w:t>
+      </w:r>
+      <w:r>
+        <w:rPr>
+          <w:rStyle w:val="hgkelc"/>
+          <w:rFonts w:ascii="Times New Roman" w:hAnsi="Times New Roman" w:cs="Times New Roman"/>
+        </w:rPr>
+        <w:t xml:space="preserve"> customers</w:t>
+      </w:r>
+      <w:r>
+        <w:rPr>
+          <w:rStyle w:val="hgkelc"/>
+          <w:rFonts w:ascii="Times New Roman" w:hAnsi="Times New Roman" w:cs="Times New Roman"/>
+        </w:rPr>
+        <w:t xml:space="preserve"> with product</w:t>
+      </w:r>
+      <w:r>
+        <w:rPr>
+          <w:rStyle w:val="hgkelc"/>
+          <w:rFonts w:ascii="Times New Roman" w:hAnsi="Times New Roman" w:cs="Times New Roman"/>
+        </w:rPr>
+        <w:t xml:space="preserve"> </w:t>
+      </w:r>
+      <w:r>
+        <w:rPr>
+          <w:rStyle w:val="hgkelc"/>
+          <w:rFonts w:ascii="Times New Roman" w:hAnsi="Times New Roman" w:cs="Times New Roman"/>
+        </w:rPr>
+        <w:t xml:space="preserve">selection. </w:t>
+      </w:r>
+    </w:p>
+    <w:p>
+      <w:pPr>
+        <w:pStyle w:val="Default"/>
+        <w:ind w:left="720"/>
+        <w:rPr>
+          <w:rStyle w:val="hgkelc"/>
+          <w:rFonts w:ascii="Times New Roman" w:hAnsi="Times New Roman" w:cs="Times New Roman"/>
+        </w:rPr>
+      </w:pPr>
+      <w:r>
+        <w:rPr>
+          <w:rFonts w:ascii="Times New Roman" w:hAnsi="Times New Roman" w:cs="Times New Roman"/>
+        </w:rPr>
+        <w:t>▪</w:t>
+      </w:r>
+      <w:r>
+        <w:rPr>
+          <w:rFonts w:ascii="Times New Roman" w:hAnsi="Times New Roman" w:cs="Times New Roman"/>
+        </w:rPr>
+        <w:t xml:space="preserve"> </w:t>
+      </w:r>
+      <w:r>
+        <w:rPr>
+          <w:rStyle w:val="hgkelc"/>
+          <w:rFonts w:ascii="Times New Roman" w:hAnsi="Times New Roman" w:cs="Times New Roman"/>
+        </w:rPr>
+        <w:t xml:space="preserve">Communicate information </w:t>
+      </w:r>
+      <w:r>
+        <w:rPr>
+          <w:rStyle w:val="hgkelc"/>
+          <w:rFonts w:ascii="Times New Roman" w:hAnsi="Times New Roman" w:cs="Times New Roman"/>
+        </w:rPr>
+        <w:t>about</w:t>
+      </w:r>
+      <w:r>
+        <w:rPr>
+          <w:rStyle w:val="hgkelc"/>
+          <w:rFonts w:ascii="Times New Roman" w:hAnsi="Times New Roman" w:cs="Times New Roman"/>
+        </w:rPr>
+        <w:t xml:space="preserve"> similar or new product availability. </w:t>
+      </w:r>
+    </w:p>
+    <w:p>
+      <w:pPr>
+        <w:pStyle w:val="Default"/>
+        <w:ind w:left="720"/>
+        <w:rPr>
+          <w:rStyle w:val="hgkelc"/>
+          <w:rFonts w:ascii="Times New Roman" w:hAnsi="Times New Roman" w:cs="Times New Roman"/>
+        </w:rPr>
+      </w:pPr>
+      <w:r>
+        <w:rPr>
+          <w:rFonts w:ascii="Times New Roman" w:hAnsi="Times New Roman" w:cs="Times New Roman"/>
+        </w:rPr>
+        <w:t>▪</w:t>
+      </w:r>
+      <w:r>
+        <w:rPr>
+          <w:rFonts w:ascii="Times New Roman" w:hAnsi="Times New Roman" w:cs="Times New Roman"/>
+        </w:rPr>
+        <w:t xml:space="preserve"> </w:t>
+      </w:r>
+      <w:r>
+        <w:rPr>
+          <w:rStyle w:val="hgkelc"/>
+          <w:rFonts w:ascii="Times New Roman" w:hAnsi="Times New Roman" w:cs="Times New Roman"/>
+        </w:rPr>
+        <w:t>O</w:t>
+      </w:r>
+      <w:r>
+        <w:rPr>
+          <w:rStyle w:val="hgkelc"/>
+          <w:rFonts w:ascii="Times New Roman" w:hAnsi="Times New Roman" w:cs="Times New Roman"/>
+        </w:rPr>
+        <w:t>rganizing, labeling, stocking, maintaining shelves</w:t>
+      </w:r>
+      <w:r>
+        <w:rPr>
+          <w:rStyle w:val="hgkelc"/>
+          <w:rFonts w:ascii="Times New Roman" w:hAnsi="Times New Roman" w:cs="Times New Roman"/>
+        </w:rPr>
+        <w:t>,</w:t>
+      </w:r>
+      <w:r>
+        <w:rPr>
+          <w:rStyle w:val="hgkelc"/>
+          <w:rFonts w:ascii="Times New Roman" w:hAnsi="Times New Roman" w:cs="Times New Roman"/>
+        </w:rPr>
+        <w:t xml:space="preserve"> and cashier work</w:t>
+      </w:r>
+      <w:r>
+        <w:rPr>
+          <w:rStyle w:val="hgkelc"/>
+          <w:rFonts w:ascii="Times New Roman" w:hAnsi="Times New Roman" w:cs="Times New Roman"/>
+        </w:rPr>
+        <w:t>.</w:t>
+      </w:r>
+      <w:r>
+        <w:rPr>
+          <w:rStyle w:val="hgkelc"/>
+          <w:rFonts w:ascii="Times New Roman" w:hAnsi="Times New Roman" w:cs="Times New Roman"/>
+        </w:rPr>
+        <w:t xml:space="preserve"> </w:t>
+      </w:r>
+    </w:p>
+    <w:p>
+      <w:pPr>
         <w:pStyle w:val="Default"/>
         <w:ind w:left="720"/>
         <w:rPr>
@@ -598,7 +934,19 @@
         <w:rPr>
           <w:rFonts w:ascii="Times New Roman" w:hAnsi="Times New Roman" w:cs="Times New Roman"/>
         </w:rPr>
-        <w:t xml:space="preserve"> and maintaining flowers, plants</w:t>
+        <w:t xml:space="preserve"> and maintaining flowers </w:t>
+      </w:r>
+      <w:r>
+        <w:rPr>
+          <w:rFonts w:ascii="Times New Roman" w:hAnsi="Times New Roman" w:cs="Times New Roman"/>
+        </w:rPr>
+        <w:t xml:space="preserve">and </w:t>
+      </w:r>
+      <w:r>
+        <w:rPr>
+          <w:rFonts w:ascii="Times New Roman" w:hAnsi="Times New Roman" w:cs="Times New Roman"/>
+        </w:rPr>
+        <w:t>plants</w:t>
       </w:r>
       <w:r>
         <w:rPr>
@@ -694,7 +1042,21 @@
           <w:rFonts w:ascii="Times New Roman" w:hAnsi="Times New Roman" w:cs="Times New Roman"/>
           <w:lang w:val="en-US"/>
         </w:rPr>
-        <w:t>Consulting with clients on landscape designs, and plant selection and care</w:t>
+        <w:t>Consulting with clients on landscape designs, plant selection</w:t>
+      </w:r>
+      <w:r>
+        <w:rPr>
+          <w:rFonts w:ascii="Times New Roman" w:hAnsi="Times New Roman" w:cs="Times New Roman"/>
+          <w:lang w:val="en-US"/>
+        </w:rPr>
+        <w:t>,</w:t>
+      </w:r>
+      <w:r>
+        <w:rPr>
+          <w:rFonts w:ascii="Times New Roman" w:hAnsi="Times New Roman" w:cs="Times New Roman"/>
+          <w:lang w:val="en-US"/>
+        </w:rPr>
+        <w:t xml:space="preserve"> and care</w:t>
       </w:r>
     </w:p>
     <w:p>
@@ -761,14 +1123,7 @@
           <w:rStyle w:val="hgkelc"/>
           <w:rFonts w:ascii="Times New Roman" w:hAnsi="Times New Roman" w:cs="Times New Roman"/>
         </w:rPr>
-        <w:t>assist</w:t>
-      </w:r>
-      <w:r>
-        <w:rPr>
-          <w:rStyle w:val="hgkelc"/>
-          <w:rFonts w:ascii="Times New Roman" w:hAnsi="Times New Roman" w:cs="Times New Roman"/>
-        </w:rPr>
-        <w:t>ing</w:t>
+        <w:t>assisting</w:t>
       </w:r>
       <w:r>
         <w:rPr>
@@ -857,11 +1212,59 @@
     <w:p>
       <w:pPr>
         <w:pStyle w:val="Default"/>
-        <w:rPr>
-          <w:rFonts w:ascii="Times New Roman" w:hAnsi="Times New Roman" w:cs="Times New Roman"/>
-          <w:lang w:val="en-US"/>
-        </w:rPr>
-      </w:pPr>
+        <w:ind w:left="720"/>
+        <w:rPr>
+          <w:rFonts w:ascii="Times New Roman" w:hAnsi="Times New Roman" w:cs="Times New Roman"/>
+        </w:rPr>
+      </w:pPr>
+    </w:p>
+    <w:p>
+      <w:pPr>
+        <w:pBdr>
+          <w:top w:val="nil"/>
+          <w:left w:val="nil"/>
+          <w:bottom w:val="nil"/>
+          <w:right w:val="nil"/>
+          <w:between w:val="nil"/>
+        </w:pBdr>
+        <w:rPr>
+          <w:rFonts w:ascii="Times New Roman" w:eastAsia="Arial" w:hAnsi="Times New Roman" w:cs="Times New Roman"/>
+          <w:b/>
+          <w:sz w:val="24"/>
+          <w:szCs w:val="24"/>
+          <w:u w:val="single"/>
+        </w:rPr>
+      </w:pPr>
+      <w:r>
+        <w:rPr>
+          <w:rFonts w:ascii="Times New Roman" w:eastAsia="Arial" w:hAnsi="Times New Roman" w:cs="Times New Roman"/>
+          <w:b/>
+          <w:sz w:val="24"/>
+          <w:szCs w:val="24"/>
+          <w:u w:val="single"/>
+        </w:rPr>
+        <w:t xml:space="preserve">Volunteering </w:t>
+      </w:r>
+      <w:r>
+        <w:rPr>
+          <w:rFonts w:ascii="Times New Roman" w:eastAsia="Arial" w:hAnsi="Times New Roman" w:cs="Times New Roman"/>
+          <w:b/>
+          <w:sz w:val="24"/>
+          <w:szCs w:val="24"/>
+          <w:u w:val="single"/>
+        </w:rPr>
+        <w:t>E</w:t>
+      </w:r>
+      <w:r>
+        <w:rPr>
+          <w:rFonts w:ascii="Times New Roman" w:eastAsia="Arial" w:hAnsi="Times New Roman" w:cs="Times New Roman"/>
+          <w:b/>
+          <w:sz w:val="24"/>
+          <w:szCs w:val="24"/>
+          <w:u w:val="single"/>
+        </w:rPr>
+        <w:t xml:space="preserve">xperience </w:t>
+      </w:r>
     </w:p>
     <w:p>
       <w:pPr>
@@ -995,7 +1398,6 @@
     <w:p>
       <w:pPr>
         <w:pStyle w:val="Default"/>
-        <w:ind w:left="720"/>
         <w:rPr>
           <w:rFonts w:ascii="Times New Roman" w:hAnsi="Times New Roman" w:cs="Times New Roman"/>
         </w:rPr>
@@ -1125,138 +1527,6 @@
     </w:p>
     <w:p>
       <w:pPr>
-        <w:spacing w:after="0"/>
-        <w:rPr>
-          <w:rFonts w:ascii="Times New Roman" w:eastAsia="Arial" w:hAnsi="Times New Roman" w:cs="Times New Roman"/>
-          <w:sz w:val="24"/>
-          <w:szCs w:val="24"/>
-        </w:rPr>
-      </w:pPr>
-    </w:p>
-    <w:p>
-      <w:pPr>
-        <w:spacing w:after="0"/>
-        <w:rPr>
-          <w:rFonts w:ascii="Times New Roman" w:eastAsia="Arial" w:hAnsi="Times New Roman" w:cs="Times New Roman"/>
-          <w:b/>
-          <w:sz w:val="24"/>
-          <w:szCs w:val="24"/>
-          <w:u w:val="single"/>
-        </w:rPr>
-      </w:pPr>
-      <w:r>
-        <w:rPr>
-          <w:rFonts w:ascii="Times New Roman" w:eastAsia="Arial" w:hAnsi="Times New Roman" w:cs="Times New Roman"/>
-          <w:b/>
-          <w:sz w:val="24"/>
-          <w:szCs w:val="24"/>
-          <w:u w:val="single"/>
-        </w:rPr>
-        <w:t>Availability</w:t>
-      </w:r>
-    </w:p>
-    <w:p>
-      <w:pPr>
-        <w:numPr>
-          <w:ilvl w:val="0"/>
-          <w:numId w:val="7"/>
-        </w:numPr>
-        <w:pBdr>
-          <w:top w:val="nil"/>
-          <w:left w:val="nil"/>
-          <w:bottom w:val="nil"/>
-          <w:right w:val="nil"/>
-          <w:between w:val="nil"/>
-        </w:pBdr>
-        <w:spacing w:after="109"/>
-        <w:rPr>
-          <w:rFonts w:ascii="Times New Roman" w:hAnsi="Times New Roman" w:cs="Times New Roman"/>
-          <w:color w:val="000000"/>
-          <w:sz w:val="24"/>
-          <w:szCs w:val="24"/>
-        </w:rPr>
-      </w:pPr>
-      <w:bookmarkStart w:id="0" w:name="_gjdgxs" w:colFirst="0" w:colLast="0"/>
-      <w:bookmarkEnd w:id="0"/>
-      <w:r>
-        <w:rPr>
-          <w:rFonts w:ascii="Times New Roman" w:eastAsia="Arial" w:hAnsi="Times New Roman" w:cs="Times New Roman"/>
-          <w:color w:val="000000"/>
-          <w:sz w:val="24"/>
-          <w:szCs w:val="24"/>
-        </w:rPr>
-        <w:t>Mon</w:t>
-      </w:r>
-      <w:r>
-        <w:rPr>
-          <w:rFonts w:ascii="Times New Roman" w:eastAsia="Arial" w:hAnsi="Times New Roman" w:cs="Times New Roman"/>
-          <w:color w:val="000000"/>
-          <w:sz w:val="24"/>
-          <w:szCs w:val="24"/>
-        </w:rPr>
-        <w:t>day</w:t>
-      </w:r>
-      <w:r>
-        <w:rPr>
-          <w:rFonts w:ascii="Times New Roman" w:eastAsia="Arial" w:hAnsi="Times New Roman" w:cs="Times New Roman"/>
-          <w:color w:val="000000"/>
-          <w:sz w:val="24"/>
-          <w:szCs w:val="24"/>
-        </w:rPr>
-        <w:t xml:space="preserve"> to Friday: </w:t>
-      </w:r>
-      <w:r>
-        <w:rPr>
-          <w:rFonts w:ascii="Times New Roman" w:eastAsia="Arial" w:hAnsi="Times New Roman" w:cs="Times New Roman"/>
-          <w:color w:val="000000"/>
-          <w:sz w:val="24"/>
-          <w:szCs w:val="24"/>
-        </w:rPr>
-        <w:t>Most days, I'll be available from 7:30 pm to the next day at 6 am.</w:t>
-      </w:r>
-    </w:p>
-    <w:p>
-      <w:pPr>
-        <w:numPr>
-          <w:ilvl w:val="0"/>
-          <w:numId w:val="7"/>
-        </w:numPr>
-        <w:pBdr>
-          <w:top w:val="nil"/>
-          <w:left w:val="nil"/>
-          <w:bottom w:val="nil"/>
-          <w:right w:val="nil"/>
-          <w:between w:val="nil"/>
-        </w:pBdr>
-        <w:spacing w:after="109"/>
-        <w:rPr>
-          <w:rFonts w:ascii="Times New Roman" w:hAnsi="Times New Roman" w:cs="Times New Roman"/>
-          <w:color w:val="000000"/>
-          <w:sz w:val="24"/>
-          <w:szCs w:val="24"/>
-        </w:rPr>
-      </w:pPr>
-      <w:r>
-        <w:rPr>
-          <w:rFonts w:ascii="Times New Roman" w:eastAsia="Arial" w:hAnsi="Times New Roman" w:cs="Times New Roman"/>
-          <w:color w:val="000000"/>
-          <w:sz w:val="24"/>
-          <w:szCs w:val="24"/>
-        </w:rPr>
-        <w:t>Saturday</w:t>
-      </w:r>
-      <w:r>
-        <w:rPr>
-          <w:rFonts w:ascii="Times New Roman" w:eastAsia="Arial" w:hAnsi="Times New Roman" w:cs="Times New Roman"/>
-          <w:color w:val="000000"/>
-          <w:sz w:val="24"/>
-          <w:szCs w:val="24"/>
-        </w:rPr>
-        <w:t xml:space="preserve"> and Sunday: Anytime </w:t>
-      </w:r>
-    </w:p>
-    <w:p>
-      <w:pPr>
         <w:pStyle w:val="Textbody"/>
         <w:spacing w:after="0"/>
         <w:jc w:val="both"/>
@@ -1339,13 +1609,129 @@
       </w:r>
     </w:p>
     <w:sectPr>
+      <w:headerReference w:type="even" r:id="rId7"/>
+      <w:headerReference w:type="default" r:id="rId8"/>
+      <w:footerReference w:type="even" r:id="rId9"/>
+      <w:footerReference w:type="default" r:id="rId10"/>
+      <w:headerReference w:type="first" r:id="rId11"/>
+      <w:footerReference w:type="first" r:id="rId12"/>
       <w:pgSz w:w="12240" w:h="15840"/>
-      <w:pgMar w:top="1440" w:right="1440" w:bottom="1134" w:left="1440" w:header="708" w:footer="708" w:gutter="0"/>
+      <w:pgMar w:top="990" w:right="1440" w:bottom="1134" w:left="1440" w:header="450" w:footer="708" w:gutter="0"/>
       <w:pgNumType w:start="1"/>
       <w:cols w:space="720"/>
     </w:sectPr>
   </w:body>
 </w:document>
+</file>
+
+<file path=word/endnotes.xml><?xml version="1.0" encoding="utf-8"?>
+<w:endnotes xmlns:wpc="http://schemas.microsoft.com/office/word/2010/wordprocessingCanvas" xmlns:cx="http://schemas.microsoft.com/office/drawing/2014/chartex" xmlns:cx1="http://schemas.microsoft.com/office/drawing/2015/9/8/chartex" xmlns:cx2="http://schemas.microsoft.com/office/drawing/2015/10/21/chartex" xmlns:cx3="http://schemas.microsoft.com/office/drawing/2016/5/9/chartex" xmlns:cx4="http://schemas.microsoft.com/office/drawing/2016/5/10/chartex" xmlns:cx5="http://schemas.microsoft.com/office/drawing/2016/5/11/chartex" xmlns:cx6="http://schemas.microsoft.com/office/drawing/2016/5/12/chartex" xmlns:cx7="http://schemas.microsoft.com/office/drawing/2016/5/13/chartex" xmlns:cx8="http://schemas.microsoft.com/office/drawing/2016/5/14/chartex" xmlns:mc="http://schemas.openxmlformats.org/markup-compatibility/2006" xmlns:aink="http://schemas.microsoft.com/office/drawing/2016/ink" xmlns:am3d="http://schemas.microsoft.com/office/drawing/2017/model3d" xmlns:o="urn:schemas-microsoft-com:office:office" xmlns:r="http://schemas.openxmlformats.org/officeDocument/2006/relationships" xmlns:m="http://schemas.openxmlformats.org/officeDocument/2006/math" xmlns:v="urn:schemas-microsoft-com:vml" xmlns:wp14="http://schemas.microsoft.com/office/word/2010/wordprocessingDrawing" xmlns:wp="http://schemas.openxmlformats.org/drawingml/2006/wordprocessingDrawing" xmlns:w10="urn:schemas-microsoft-com:office:word" xmlns:w="http://schemas.openxmlformats.org/wordprocessingml/2006/main" xmlns:w14="http://schemas.microsoft.com/office/word/2010/wordml" xmlns:w15="http://schemas.microsoft.com/office/word/2012/wordml" xmlns:w16cex="http://schemas.microsoft.com/office/word/2018/wordml/cex" xmlns:w16cid="http://schemas.microsoft.com/office/word/2016/wordml/cid" xmlns:w16="http://schemas.microsoft.com/office/word/2018/wordml" xmlns:w16sdtdh="http://schemas.microsoft.com/office/word/2020/wordml/sdtdatahash" xmlns:w16se="http://schemas.microsoft.com/office/word/2015/wordml/symex" xmlns:wpg="http://schemas.microsoft.com/office/word/2010/wordprocessingGroup" xmlns:wpi="http://schemas.microsoft.com/office/word/2010/wordprocessingInk" xmlns:wne="http://schemas.microsoft.com/office/word/2006/wordml" xmlns:wps="http://schemas.microsoft.com/office/word/2010/wordprocessingShape" mc:Ignorable="w14 w15 w16se w16cid w16 w16cex w16sdtdh wp14">
+  <w:endnote w:type="separator" w:id="-1">
+    <w:p>
+      <w:pPr>
+        <w:spacing w:after="0" w:line="240" w:lineRule="auto"/>
+      </w:pPr>
+      <w:r>
+        <w:separator/>
+      </w:r>
+    </w:p>
+  </w:endnote>
+  <w:endnote w:type="continuationSeparator" w:id="0">
+    <w:p>
+      <w:pPr>
+        <w:spacing w:after="0" w:line="240" w:lineRule="auto"/>
+      </w:pPr>
+      <w:r>
+        <w:continuationSeparator/>
+      </w:r>
+    </w:p>
+  </w:endnote>
+</w:endnotes>
+</file>
+
+<file path=word/footer1.xml><?xml version="1.0" encoding="utf-8"?>
+<w:ftr xmlns:wpc="http://schemas.microsoft.com/office/word/2010/wordprocessingCanvas" xmlns:cx="http://schemas.microsoft.com/office/drawing/2014/chartex" xmlns:cx1="http://schemas.microsoft.com/office/drawing/2015/9/8/chartex" xmlns:cx2="http://schemas.microsoft.com/office/drawing/2015/10/21/chartex" xmlns:cx3="http://schemas.microsoft.com/office/drawing/2016/5/9/chartex" xmlns:cx4="http://schemas.microsoft.com/office/drawing/2016/5/10/chartex" xmlns:cx5="http://schemas.microsoft.com/office/drawing/2016/5/11/chartex" xmlns:cx6="http://schemas.microsoft.com/office/drawing/2016/5/12/chartex" xmlns:cx7="http://schemas.microsoft.com/office/drawing/2016/5/13/chartex" xmlns:cx8="http://schemas.microsoft.com/office/drawing/2016/5/14/chartex" xmlns:mc="http://schemas.openxmlformats.org/markup-compatibility/2006" xmlns:aink="http://schemas.microsoft.com/office/drawing/2016/ink" xmlns:am3d="http://schemas.microsoft.com/office/drawing/2017/model3d" xmlns:o="urn:schemas-microsoft-com:office:office" xmlns:r="http://schemas.openxmlformats.org/officeDocument/2006/relationships" xmlns:m="http://schemas.openxmlformats.org/officeDocument/2006/math" xmlns:v="urn:schemas-microsoft-com:vml" xmlns:wp14="http://schemas.microsoft.com/office/word/2010/wordprocessingDrawing" xmlns:wp="http://schemas.openxmlformats.org/drawingml/2006/wordprocessingDrawing" xmlns:w10="urn:schemas-microsoft-com:office:word" xmlns:w="http://schemas.openxmlformats.org/wordprocessingml/2006/main" xmlns:w14="http://schemas.microsoft.com/office/word/2010/wordml" xmlns:w15="http://schemas.microsoft.com/office/word/2012/wordml" xmlns:w16cex="http://schemas.microsoft.com/office/word/2018/wordml/cex" xmlns:w16cid="http://schemas.microsoft.com/office/word/2016/wordml/cid" xmlns:w16="http://schemas.microsoft.com/office/word/2018/wordml" xmlns:w16sdtdh="http://schemas.microsoft.com/office/word/2020/wordml/sdtdatahash" xmlns:w16se="http://schemas.microsoft.com/office/word/2015/wordml/symex" xmlns:wpg="http://schemas.microsoft.com/office/word/2010/wordprocessingGroup" xmlns:wpi="http://schemas.microsoft.com/office/word/2010/wordprocessingInk" xmlns:wne="http://schemas.microsoft.com/office/word/2006/wordml" xmlns:wps="http://schemas.microsoft.com/office/word/2010/wordprocessingShape" mc:Ignorable="w14 w15 w16se w16cid w16 w16cex w16sdtdh wp14">
+  <w:p>
+    <w:pPr>
+      <w:pStyle w:val="Footer"/>
+    </w:pPr>
+  </w:p>
+</w:ftr>
+</file>
+
+<file path=word/footer2.xml><?xml version="1.0" encoding="utf-8"?>
+<w:ftr xmlns:wpc="http://schemas.microsoft.com/office/word/2010/wordprocessingCanvas" xmlns:cx="http://schemas.microsoft.com/office/drawing/2014/chartex" xmlns:cx1="http://schemas.microsoft.com/office/drawing/2015/9/8/chartex" xmlns:cx2="http://schemas.microsoft.com/office/drawing/2015/10/21/chartex" xmlns:cx3="http://schemas.microsoft.com/office/drawing/2016/5/9/chartex" xmlns:cx4="http://schemas.microsoft.com/office/drawing/2016/5/10/chartex" xmlns:cx5="http://schemas.microsoft.com/office/drawing/2016/5/11/chartex" xmlns:cx6="http://schemas.microsoft.com/office/drawing/2016/5/12/chartex" xmlns:cx7="http://schemas.microsoft.com/office/drawing/2016/5/13/chartex" xmlns:cx8="http://schemas.microsoft.com/office/drawing/2016/5/14/chartex" xmlns:mc="http://schemas.openxmlformats.org/markup-compatibility/2006" xmlns:aink="http://schemas.microsoft.com/office/drawing/2016/ink" xmlns:am3d="http://schemas.microsoft.com/office/drawing/2017/model3d" xmlns:o="urn:schemas-microsoft-com:office:office" xmlns:r="http://schemas.openxmlformats.org/officeDocument/2006/relationships" xmlns:m="http://schemas.openxmlformats.org/officeDocument/2006/math" xmlns:v="urn:schemas-microsoft-com:vml" xmlns:wp14="http://schemas.microsoft.com/office/word/2010/wordprocessingDrawing" xmlns:wp="http://schemas.openxmlformats.org/drawingml/2006/wordprocessingDrawing" xmlns:w10="urn:schemas-microsoft-com:office:word" xmlns:w="http://schemas.openxmlformats.org/wordprocessingml/2006/main" xmlns:w14="http://schemas.microsoft.com/office/word/2010/wordml" xmlns:w15="http://schemas.microsoft.com/office/word/2012/wordml" xmlns:w16cex="http://schemas.microsoft.com/office/word/2018/wordml/cex" xmlns:w16cid="http://schemas.microsoft.com/office/word/2016/wordml/cid" xmlns:w16="http://schemas.microsoft.com/office/word/2018/wordml" xmlns:w16sdtdh="http://schemas.microsoft.com/office/word/2020/wordml/sdtdatahash" xmlns:w16se="http://schemas.microsoft.com/office/word/2015/wordml/symex" xmlns:wpg="http://schemas.microsoft.com/office/word/2010/wordprocessingGroup" xmlns:wpi="http://schemas.microsoft.com/office/word/2010/wordprocessingInk" xmlns:wne="http://schemas.microsoft.com/office/word/2006/wordml" xmlns:wps="http://schemas.microsoft.com/office/word/2010/wordprocessingShape" mc:Ignorable="w14 w15 w16se w16cid w16 w16cex w16sdtdh wp14">
+  <w:p>
+    <w:pPr>
+      <w:pStyle w:val="Footer"/>
+    </w:pPr>
+  </w:p>
+</w:ftr>
+</file>
+
+<file path=word/footer3.xml><?xml version="1.0" encoding="utf-8"?>
+<w:ftr xmlns:wpc="http://schemas.microsoft.com/office/word/2010/wordprocessingCanvas" xmlns:cx="http://schemas.microsoft.com/office/drawing/2014/chartex" xmlns:cx1="http://schemas.microsoft.com/office/drawing/2015/9/8/chartex" xmlns:cx2="http://schemas.microsoft.com/office/drawing/2015/10/21/chartex" xmlns:cx3="http://schemas.microsoft.com/office/drawing/2016/5/9/chartex" xmlns:cx4="http://schemas.microsoft.com/office/drawing/2016/5/10/chartex" xmlns:cx5="http://schemas.microsoft.com/office/drawing/2016/5/11/chartex" xmlns:cx6="http://schemas.microsoft.com/office/drawing/2016/5/12/chartex" xmlns:cx7="http://schemas.microsoft.com/office/drawing/2016/5/13/chartex" xmlns:cx8="http://schemas.microsoft.com/office/drawing/2016/5/14/chartex" xmlns:mc="http://schemas.openxmlformats.org/markup-compatibility/2006" xmlns:aink="http://schemas.microsoft.com/office/drawing/2016/ink" xmlns:am3d="http://schemas.microsoft.com/office/drawing/2017/model3d" xmlns:o="urn:schemas-microsoft-com:office:office" xmlns:r="http://schemas.openxmlformats.org/officeDocument/2006/relationships" xmlns:m="http://schemas.openxmlformats.org/officeDocument/2006/math" xmlns:v="urn:schemas-microsoft-com:vml" xmlns:wp14="http://schemas.microsoft.com/office/word/2010/wordprocessingDrawing" xmlns:wp="http://schemas.openxmlformats.org/drawingml/2006/wordprocessingDrawing" xmlns:w10="urn:schemas-microsoft-com:office:word" xmlns:w="http://schemas.openxmlformats.org/wordprocessingml/2006/main" xmlns:w14="http://schemas.microsoft.com/office/word/2010/wordml" xmlns:w15="http://schemas.microsoft.com/office/word/2012/wordml" xmlns:w16cex="http://schemas.microsoft.com/office/word/2018/wordml/cex" xmlns:w16cid="http://schemas.microsoft.com/office/word/2016/wordml/cid" xmlns:w16="http://schemas.microsoft.com/office/word/2018/wordml" xmlns:w16sdtdh="http://schemas.microsoft.com/office/word/2020/wordml/sdtdatahash" xmlns:w16se="http://schemas.microsoft.com/office/word/2015/wordml/symex" xmlns:wpg="http://schemas.microsoft.com/office/word/2010/wordprocessingGroup" xmlns:wpi="http://schemas.microsoft.com/office/word/2010/wordprocessingInk" xmlns:wne="http://schemas.microsoft.com/office/word/2006/wordml" xmlns:wps="http://schemas.microsoft.com/office/word/2010/wordprocessingShape" mc:Ignorable="w14 w15 w16se w16cid w16 w16cex w16sdtdh wp14">
+  <w:p>
+    <w:pPr>
+      <w:pStyle w:val="Footer"/>
+    </w:pPr>
+  </w:p>
+</w:ftr>
+</file>
+
+<file path=word/footnotes.xml><?xml version="1.0" encoding="utf-8"?>
+<w:footnotes xmlns:wpc="http://schemas.microsoft.com/office/word/2010/wordprocessingCanvas" xmlns:cx="http://schemas.microsoft.com/office/drawing/2014/chartex" xmlns:cx1="http://schemas.microsoft.com/office/drawing/2015/9/8/chartex" xmlns:cx2="http://schemas.microsoft.com/office/drawing/2015/10/21/chartex" xmlns:cx3="http://schemas.microsoft.com/office/drawing/2016/5/9/chartex" xmlns:cx4="http://schemas.microsoft.com/office/drawing/2016/5/10/chartex" xmlns:cx5="http://schemas.microsoft.com/office/drawing/2016/5/11/chartex" xmlns:cx6="http://schemas.microsoft.com/office/drawing/2016/5/12/chartex" xmlns:cx7="http://schemas.microsoft.com/office/drawing/2016/5/13/chartex" xmlns:cx8="http://schemas.microsoft.com/office/drawing/2016/5/14/chartex" xmlns:mc="http://schemas.openxmlformats.org/markup-compatibility/2006" xmlns:aink="http://schemas.microsoft.com/office/drawing/2016/ink" xmlns:am3d="http://schemas.microsoft.com/office/drawing/2017/model3d" xmlns:o="urn:schemas-microsoft-com:office:office" xmlns:r="http://schemas.openxmlformats.org/officeDocument/2006/relationships" xmlns:m="http://schemas.openxmlformats.org/officeDocument/2006/math" xmlns:v="urn:schemas-microsoft-com:vml" xmlns:wp14="http://schemas.microsoft.com/office/word/2010/wordprocessingDrawing" xmlns:wp="http://schemas.openxmlformats.org/drawingml/2006/wordprocessingDrawing" xmlns:w10="urn:schemas-microsoft-com:office:word" xmlns:w="http://schemas.openxmlformats.org/wordprocessingml/2006/main" xmlns:w14="http://schemas.microsoft.com/office/word/2010/wordml" xmlns:w15="http://schemas.microsoft.com/office/word/2012/wordml" xmlns:w16cex="http://schemas.microsoft.com/office/word/2018/wordml/cex" xmlns:w16cid="http://schemas.microsoft.com/office/word/2016/wordml/cid" xmlns:w16="http://schemas.microsoft.com/office/word/2018/wordml" xmlns:w16sdtdh="http://schemas.microsoft.com/office/word/2020/wordml/sdtdatahash" xmlns:w16se="http://schemas.microsoft.com/office/word/2015/wordml/symex" xmlns:wpg="http://schemas.microsoft.com/office/word/2010/wordprocessingGroup" xmlns:wpi="http://schemas.microsoft.com/office/word/2010/wordprocessingInk" xmlns:wne="http://schemas.microsoft.com/office/word/2006/wordml" xmlns:wps="http://schemas.microsoft.com/office/word/2010/wordprocessingShape" mc:Ignorable="w14 w15 w16se w16cid w16 w16cex w16sdtdh wp14">
+  <w:footnote w:type="separator" w:id="-1">
+    <w:p>
+      <w:pPr>
+        <w:spacing w:after="0" w:line="240" w:lineRule="auto"/>
+      </w:pPr>
+      <w:r>
+        <w:separator/>
+      </w:r>
+    </w:p>
+  </w:footnote>
+  <w:footnote w:type="continuationSeparator" w:id="0">
+    <w:p>
+      <w:pPr>
+        <w:spacing w:after="0" w:line="240" w:lineRule="auto"/>
+      </w:pPr>
+      <w:r>
+        <w:continuationSeparator/>
+      </w:r>
+    </w:p>
+  </w:footnote>
+</w:footnotes>
+</file>
+
+<file path=word/header1.xml><?xml version="1.0" encoding="utf-8"?>
+<w:hdr xmlns:wpc="http://schemas.microsoft.com/office/word/2010/wordprocessingCanvas" xmlns:cx="http://schemas.microsoft.com/office/drawing/2014/chartex" xmlns:cx1="http://schemas.microsoft.com/office/drawing/2015/9/8/chartex" xmlns:cx2="http://schemas.microsoft.com/office/drawing/2015/10/21/chartex" xmlns:cx3="http://schemas.microsoft.com/office/drawing/2016/5/9/chartex" xmlns:cx4="http://schemas.microsoft.com/office/drawing/2016/5/10/chartex" xmlns:cx5="http://schemas.microsoft.com/office/drawing/2016/5/11/chartex" xmlns:cx6="http://schemas.microsoft.com/office/drawing/2016/5/12/chartex" xmlns:cx7="http://schemas.microsoft.com/office/drawing/2016/5/13/chartex" xmlns:cx8="http://schemas.microsoft.com/office/drawing/2016/5/14/chartex" xmlns:mc="http://schemas.openxmlformats.org/markup-compatibility/2006" xmlns:aink="http://schemas.microsoft.com/office/drawing/2016/ink" xmlns:am3d="http://schemas.microsoft.com/office/drawing/2017/model3d" xmlns:o="urn:schemas-microsoft-com:office:office" xmlns:r="http://schemas.openxmlformats.org/officeDocument/2006/relationships" xmlns:m="http://schemas.openxmlformats.org/officeDocument/2006/math" xmlns:v="urn:schemas-microsoft-com:vml" xmlns:wp14="http://schemas.microsoft.com/office/word/2010/wordprocessingDrawing" xmlns:wp="http://schemas.openxmlformats.org/drawingml/2006/wordprocessingDrawing" xmlns:w10="urn:schemas-microsoft-com:office:word" xmlns:w="http://schemas.openxmlformats.org/wordprocessingml/2006/main" xmlns:w14="http://schemas.microsoft.com/office/word/2010/wordml" xmlns:w15="http://schemas.microsoft.com/office/word/2012/wordml" xmlns:w16cex="http://schemas.microsoft.com/office/word/2018/wordml/cex" xmlns:w16cid="http://schemas.microsoft.com/office/word/2016/wordml/cid" xmlns:w16="http://schemas.microsoft.com/office/word/2018/wordml" xmlns:w16sdtdh="http://schemas.microsoft.com/office/word/2020/wordml/sdtdatahash" xmlns:w16se="http://schemas.microsoft.com/office/word/2015/wordml/symex" xmlns:wpg="http://schemas.microsoft.com/office/word/2010/wordprocessingGroup" xmlns:wpi="http://schemas.microsoft.com/office/word/2010/wordprocessingInk" xmlns:wne="http://schemas.microsoft.com/office/word/2006/wordml" xmlns:wps="http://schemas.microsoft.com/office/word/2010/wordprocessingShape" mc:Ignorable="w14 w15 w16se w16cid w16 w16cex w16sdtdh wp14">
+  <w:p>
+    <w:pPr>
+      <w:pStyle w:val="Header"/>
+    </w:pPr>
+  </w:p>
+</w:hdr>
+</file>
+
+<file path=word/header2.xml><?xml version="1.0" encoding="utf-8"?>
+<w:hdr xmlns:wpc="http://schemas.microsoft.com/office/word/2010/wordprocessingCanvas" xmlns:cx="http://schemas.microsoft.com/office/drawing/2014/chartex" xmlns:cx1="http://schemas.microsoft.com/office/drawing/2015/9/8/chartex" xmlns:cx2="http://schemas.microsoft.com/office/drawing/2015/10/21/chartex" xmlns:cx3="http://schemas.microsoft.com/office/drawing/2016/5/9/chartex" xmlns:cx4="http://schemas.microsoft.com/office/drawing/2016/5/10/chartex" xmlns:cx5="http://schemas.microsoft.com/office/drawing/2016/5/11/chartex" xmlns:cx6="http://schemas.microsoft.com/office/drawing/2016/5/12/chartex" xmlns:cx7="http://schemas.microsoft.com/office/drawing/2016/5/13/chartex" xmlns:cx8="http://schemas.microsoft.com/office/drawing/2016/5/14/chartex" xmlns:mc="http://schemas.openxmlformats.org/markup-compatibility/2006" xmlns:aink="http://schemas.microsoft.com/office/drawing/2016/ink" xmlns:am3d="http://schemas.microsoft.com/office/drawing/2017/model3d" xmlns:o="urn:schemas-microsoft-com:office:office" xmlns:r="http://schemas.openxmlformats.org/officeDocument/2006/relationships" xmlns:m="http://schemas.openxmlformats.org/officeDocument/2006/math" xmlns:v="urn:schemas-microsoft-com:vml" xmlns:wp14="http://schemas.microsoft.com/office/word/2010/wordprocessingDrawing" xmlns:wp="http://schemas.openxmlformats.org/drawingml/2006/wordprocessingDrawing" xmlns:w10="urn:schemas-microsoft-com:office:word" xmlns:w="http://schemas.openxmlformats.org/wordprocessingml/2006/main" xmlns:w14="http://schemas.microsoft.com/office/word/2010/wordml" xmlns:w15="http://schemas.microsoft.com/office/word/2012/wordml" xmlns:w16cex="http://schemas.microsoft.com/office/word/2018/wordml/cex" xmlns:w16cid="http://schemas.microsoft.com/office/word/2016/wordml/cid" xmlns:w16="http://schemas.microsoft.com/office/word/2018/wordml" xmlns:w16sdtdh="http://schemas.microsoft.com/office/word/2020/wordml/sdtdatahash" xmlns:w16se="http://schemas.microsoft.com/office/word/2015/wordml/symex" xmlns:wpg="http://schemas.microsoft.com/office/word/2010/wordprocessingGroup" xmlns:wpi="http://schemas.microsoft.com/office/word/2010/wordprocessingInk" xmlns:wne="http://schemas.microsoft.com/office/word/2006/wordml" xmlns:wps="http://schemas.microsoft.com/office/word/2010/wordprocessingShape" mc:Ignorable="w14 w15 w16se w16cid w16 w16cex w16sdtdh wp14">
+  <w:p>
+    <w:pPr>
+      <w:pStyle w:val="Header"/>
+    </w:pPr>
+  </w:p>
+</w:hdr>
+</file>
+
+<file path=word/header3.xml><?xml version="1.0" encoding="utf-8"?>
+<w:hdr xmlns:wpc="http://schemas.microsoft.com/office/word/2010/wordprocessingCanvas" xmlns:cx="http://schemas.microsoft.com/office/drawing/2014/chartex" xmlns:cx1="http://schemas.microsoft.com/office/drawing/2015/9/8/chartex" xmlns:cx2="http://schemas.microsoft.com/office/drawing/2015/10/21/chartex" xmlns:cx3="http://schemas.microsoft.com/office/drawing/2016/5/9/chartex" xmlns:cx4="http://schemas.microsoft.com/office/drawing/2016/5/10/chartex" xmlns:cx5="http://schemas.microsoft.com/office/drawing/2016/5/11/chartex" xmlns:cx6="http://schemas.microsoft.com/office/drawing/2016/5/12/chartex" xmlns:cx7="http://schemas.microsoft.com/office/drawing/2016/5/13/chartex" xmlns:cx8="http://schemas.microsoft.com/office/drawing/2016/5/14/chartex" xmlns:mc="http://schemas.openxmlformats.org/markup-compatibility/2006" xmlns:aink="http://schemas.microsoft.com/office/drawing/2016/ink" xmlns:am3d="http://schemas.microsoft.com/office/drawing/2017/model3d" xmlns:o="urn:schemas-microsoft-com:office:office" xmlns:r="http://schemas.openxmlformats.org/officeDocument/2006/relationships" xmlns:m="http://schemas.openxmlformats.org/officeDocument/2006/math" xmlns:v="urn:schemas-microsoft-com:vml" xmlns:wp14="http://schemas.microsoft.com/office/word/2010/wordprocessingDrawing" xmlns:wp="http://schemas.openxmlformats.org/drawingml/2006/wordprocessingDrawing" xmlns:w10="urn:schemas-microsoft-com:office:word" xmlns:w="http://schemas.openxmlformats.org/wordprocessingml/2006/main" xmlns:w14="http://schemas.microsoft.com/office/word/2010/wordml" xmlns:w15="http://schemas.microsoft.com/office/word/2012/wordml" xmlns:w16cex="http://schemas.microsoft.com/office/word/2018/wordml/cex" xmlns:w16cid="http://schemas.microsoft.com/office/word/2016/wordml/cid" xmlns:w16="http://schemas.microsoft.com/office/word/2018/wordml" xmlns:w16sdtdh="http://schemas.microsoft.com/office/word/2020/wordml/sdtdatahash" xmlns:w16se="http://schemas.microsoft.com/office/word/2015/wordml/symex" xmlns:wpg="http://schemas.microsoft.com/office/word/2010/wordprocessingGroup" xmlns:wpi="http://schemas.microsoft.com/office/word/2010/wordprocessingInk" xmlns:wne="http://schemas.microsoft.com/office/word/2006/wordml" xmlns:wps="http://schemas.microsoft.com/office/word/2010/wordprocessingShape" mc:Ignorable="w14 w15 w16se w16cid w16 w16cex w16sdtdh wp14">
+  <w:p>
+    <w:pPr>
+      <w:pStyle w:val="Header"/>
+    </w:pPr>
+  </w:p>
+</w:hdr>
 </file>
 
 <file path=word/numbering.xml><?xml version="1.0" encoding="utf-8"?>
@@ -1464,6 +1850,119 @@
     </w:lvl>
   </w:abstractNum>
   <w:abstractNum w:abstractNumId="1" w15:restartNumberingAfterBreak="0">
+    <w:nsid w:val="11080E8E"/>
+    <w:multiLevelType w:val="hybridMultilevel"/>
+    <w:tmpl w:val="2BF606CA"/>
+    <w:lvl w:ilvl="0" w:tplc="04090001">
+      <w:start w:val="1"/>
+      <w:numFmt w:val="bullet"/>
+      <w:lvlText w:val=""/>
+      <w:lvlJc w:val="left"/>
+      <w:pPr>
+        <w:ind w:left="720" w:hanging="360"/>
+      </w:pPr>
+      <w:rPr>
+        <w:rFonts w:ascii="Symbol" w:hAnsi="Symbol" w:hint="default"/>
+      </w:rPr>
+    </w:lvl>
+    <w:lvl w:ilvl="1" w:tplc="04090003" w:tentative="1">
+      <w:start w:val="1"/>
+      <w:numFmt w:val="bullet"/>
+      <w:lvlText w:val="o"/>
+      <w:lvlJc w:val="left"/>
+      <w:pPr>
+        <w:ind w:left="1440" w:hanging="360"/>
+      </w:pPr>
+      <w:rPr>
+        <w:rFonts w:ascii="Courier New" w:hAnsi="Courier New" w:cs="Courier New" w:hint="default"/>
+      </w:rPr>
+    </w:lvl>
+    <w:lvl w:ilvl="2" w:tplc="04090005" w:tentative="1">
+      <w:start w:val="1"/>
+      <w:numFmt w:val="bullet"/>
+      <w:lvlText w:val=""/>
+      <w:lvlJc w:val="left"/>
+      <w:pPr>
+        <w:ind w:left="2160" w:hanging="360"/>
+      </w:pPr>
+      <w:rPr>
+        <w:rFonts w:ascii="Wingdings" w:hAnsi="Wingdings" w:hint="default"/>
+      </w:rPr>
+    </w:lvl>
+    <w:lvl w:ilvl="3" w:tplc="04090001" w:tentative="1">
+      <w:start w:val="1"/>
+      <w:numFmt w:val="bullet"/>
+      <w:lvlText w:val=""/>
+      <w:lvlJc w:val="left"/>
+      <w:pPr>
+        <w:ind w:left="2880" w:hanging="360"/>
+      </w:pPr>
+      <w:rPr>
+        <w:rFonts w:ascii="Symbol" w:hAnsi="Symbol" w:hint="default"/>
+      </w:rPr>
+    </w:lvl>
+    <w:lvl w:ilvl="4" w:tplc="04090003" w:tentative="1">
+      <w:start w:val="1"/>
+      <w:numFmt w:val="bullet"/>
+      <w:lvlText w:val="o"/>
+      <w:lvlJc w:val="left"/>
+      <w:pPr>
+        <w:ind w:left="3600" w:hanging="360"/>
+      </w:pPr>
+      <w:rPr>
+        <w:rFonts w:ascii="Courier New" w:hAnsi="Courier New" w:cs="Courier New" w:hint="default"/>
+      </w:rPr>
+    </w:lvl>
+    <w:lvl w:ilvl="5" w:tplc="04090005" w:tentative="1">
+      <w:start w:val="1"/>
+      <w:numFmt w:val="bullet"/>
+      <w:lvlText w:val=""/>
+      <w:lvlJc w:val="left"/>
+      <w:pPr>
+        <w:ind w:left="4320" w:hanging="360"/>
+      </w:pPr>
+      <w:rPr>
+        <w:rFonts w:ascii="Wingdings" w:hAnsi="Wingdings" w:hint="default"/>
+      </w:rPr>
+    </w:lvl>
+    <w:lvl w:ilvl="6" w:tplc="04090001" w:tentative="1">
+      <w:start w:val="1"/>
+      <w:numFmt w:val="bullet"/>
+      <w:lvlText w:val=""/>
+      <w:lvlJc w:val="left"/>
+      <w:pPr>
+        <w:ind w:left="5040" w:hanging="360"/>
+      </w:pPr>
+      <w:rPr>
+        <w:rFonts w:ascii="Symbol" w:hAnsi="Symbol" w:hint="default"/>
+      </w:rPr>
+    </w:lvl>
+    <w:lvl w:ilvl="7" w:tplc="04090003" w:tentative="1">
+      <w:start w:val="1"/>
+      <w:numFmt w:val="bullet"/>
+      <w:lvlText w:val="o"/>
+      <w:lvlJc w:val="left"/>
+      <w:pPr>
+        <w:ind w:left="5760" w:hanging="360"/>
+      </w:pPr>
+      <w:rPr>
+        <w:rFonts w:ascii="Courier New" w:hAnsi="Courier New" w:cs="Courier New" w:hint="default"/>
+      </w:rPr>
+    </w:lvl>
+    <w:lvl w:ilvl="8" w:tplc="04090005" w:tentative="1">
+      <w:start w:val="1"/>
+      <w:numFmt w:val="bullet"/>
+      <w:lvlText w:val=""/>
+      <w:lvlJc w:val="left"/>
+      <w:pPr>
+        <w:ind w:left="6480" w:hanging="360"/>
+      </w:pPr>
+      <w:rPr>
+        <w:rFonts w:ascii="Wingdings" w:hAnsi="Wingdings" w:hint="default"/>
+      </w:rPr>
+    </w:lvl>
+  </w:abstractNum>
+  <w:abstractNum w:abstractNumId="2" w15:restartNumberingAfterBreak="0">
     <w:nsid w:val="157F5718"/>
     <w:multiLevelType w:val="multilevel"/>
     <w:tmpl w:val="0F6AB0B8"/>
@@ -1576,7 +2075,7 @@
       </w:rPr>
     </w:lvl>
   </w:abstractNum>
-  <w:abstractNum w:abstractNumId="2" w15:restartNumberingAfterBreak="0">
+  <w:abstractNum w:abstractNumId="3" w15:restartNumberingAfterBreak="0">
     <w:nsid w:val="18C9ADA1"/>
     <w:multiLevelType w:val="hybridMultilevel"/>
     <w:tmpl w:val="6CB64977"/>
@@ -1627,7 +2126,7 @@
       <w:lvlJc w:val="left"/>
     </w:lvl>
   </w:abstractNum>
-  <w:abstractNum w:abstractNumId="3" w15:restartNumberingAfterBreak="0">
+  <w:abstractNum w:abstractNumId="4" w15:restartNumberingAfterBreak="0">
     <w:nsid w:val="190A59E1"/>
     <w:multiLevelType w:val="multilevel"/>
     <w:tmpl w:val="CC509A60"/>
@@ -1740,7 +2239,120 @@
       </w:rPr>
     </w:lvl>
   </w:abstractNum>
-  <w:abstractNum w:abstractNumId="4" w15:restartNumberingAfterBreak="0">
+  <w:abstractNum w:abstractNumId="5" w15:restartNumberingAfterBreak="0">
+    <w:nsid w:val="22583F2E"/>
+    <w:multiLevelType w:val="hybridMultilevel"/>
+    <w:tmpl w:val="364C8AF8"/>
+    <w:lvl w:ilvl="0" w:tplc="04090001">
+      <w:start w:val="1"/>
+      <w:numFmt w:val="bullet"/>
+      <w:lvlText w:val=""/>
+      <w:lvlJc w:val="left"/>
+      <w:pPr>
+        <w:ind w:left="720" w:hanging="360"/>
+      </w:pPr>
+      <w:rPr>
+        <w:rFonts w:ascii="Symbol" w:hAnsi="Symbol" w:hint="default"/>
+      </w:rPr>
+    </w:lvl>
+    <w:lvl w:ilvl="1" w:tplc="04090003" w:tentative="1">
+      <w:start w:val="1"/>
+      <w:numFmt w:val="bullet"/>
+      <w:lvlText w:val="o"/>
+      <w:lvlJc w:val="left"/>
+      <w:pPr>
+        <w:ind w:left="1440" w:hanging="360"/>
+      </w:pPr>
+      <w:rPr>
+        <w:rFonts w:ascii="Courier New" w:hAnsi="Courier New" w:cs="Courier New" w:hint="default"/>
+      </w:rPr>
+    </w:lvl>
+    <w:lvl w:ilvl="2" w:tplc="04090005" w:tentative="1">
+      <w:start w:val="1"/>
+      <w:numFmt w:val="bullet"/>
+      <w:lvlText w:val=""/>
+      <w:lvlJc w:val="left"/>
+      <w:pPr>
+        <w:ind w:left="2160" w:hanging="360"/>
+      </w:pPr>
+      <w:rPr>
+        <w:rFonts w:ascii="Wingdings" w:hAnsi="Wingdings" w:hint="default"/>
+      </w:rPr>
+    </w:lvl>
+    <w:lvl w:ilvl="3" w:tplc="04090001" w:tentative="1">
+      <w:start w:val="1"/>
+      <w:numFmt w:val="bullet"/>
+      <w:lvlText w:val=""/>
+      <w:lvlJc w:val="left"/>
+      <w:pPr>
+        <w:ind w:left="2880" w:hanging="360"/>
+      </w:pPr>
+      <w:rPr>
+        <w:rFonts w:ascii="Symbol" w:hAnsi="Symbol" w:hint="default"/>
+      </w:rPr>
+    </w:lvl>
+    <w:lvl w:ilvl="4" w:tplc="04090003" w:tentative="1">
+      <w:start w:val="1"/>
+      <w:numFmt w:val="bullet"/>
+      <w:lvlText w:val="o"/>
+      <w:lvlJc w:val="left"/>
+      <w:pPr>
+        <w:ind w:left="3600" w:hanging="360"/>
+      </w:pPr>
+      <w:rPr>
+        <w:rFonts w:ascii="Courier New" w:hAnsi="Courier New" w:cs="Courier New" w:hint="default"/>
+      </w:rPr>
+    </w:lvl>
+    <w:lvl w:ilvl="5" w:tplc="04090005" w:tentative="1">
+      <w:start w:val="1"/>
+      <w:numFmt w:val="bullet"/>
+      <w:lvlText w:val=""/>
+      <w:lvlJc w:val="left"/>
+      <w:pPr>
+        <w:ind w:left="4320" w:hanging="360"/>
+      </w:pPr>
+      <w:rPr>
+        <w:rFonts w:ascii="Wingdings" w:hAnsi="Wingdings" w:hint="default"/>
+      </w:rPr>
+    </w:lvl>
+    <w:lvl w:ilvl="6" w:tplc="04090001" w:tentative="1">
+      <w:start w:val="1"/>
+      <w:numFmt w:val="bullet"/>
+      <w:lvlText w:val=""/>
+      <w:lvlJc w:val="left"/>
+      <w:pPr>
+        <w:ind w:left="5040" w:hanging="360"/>
+      </w:pPr>
+      <w:rPr>
+        <w:rFonts w:ascii="Symbol" w:hAnsi="Symbol" w:hint="default"/>
+      </w:rPr>
+    </w:lvl>
+    <w:lvl w:ilvl="7" w:tplc="04090003" w:tentative="1">
+      <w:start w:val="1"/>
+      <w:numFmt w:val="bullet"/>
+      <w:lvlText w:val="o"/>
+      <w:lvlJc w:val="left"/>
+      <w:pPr>
+        <w:ind w:left="5760" w:hanging="360"/>
+      </w:pPr>
+      <w:rPr>
+        <w:rFonts w:ascii="Courier New" w:hAnsi="Courier New" w:cs="Courier New" w:hint="default"/>
+      </w:rPr>
+    </w:lvl>
+    <w:lvl w:ilvl="8" w:tplc="04090005" w:tentative="1">
+      <w:start w:val="1"/>
+      <w:numFmt w:val="bullet"/>
+      <w:lvlText w:val=""/>
+      <w:lvlJc w:val="left"/>
+      <w:pPr>
+        <w:ind w:left="6480" w:hanging="360"/>
+      </w:pPr>
+      <w:rPr>
+        <w:rFonts w:ascii="Wingdings" w:hAnsi="Wingdings" w:hint="default"/>
+      </w:rPr>
+    </w:lvl>
+  </w:abstractNum>
+  <w:abstractNum w:abstractNumId="6" w15:restartNumberingAfterBreak="0">
     <w:nsid w:val="25032A04"/>
     <w:multiLevelType w:val="multilevel"/>
     <w:tmpl w:val="2F24029C"/>
@@ -1853,7 +2465,7 @@
       </w:rPr>
     </w:lvl>
   </w:abstractNum>
-  <w:abstractNum w:abstractNumId="5" w15:restartNumberingAfterBreak="0">
+  <w:abstractNum w:abstractNumId="7" w15:restartNumberingAfterBreak="0">
     <w:nsid w:val="31C349C9"/>
     <w:multiLevelType w:val="hybridMultilevel"/>
     <w:tmpl w:val="C6CCF24E"/>
@@ -1966,7 +2578,7 @@
       </w:rPr>
     </w:lvl>
   </w:abstractNum>
-  <w:abstractNum w:abstractNumId="6" w15:restartNumberingAfterBreak="0">
+  <w:abstractNum w:abstractNumId="8" w15:restartNumberingAfterBreak="0">
     <w:nsid w:val="33712596"/>
     <w:multiLevelType w:val="multilevel"/>
     <w:tmpl w:val="59C2DBFC"/>
@@ -2079,7 +2691,7 @@
       </w:rPr>
     </w:lvl>
   </w:abstractNum>
-  <w:abstractNum w:abstractNumId="7" w15:restartNumberingAfterBreak="0">
+  <w:abstractNum w:abstractNumId="9" w15:restartNumberingAfterBreak="0">
     <w:nsid w:val="53633FD0"/>
     <w:multiLevelType w:val="hybridMultilevel"/>
     <w:tmpl w:val="8FC0237C"/>
@@ -2192,7 +2804,120 @@
       </w:rPr>
     </w:lvl>
   </w:abstractNum>
-  <w:abstractNum w:abstractNumId="8" w15:restartNumberingAfterBreak="0">
+  <w:abstractNum w:abstractNumId="10" w15:restartNumberingAfterBreak="0">
+    <w:nsid w:val="647530D6"/>
+    <w:multiLevelType w:val="hybridMultilevel"/>
+    <w:tmpl w:val="57C46EB8"/>
+    <w:lvl w:ilvl="0" w:tplc="04090001">
+      <w:start w:val="1"/>
+      <w:numFmt w:val="bullet"/>
+      <w:lvlText w:val=""/>
+      <w:lvlJc w:val="left"/>
+      <w:pPr>
+        <w:ind w:left="720" w:hanging="360"/>
+      </w:pPr>
+      <w:rPr>
+        <w:rFonts w:ascii="Symbol" w:hAnsi="Symbol" w:hint="default"/>
+      </w:rPr>
+    </w:lvl>
+    <w:lvl w:ilvl="1" w:tplc="04090003" w:tentative="1">
+      <w:start w:val="1"/>
+      <w:numFmt w:val="bullet"/>
+      <w:lvlText w:val="o"/>
+      <w:lvlJc w:val="left"/>
+      <w:pPr>
+        <w:ind w:left="1440" w:hanging="360"/>
+      </w:pPr>
+      <w:rPr>
+        <w:rFonts w:ascii="Courier New" w:hAnsi="Courier New" w:cs="Courier New" w:hint="default"/>
+      </w:rPr>
+    </w:lvl>
+    <w:lvl w:ilvl="2" w:tplc="04090005" w:tentative="1">
+      <w:start w:val="1"/>
+      <w:numFmt w:val="bullet"/>
+      <w:lvlText w:val=""/>
+      <w:lvlJc w:val="left"/>
+      <w:pPr>
+        <w:ind w:left="2160" w:hanging="360"/>
+      </w:pPr>
+      <w:rPr>
+        <w:rFonts w:ascii="Wingdings" w:hAnsi="Wingdings" w:hint="default"/>
+      </w:rPr>
+    </w:lvl>
+    <w:lvl w:ilvl="3" w:tplc="04090001" w:tentative="1">
+      <w:start w:val="1"/>
+      <w:numFmt w:val="bullet"/>
+      <w:lvlText w:val=""/>
+      <w:lvlJc w:val="left"/>
+      <w:pPr>
+        <w:ind w:left="2880" w:hanging="360"/>
+      </w:pPr>
+      <w:rPr>
+        <w:rFonts w:ascii="Symbol" w:hAnsi="Symbol" w:hint="default"/>
+      </w:rPr>
+    </w:lvl>
+    <w:lvl w:ilvl="4" w:tplc="04090003" w:tentative="1">
+      <w:start w:val="1"/>
+      <w:numFmt w:val="bullet"/>
+      <w:lvlText w:val="o"/>
+      <w:lvlJc w:val="left"/>
+      <w:pPr>
+        <w:ind w:left="3600" w:hanging="360"/>
+      </w:pPr>
+      <w:rPr>
+        <w:rFonts w:ascii="Courier New" w:hAnsi="Courier New" w:cs="Courier New" w:hint="default"/>
+      </w:rPr>
+    </w:lvl>
+    <w:lvl w:ilvl="5" w:tplc="04090005" w:tentative="1">
+      <w:start w:val="1"/>
+      <w:numFmt w:val="bullet"/>
+      <w:lvlText w:val=""/>
+      <w:lvlJc w:val="left"/>
+      <w:pPr>
+        <w:ind w:left="4320" w:hanging="360"/>
+      </w:pPr>
+      <w:rPr>
+        <w:rFonts w:ascii="Wingdings" w:hAnsi="Wingdings" w:hint="default"/>
+      </w:rPr>
+    </w:lvl>
+    <w:lvl w:ilvl="6" w:tplc="04090001" w:tentative="1">
+      <w:start w:val="1"/>
+      <w:numFmt w:val="bullet"/>
+      <w:lvlText w:val=""/>
+      <w:lvlJc w:val="left"/>
+      <w:pPr>
+        <w:ind w:left="5040" w:hanging="360"/>
+      </w:pPr>
+      <w:rPr>
+        <w:rFonts w:ascii="Symbol" w:hAnsi="Symbol" w:hint="default"/>
+      </w:rPr>
+    </w:lvl>
+    <w:lvl w:ilvl="7" w:tplc="04090003" w:tentative="1">
+      <w:start w:val="1"/>
+      <w:numFmt w:val="bullet"/>
+      <w:lvlText w:val="o"/>
+      <w:lvlJc w:val="left"/>
+      <w:pPr>
+        <w:ind w:left="5760" w:hanging="360"/>
+      </w:pPr>
+      <w:rPr>
+        <w:rFonts w:ascii="Courier New" w:hAnsi="Courier New" w:cs="Courier New" w:hint="default"/>
+      </w:rPr>
+    </w:lvl>
+    <w:lvl w:ilvl="8" w:tplc="04090005" w:tentative="1">
+      <w:start w:val="1"/>
+      <w:numFmt w:val="bullet"/>
+      <w:lvlText w:val=""/>
+      <w:lvlJc w:val="left"/>
+      <w:pPr>
+        <w:ind w:left="6480" w:hanging="360"/>
+      </w:pPr>
+      <w:rPr>
+        <w:rFonts w:ascii="Wingdings" w:hAnsi="Wingdings" w:hint="default"/>
+      </w:rPr>
+    </w:lvl>
+  </w:abstractNum>
+  <w:abstractNum w:abstractNumId="11" w15:restartNumberingAfterBreak="0">
     <w:nsid w:val="72807853"/>
     <w:multiLevelType w:val="hybridMultilevel"/>
     <w:tmpl w:val="8D3010CE"/>
@@ -2305,7 +3030,7 @@
       </w:rPr>
     </w:lvl>
   </w:abstractNum>
-  <w:abstractNum w:abstractNumId="9" w15:restartNumberingAfterBreak="0">
+  <w:abstractNum w:abstractNumId="12" w15:restartNumberingAfterBreak="0">
     <w:nsid w:val="73717990"/>
     <w:multiLevelType w:val="multilevel"/>
     <w:tmpl w:val="9752CCDA"/>
@@ -2418,35 +3143,160 @@
       </w:rPr>
     </w:lvl>
   </w:abstractNum>
-  <w:num w:numId="1">
+  <w:abstractNum w:abstractNumId="13" w15:restartNumberingAfterBreak="0">
+    <w:nsid w:val="742342F8"/>
+    <w:multiLevelType w:val="hybridMultilevel"/>
+    <w:tmpl w:val="CE96CF5A"/>
+    <w:lvl w:ilvl="0" w:tplc="04090005">
+      <w:start w:val="1"/>
+      <w:numFmt w:val="bullet"/>
+      <w:lvlText w:val=""/>
+      <w:lvlJc w:val="left"/>
+      <w:pPr>
+        <w:ind w:left="1440" w:hanging="360"/>
+      </w:pPr>
+      <w:rPr>
+        <w:rFonts w:ascii="Wingdings" w:hAnsi="Wingdings" w:hint="default"/>
+      </w:rPr>
+    </w:lvl>
+    <w:lvl w:ilvl="1" w:tplc="04090003" w:tentative="1">
+      <w:start w:val="1"/>
+      <w:numFmt w:val="bullet"/>
+      <w:lvlText w:val="o"/>
+      <w:lvlJc w:val="left"/>
+      <w:pPr>
+        <w:ind w:left="2160" w:hanging="360"/>
+      </w:pPr>
+      <w:rPr>
+        <w:rFonts w:ascii="Courier New" w:hAnsi="Courier New" w:cs="Courier New" w:hint="default"/>
+      </w:rPr>
+    </w:lvl>
+    <w:lvl w:ilvl="2" w:tplc="04090005" w:tentative="1">
+      <w:start w:val="1"/>
+      <w:numFmt w:val="bullet"/>
+      <w:lvlText w:val=""/>
+      <w:lvlJc w:val="left"/>
+      <w:pPr>
+        <w:ind w:left="2880" w:hanging="360"/>
+      </w:pPr>
+      <w:rPr>
+        <w:rFonts w:ascii="Wingdings" w:hAnsi="Wingdings" w:hint="default"/>
+      </w:rPr>
+    </w:lvl>
+    <w:lvl w:ilvl="3" w:tplc="04090001" w:tentative="1">
+      <w:start w:val="1"/>
+      <w:numFmt w:val="bullet"/>
+      <w:lvlText w:val=""/>
+      <w:lvlJc w:val="left"/>
+      <w:pPr>
+        <w:ind w:left="3600" w:hanging="360"/>
+      </w:pPr>
+      <w:rPr>
+        <w:rFonts w:ascii="Symbol" w:hAnsi="Symbol" w:hint="default"/>
+      </w:rPr>
+    </w:lvl>
+    <w:lvl w:ilvl="4" w:tplc="04090003" w:tentative="1">
+      <w:start w:val="1"/>
+      <w:numFmt w:val="bullet"/>
+      <w:lvlText w:val="o"/>
+      <w:lvlJc w:val="left"/>
+      <w:pPr>
+        <w:ind w:left="4320" w:hanging="360"/>
+      </w:pPr>
+      <w:rPr>
+        <w:rFonts w:ascii="Courier New" w:hAnsi="Courier New" w:cs="Courier New" w:hint="default"/>
+      </w:rPr>
+    </w:lvl>
+    <w:lvl w:ilvl="5" w:tplc="04090005" w:tentative="1">
+      <w:start w:val="1"/>
+      <w:numFmt w:val="bullet"/>
+      <w:lvlText w:val=""/>
+      <w:lvlJc w:val="left"/>
+      <w:pPr>
+        <w:ind w:left="5040" w:hanging="360"/>
+      </w:pPr>
+      <w:rPr>
+        <w:rFonts w:ascii="Wingdings" w:hAnsi="Wingdings" w:hint="default"/>
+      </w:rPr>
+    </w:lvl>
+    <w:lvl w:ilvl="6" w:tplc="04090001" w:tentative="1">
+      <w:start w:val="1"/>
+      <w:numFmt w:val="bullet"/>
+      <w:lvlText w:val=""/>
+      <w:lvlJc w:val="left"/>
+      <w:pPr>
+        <w:ind w:left="5760" w:hanging="360"/>
+      </w:pPr>
+      <w:rPr>
+        <w:rFonts w:ascii="Symbol" w:hAnsi="Symbol" w:hint="default"/>
+      </w:rPr>
+    </w:lvl>
+    <w:lvl w:ilvl="7" w:tplc="04090003" w:tentative="1">
+      <w:start w:val="1"/>
+      <w:numFmt w:val="bullet"/>
+      <w:lvlText w:val="o"/>
+      <w:lvlJc w:val="left"/>
+      <w:pPr>
+        <w:ind w:left="6480" w:hanging="360"/>
+      </w:pPr>
+      <w:rPr>
+        <w:rFonts w:ascii="Courier New" w:hAnsi="Courier New" w:cs="Courier New" w:hint="default"/>
+      </w:rPr>
+    </w:lvl>
+    <w:lvl w:ilvl="8" w:tplc="04090005" w:tentative="1">
+      <w:start w:val="1"/>
+      <w:numFmt w:val="bullet"/>
+      <w:lvlText w:val=""/>
+      <w:lvlJc w:val="left"/>
+      <w:pPr>
+        <w:ind w:left="7200" w:hanging="360"/>
+      </w:pPr>
+      <w:rPr>
+        <w:rFonts w:ascii="Wingdings" w:hAnsi="Wingdings" w:hint="default"/>
+      </w:rPr>
+    </w:lvl>
+  </w:abstractNum>
+  <w:num w:numId="1" w16cid:durableId="2135588578">
+    <w:abstractNumId w:val="6"/>
+  </w:num>
+  <w:num w:numId="2" w16cid:durableId="1271399410">
+    <w:abstractNumId w:val="8"/>
+  </w:num>
+  <w:num w:numId="3" w16cid:durableId="1621180635">
+    <w:abstractNumId w:val="12"/>
+  </w:num>
+  <w:num w:numId="4" w16cid:durableId="341784437">
+    <w:abstractNumId w:val="0"/>
+  </w:num>
+  <w:num w:numId="5" w16cid:durableId="611862260">
+    <w:abstractNumId w:val="11"/>
+  </w:num>
+  <w:num w:numId="6" w16cid:durableId="603652194">
     <w:abstractNumId w:val="4"/>
   </w:num>
-  <w:num w:numId="2">
-    <w:abstractNumId w:val="6"/>
+  <w:num w:numId="7" w16cid:durableId="1033727293">
+    <w:abstractNumId w:val="2"/>
   </w:num>
-  <w:num w:numId="3">
+  <w:num w:numId="8" w16cid:durableId="1503662564">
+    <w:abstractNumId w:val="3"/>
+  </w:num>
+  <w:num w:numId="9" w16cid:durableId="939294515">
+    <w:abstractNumId w:val="7"/>
+  </w:num>
+  <w:num w:numId="10" w16cid:durableId="801536366">
     <w:abstractNumId w:val="9"/>
   </w:num>
-  <w:num w:numId="4">
-    <w:abstractNumId w:val="0"/>
+  <w:num w:numId="11" w16cid:durableId="568926195">
+    <w:abstractNumId w:val="10"/>
   </w:num>
-  <w:num w:numId="5">
-    <w:abstractNumId w:val="8"/>
-  </w:num>
-  <w:num w:numId="6">
-    <w:abstractNumId w:val="3"/>
-  </w:num>
-  <w:num w:numId="7">
+  <w:num w:numId="12" w16cid:durableId="397172802">
     <w:abstractNumId w:val="1"/>
   </w:num>
-  <w:num w:numId="8">
-    <w:abstractNumId w:val="2"/>
-  </w:num>
-  <w:num w:numId="9">
+  <w:num w:numId="13" w16cid:durableId="519663904">
     <w:abstractNumId w:val="5"/>
   </w:num>
-  <w:num w:numId="10">
-    <w:abstractNumId w:val="7"/>
+  <w:num w:numId="14" w16cid:durableId="856230841">
+    <w:abstractNumId w:val="13"/>
   </w:num>
 </w:numbering>
 </file>
@@ -3099,6 +3949,50 @@
     <w:basedOn w:val="DefaultParagraphFont"/>
     <w:rsid w:val="00AC3641"/>
   </w:style>
+  <w:style w:type="paragraph" w:styleId="Header">
+    <w:name w:val="header"/>
+    <w:basedOn w:val="Normal"/>
+    <w:link w:val="HeaderChar"/>
+    <w:uiPriority w:val="99"/>
+    <w:unhideWhenUsed/>
+    <w:rsid w:val="00C13C5B"/>
+    <w:pPr>
+      <w:tabs>
+        <w:tab w:val="center" w:pos="4680"/>
+        <w:tab w:val="right" w:pos="9360"/>
+      </w:tabs>
+      <w:spacing w:after="0" w:line="240" w:lineRule="auto"/>
+    </w:pPr>
+  </w:style>
+  <w:style w:type="character" w:customStyle="1" w:styleId="HeaderChar">
+    <w:name w:val="Header Char"/>
+    <w:basedOn w:val="DefaultParagraphFont"/>
+    <w:link w:val="Header"/>
+    <w:uiPriority w:val="99"/>
+    <w:rsid w:val="00C13C5B"/>
+  </w:style>
+  <w:style w:type="paragraph" w:styleId="Footer">
+    <w:name w:val="footer"/>
+    <w:basedOn w:val="Normal"/>
+    <w:link w:val="FooterChar"/>
+    <w:uiPriority w:val="99"/>
+    <w:unhideWhenUsed/>
+    <w:rsid w:val="00C13C5B"/>
+    <w:pPr>
+      <w:tabs>
+        <w:tab w:val="center" w:pos="4680"/>
+        <w:tab w:val="right" w:pos="9360"/>
+      </w:tabs>
+      <w:spacing w:after="0" w:line="240" w:lineRule="auto"/>
+    </w:pPr>
+  </w:style>
+  <w:style w:type="character" w:customStyle="1" w:styleId="FooterChar">
+    <w:name w:val="Footer Char"/>
+    <w:basedOn w:val="DefaultParagraphFont"/>
+    <w:link w:val="Footer"/>
+    <w:uiPriority w:val="99"/>
+    <w:rsid w:val="00C13C5B"/>
+  </w:style>
 </w:styles>
 </file>
 

--- a/resume/backup/Resume_Part Time.docx
+++ b/resume/backup/Resume_Part Time.docx
@@ -1,6 +1,6 @@
 
 <file path=word/document.xml><?xml version="1.0" encoding="utf-8"?>
-<w:document xmlns:wpc="http://schemas.microsoft.com/office/word/2010/wordprocessingCanvas" xmlns:cx="http://schemas.microsoft.com/office/drawing/2014/chartex" xmlns:cx1="http://schemas.microsoft.com/office/drawing/2015/9/8/chartex" xmlns:cx2="http://schemas.microsoft.com/office/drawing/2015/10/21/chartex" xmlns:cx3="http://schemas.microsoft.com/office/drawing/2016/5/9/chartex" xmlns:cx4="http://schemas.microsoft.com/office/drawing/2016/5/10/chartex" xmlns:cx5="http://schemas.microsoft.com/office/drawing/2016/5/11/chartex" xmlns:cx6="http://schemas.microsoft.com/office/drawing/2016/5/12/chartex" xmlns:cx7="http://schemas.microsoft.com/office/drawing/2016/5/13/chartex" xmlns:cx8="http://schemas.microsoft.com/office/drawing/2016/5/14/chartex" xmlns:mc="http://schemas.openxmlformats.org/markup-compatibility/2006" xmlns:aink="http://schemas.microsoft.com/office/drawing/2016/ink" xmlns:am3d="http://schemas.microsoft.com/office/drawing/2017/model3d" xmlns:o="urn:schemas-microsoft-com:office:office" xmlns:r="http://schemas.openxmlformats.org/officeDocument/2006/relationships" xmlns:m="http://schemas.openxmlformats.org/officeDocument/2006/math" xmlns:v="urn:schemas-microsoft-com:vml" xmlns:wp14="http://schemas.microsoft.com/office/word/2010/wordprocessingDrawing" xmlns:wp="http://schemas.openxmlformats.org/drawingml/2006/wordprocessingDrawing" xmlns:w10="urn:schemas-microsoft-com:office:word" xmlns:w="http://schemas.openxmlformats.org/wordprocessingml/2006/main" xmlns:w14="http://schemas.microsoft.com/office/word/2010/wordml" xmlns:w15="http://schemas.microsoft.com/office/word/2012/wordml" xmlns:w16cex="http://schemas.microsoft.com/office/word/2018/wordml/cex" xmlns:w16cid="http://schemas.microsoft.com/office/word/2016/wordml/cid" xmlns:w16="http://schemas.microsoft.com/office/word/2018/wordml" xmlns:w16sdtdh="http://schemas.microsoft.com/office/word/2020/wordml/sdtdatahash" xmlns:w16se="http://schemas.microsoft.com/office/word/2015/wordml/symex" xmlns:wpg="http://schemas.microsoft.com/office/word/2010/wordprocessingGroup" xmlns:wpi="http://schemas.microsoft.com/office/word/2010/wordprocessingInk" xmlns:wne="http://schemas.microsoft.com/office/word/2006/wordml" xmlns:wps="http://schemas.microsoft.com/office/word/2010/wordprocessingShape" mc:Ignorable="w14 w15 w16se w16cid w16 w16cex w16sdtdh wp14">
+<w:document xmlns:wpc="http://schemas.microsoft.com/office/word/2010/wordprocessingCanvas" xmlns:cx="http://schemas.microsoft.com/office/drawing/2014/chartex" xmlns:cx1="http://schemas.microsoft.com/office/drawing/2015/9/8/chartex" xmlns:cx2="http://schemas.microsoft.com/office/drawing/2015/10/21/chartex" xmlns:cx3="http://schemas.microsoft.com/office/drawing/2016/5/9/chartex" xmlns:cx4="http://schemas.microsoft.com/office/drawing/2016/5/10/chartex" xmlns:cx5="http://schemas.microsoft.com/office/drawing/2016/5/11/chartex" xmlns:cx6="http://schemas.microsoft.com/office/drawing/2016/5/12/chartex" xmlns:cx7="http://schemas.microsoft.com/office/drawing/2016/5/13/chartex" xmlns:cx8="http://schemas.microsoft.com/office/drawing/2016/5/14/chartex" xmlns:mc="http://schemas.openxmlformats.org/markup-compatibility/2006" xmlns:aink="http://schemas.microsoft.com/office/drawing/2016/ink" xmlns:am3d="http://schemas.microsoft.com/office/drawing/2017/model3d" xmlns:o="urn:schemas-microsoft-com:office:office" xmlns:oel="http://schemas.microsoft.com/office/2019/extlst" xmlns:r="http://schemas.openxmlformats.org/officeDocument/2006/relationships" xmlns:m="http://schemas.openxmlformats.org/officeDocument/2006/math" xmlns:v="urn:schemas-microsoft-com:vml" xmlns:wp14="http://schemas.microsoft.com/office/word/2010/wordprocessingDrawing" xmlns:wp="http://schemas.openxmlformats.org/drawingml/2006/wordprocessingDrawing" xmlns:w10="urn:schemas-microsoft-com:office:word" xmlns:w="http://schemas.openxmlformats.org/wordprocessingml/2006/main" xmlns:w14="http://schemas.microsoft.com/office/word/2010/wordml" xmlns:w15="http://schemas.microsoft.com/office/word/2012/wordml" xmlns:w16cex="http://schemas.microsoft.com/office/word/2018/wordml/cex" xmlns:w16cid="http://schemas.microsoft.com/office/word/2016/wordml/cid" xmlns:w16="http://schemas.microsoft.com/office/word/2018/wordml" xmlns:w16sdtdh="http://schemas.microsoft.com/office/word/2020/wordml/sdtdatahash" xmlns:w16se="http://schemas.microsoft.com/office/word/2015/wordml/symex" xmlns:wpg="http://schemas.microsoft.com/office/word/2010/wordprocessingGroup" xmlns:wpi="http://schemas.microsoft.com/office/word/2010/wordprocessingInk" xmlns:wne="http://schemas.microsoft.com/office/word/2006/wordml" xmlns:wps="http://schemas.microsoft.com/office/word/2010/wordprocessingShape" mc:Ignorable="w14 w15 w16se w16cid w16 w16cex w16sdtdh wp14">
   <w:body>
     <w:p>
       <w:pPr>
@@ -41,31 +41,7 @@
           <w:sz w:val="24"/>
           <w:szCs w:val="24"/>
         </w:rPr>
-        <w:t>1805 Simcoe St N</w:t>
-      </w:r>
-      <w:r>
-        <w:rPr>
-          <w:rFonts w:ascii="Times New Roman" w:eastAsia="Arial" w:hAnsi="Times New Roman" w:cs="Times New Roman"/>
-          <w:sz w:val="24"/>
-          <w:szCs w:val="24"/>
-        </w:rPr>
-        <w:t xml:space="preserve">, </w:t>
-      </w:r>
-      <w:r>
-        <w:rPr>
-          <w:rFonts w:ascii="Times New Roman" w:eastAsia="Arial" w:hAnsi="Times New Roman" w:cs="Times New Roman"/>
-          <w:sz w:val="24"/>
-          <w:szCs w:val="24"/>
-        </w:rPr>
-        <w:t>Oshawa</w:t>
-      </w:r>
-      <w:r>
-        <w:rPr>
-          <w:rFonts w:ascii="Times New Roman" w:eastAsia="Arial" w:hAnsi="Times New Roman" w:cs="Times New Roman"/>
-          <w:sz w:val="24"/>
-          <w:szCs w:val="24"/>
-        </w:rPr>
-        <w:t xml:space="preserve"> </w:t>
+        <w:t xml:space="preserve">706 Maria St, Whitby, ON </w:t>
       </w:r>
       <w:r>
         <w:rPr>
@@ -293,7 +269,7 @@
           <w:sz w:val="24"/>
           <w:szCs w:val="24"/>
         </w:rPr>
-        <w:t xml:space="preserve"> skills and capable of doing simple math on the spot.</w:t>
+        <w:t xml:space="preserve"> skills capable of doing simple math on the spot.</w:t>
       </w:r>
       <w:r>
         <w:rPr>
@@ -406,7 +382,6 @@
         </w:rPr>
         <w:t xml:space="preserve">driving experience </w:t>
       </w:r>
-      <w:proofErr w:type="gramStart"/>
       <w:r>
         <w:rPr>
           <w:rFonts w:ascii="Times New Roman" w:eastAsia="Arial" w:hAnsi="Times New Roman" w:cs="Times New Roman"/>
@@ -414,17 +389,7 @@
           <w:sz w:val="24"/>
           <w:szCs w:val="24"/>
         </w:rPr>
-        <w:t>( I</w:t>
-      </w:r>
-      <w:proofErr w:type="gramEnd"/>
-      <w:r>
-        <w:rPr>
-          <w:rFonts w:ascii="Times New Roman" w:eastAsia="Arial" w:hAnsi="Times New Roman" w:cs="Times New Roman"/>
-          <w:color w:val="000000"/>
-          <w:sz w:val="24"/>
-          <w:szCs w:val="24"/>
-        </w:rPr>
-        <w:t xml:space="preserve"> have a G2 license;  This experience was in Egypt)</w:t>
+        <w:t>(I have a G2 license; This experience was in Egypt)</w:t>
       </w:r>
     </w:p>
     <w:p>
@@ -649,6 +614,7 @@
           <w:right w:val="nil"/>
           <w:between w:val="nil"/>
         </w:pBdr>
+        <w:spacing w:after="0"/>
         <w:rPr>
           <w:rStyle w:val="hgkelc"/>
           <w:rFonts w:ascii="Times New Roman" w:hAnsi="Times New Roman" w:cs="Times New Roman"/>
@@ -680,6 +646,51 @@
           <w:szCs w:val="24"/>
         </w:rPr>
         <w:t>:</w:t>
+      </w:r>
+      <w:r>
+        <w:rPr>
+          <w:rFonts w:ascii="Times New Roman" w:hAnsi="Times New Roman" w:cs="Times New Roman"/>
+          <w:b/>
+          <w:bCs/>
+          <w:color w:val="000000"/>
+          <w:sz w:val="24"/>
+          <w:szCs w:val="24"/>
+        </w:rPr>
+        <w:t xml:space="preserve">                                                          </w:t>
+      </w:r>
+      <w:r>
+        <w:rPr>
+          <w:rFonts w:ascii="Times New Roman" w:hAnsi="Times New Roman" w:cs="Times New Roman"/>
+          <w:b/>
+          <w:bCs/>
+          <w:color w:val="000000"/>
+          <w:sz w:val="24"/>
+          <w:szCs w:val="24"/>
+        </w:rPr>
+        <w:tab/>
+        <w:t xml:space="preserve">       </w:t>
+      </w:r>
+      <w:r>
+        <w:rPr>
+          <w:rFonts w:ascii="Times New Roman" w:hAnsi="Times New Roman" w:cs="Times New Roman"/>
+          <w:b/>
+          <w:bCs/>
+          <w:color w:val="000000"/>
+          <w:sz w:val="24"/>
+          <w:szCs w:val="24"/>
+        </w:rPr>
+        <w:t>Ultramar</w:t>
+      </w:r>
+      <w:r>
+        <w:rPr>
+          <w:rFonts w:ascii="Times New Roman" w:hAnsi="Times New Roman" w:cs="Times New Roman"/>
+          <w:b/>
+          <w:bCs/>
+          <w:color w:val="000000"/>
+          <w:sz w:val="24"/>
+          <w:szCs w:val="24"/>
+        </w:rPr>
+        <w:t xml:space="preserve"> Summer 2022</w:t>
       </w:r>
     </w:p>
     <w:p>
@@ -885,6 +896,55 @@
         </w:rPr>
         <w:t>:</w:t>
       </w:r>
+      <w:r>
+        <w:rPr>
+          <w:rFonts w:ascii="Times New Roman" w:hAnsi="Times New Roman" w:cs="Times New Roman"/>
+          <w:b/>
+          <w:bCs/>
+        </w:rPr>
+        <w:t xml:space="preserve"> </w:t>
+      </w:r>
+      <w:r>
+        <w:rPr>
+          <w:rFonts w:ascii="Times New Roman" w:hAnsi="Times New Roman" w:cs="Times New Roman"/>
+          <w:b/>
+          <w:bCs/>
+        </w:rPr>
+        <w:tab/>
+        <w:t xml:space="preserve">                             </w:t>
+      </w:r>
+      <w:r>
+        <w:rPr>
+          <w:rFonts w:ascii="Times New Roman" w:hAnsi="Times New Roman" w:cs="Times New Roman"/>
+          <w:b/>
+          <w:bCs/>
+        </w:rPr>
+        <w:t xml:space="preserve">Boot's Landscaping </w:t>
+      </w:r>
+      <w:r>
+        <w:rPr>
+          <w:rFonts w:ascii="Times New Roman" w:hAnsi="Times New Roman" w:cs="Times New Roman"/>
+          <w:b/>
+          <w:bCs/>
+        </w:rPr>
+        <w:t>and</w:t>
+      </w:r>
+      <w:r>
+        <w:rPr>
+          <w:rFonts w:ascii="Times New Roman" w:hAnsi="Times New Roman" w:cs="Times New Roman"/>
+          <w:b/>
+          <w:bCs/>
+        </w:rPr>
+        <w:t xml:space="preserve"> Maintenance</w:t>
+      </w:r>
+      <w:r>
+        <w:rPr>
+          <w:rFonts w:ascii="Times New Roman" w:hAnsi="Times New Roman" w:cs="Times New Roman"/>
+          <w:b/>
+          <w:bCs/>
+        </w:rPr>
+        <w:t xml:space="preserve">  Summer 2021</w:t>
+      </w:r>
     </w:p>
     <w:p>
       <w:pPr>
@@ -973,6 +1033,12 @@
       <w:r>
         <w:rPr>
           <w:rFonts w:ascii="Times New Roman" w:hAnsi="Times New Roman" w:cs="Times New Roman"/>
+        </w:rPr>
+        <w:t xml:space="preserve"> </w:t>
+      </w:r>
+      <w:r>
+        <w:rPr>
+          <w:rFonts w:ascii="Times New Roman" w:hAnsi="Times New Roman" w:cs="Times New Roman"/>
           <w:lang w:val="en-US"/>
         </w:rPr>
         <w:t>Trimming and pruning hedges, trees</w:t>
@@ -1017,6 +1083,12 @@
       <w:r>
         <w:rPr>
           <w:rFonts w:ascii="Times New Roman" w:hAnsi="Times New Roman" w:cs="Times New Roman"/>
+        </w:rPr>
+        <w:t xml:space="preserve"> </w:t>
+      </w:r>
+      <w:r>
+        <w:rPr>
+          <w:rFonts w:ascii="Times New Roman" w:hAnsi="Times New Roman" w:cs="Times New Roman"/>
           <w:lang w:val="en-US"/>
         </w:rPr>
         <w:t>Applying fertilizers and pesticides</w:t>
@@ -1036,6 +1108,12 @@
           <w:rFonts w:ascii="Times New Roman" w:hAnsi="Times New Roman" w:cs="Times New Roman"/>
         </w:rPr>
         <w:t>▪</w:t>
+      </w:r>
+      <w:r>
+        <w:rPr>
+          <w:rFonts w:ascii="Times New Roman" w:hAnsi="Times New Roman" w:cs="Times New Roman"/>
+        </w:rPr>
+        <w:t xml:space="preserve"> </w:t>
       </w:r>
       <w:r>
         <w:rPr>
@@ -1089,22 +1167,27 @@
         </w:rPr>
         <w:t>Associate Super Market:</w:t>
       </w:r>
+      <w:r>
+        <w:rPr>
+          <w:rFonts w:ascii="Times New Roman" w:hAnsi="Times New Roman" w:cs="Times New Roman"/>
+          <w:b/>
+          <w:bCs/>
+        </w:rPr>
+        <w:t xml:space="preserve">                                                         Local store in Egypt 2019</w:t>
+      </w:r>
     </w:p>
     <w:p>
       <w:pPr>
         <w:pStyle w:val="Default"/>
-        <w:ind w:left="720"/>
+        <w:numPr>
+          <w:ilvl w:val="2"/>
+          <w:numId w:val="19"/>
+        </w:numPr>
         <w:rPr>
           <w:rStyle w:val="hgkelc"/>
           <w:rFonts w:ascii="Times New Roman" w:hAnsi="Times New Roman" w:cs="Times New Roman"/>
         </w:rPr>
       </w:pPr>
-      <w:r>
-        <w:rPr>
-          <w:rFonts w:ascii="Times New Roman" w:hAnsi="Times New Roman" w:cs="Times New Roman"/>
-        </w:rPr>
-        <w:t>▪</w:t>
-      </w:r>
       <w:r>
         <w:rPr>
           <w:rFonts w:ascii="Times New Roman" w:hAnsi="Times New Roman" w:cs="Times New Roman"/>
@@ -1157,7 +1240,10 @@
     <w:p>
       <w:pPr>
         <w:pStyle w:val="Default"/>
-        <w:ind w:left="720"/>
+        <w:numPr>
+          <w:ilvl w:val="0"/>
+          <w:numId w:val="19"/>
+        </w:numPr>
         <w:rPr>
           <w:rStyle w:val="hgkelc"/>
           <w:rFonts w:ascii="Times New Roman" w:hAnsi="Times New Roman" w:cs="Times New Roman"/>
@@ -1188,7 +1274,10 @@
     <w:p>
       <w:pPr>
         <w:pStyle w:val="Default"/>
-        <w:ind w:left="720"/>
+        <w:numPr>
+          <w:ilvl w:val="0"/>
+          <w:numId w:val="19"/>
+        </w:numPr>
         <w:rPr>
           <w:rStyle w:val="hgkelc"/>
           <w:rFonts w:ascii="Times New Roman" w:hAnsi="Times New Roman" w:cs="Times New Roman"/>
@@ -1199,14 +1288,7 @@
           <w:rStyle w:val="hgkelc"/>
           <w:rFonts w:ascii="Times New Roman" w:hAnsi="Times New Roman" w:cs="Times New Roman"/>
         </w:rPr>
-        <w:t>O</w:t>
-      </w:r>
-      <w:r>
-        <w:rPr>
-          <w:rStyle w:val="hgkelc"/>
-          <w:rFonts w:ascii="Times New Roman" w:hAnsi="Times New Roman" w:cs="Times New Roman"/>
-        </w:rPr>
-        <w:t xml:space="preserve">rganizing, labeling, stocking, maintaining shelves and cashier work </w:t>
+        <w:t xml:space="preserve">Organizing, labeling, stocking, maintaining shelves and cashier work </w:t>
       </w:r>
     </w:p>
     <w:p>
@@ -1308,100 +1390,78 @@
     <w:p>
       <w:pPr>
         <w:pStyle w:val="Default"/>
-        <w:ind w:left="720"/>
-        <w:rPr>
-          <w:rFonts w:ascii="Times New Roman" w:hAnsi="Times New Roman" w:cs="Times New Roman"/>
-        </w:rPr>
-      </w:pPr>
-      <w:r>
-        <w:rPr>
-          <w:rFonts w:ascii="Times New Roman" w:hAnsi="Times New Roman" w:cs="Times New Roman"/>
-        </w:rPr>
-        <w:t xml:space="preserve">▪ </w:t>
-      </w:r>
-      <w:r>
-        <w:rPr>
-          <w:rFonts w:ascii="Times New Roman" w:hAnsi="Times New Roman" w:cs="Times New Roman"/>
-        </w:rPr>
-        <w:t>Manage and coordinate receptionist duties - Greet and assist all</w:t>
-      </w:r>
-      <w:r>
-        <w:rPr>
-          <w:rFonts w:ascii="Times New Roman" w:hAnsi="Times New Roman" w:cs="Times New Roman"/>
-        </w:rPr>
-        <w:t xml:space="preserve"> VIP</w:t>
-      </w:r>
-      <w:r>
-        <w:rPr>
-          <w:rFonts w:ascii="Times New Roman" w:hAnsi="Times New Roman" w:cs="Times New Roman"/>
-        </w:rPr>
-        <w:t xml:space="preserve"> visitors with professionalism. Perform</w:t>
-      </w:r>
-      <w:r>
-        <w:rPr>
-          <w:rFonts w:ascii="Times New Roman" w:hAnsi="Times New Roman" w:cs="Times New Roman"/>
-        </w:rPr>
-        <w:t xml:space="preserve"> </w:t>
-      </w:r>
-      <w:r>
-        <w:rPr>
-          <w:rFonts w:ascii="Times New Roman" w:hAnsi="Times New Roman" w:cs="Times New Roman"/>
-        </w:rPr>
-        <w:t>general clerical duties</w:t>
-      </w:r>
-      <w:r>
-        <w:rPr>
-          <w:rFonts w:ascii="Times New Roman" w:hAnsi="Times New Roman" w:cs="Times New Roman"/>
-        </w:rPr>
-        <w:t xml:space="preserve"> and </w:t>
-      </w:r>
-      <w:r>
-        <w:rPr>
-          <w:rFonts w:ascii="Times New Roman" w:hAnsi="Times New Roman" w:cs="Times New Roman"/>
-        </w:rPr>
-        <w:t>Data Entry</w:t>
-      </w:r>
-      <w:r>
-        <w:rPr>
-          <w:rFonts w:ascii="Times New Roman" w:hAnsi="Times New Roman" w:cs="Times New Roman"/>
-        </w:rPr>
-        <w:t xml:space="preserve">. </w:t>
+        <w:numPr>
+          <w:ilvl w:val="0"/>
+          <w:numId w:val="18"/>
+        </w:numPr>
+        <w:spacing w:after="5"/>
+        <w:rPr>
+          <w:rFonts w:ascii="Times New Roman" w:hAnsi="Times New Roman" w:cs="Times New Roman"/>
+        </w:rPr>
+      </w:pPr>
+      <w:r>
+        <w:rPr>
+          <w:rFonts w:ascii="Times New Roman" w:hAnsi="Times New Roman" w:cs="Times New Roman"/>
+        </w:rPr>
+        <w:t xml:space="preserve">Manage and coordinate receptionist duties </w:t>
       </w:r>
     </w:p>
     <w:p>
       <w:pPr>
         <w:pStyle w:val="Default"/>
-        <w:ind w:left="720"/>
-        <w:rPr>
-          <w:rFonts w:ascii="Times New Roman" w:hAnsi="Times New Roman" w:cs="Times New Roman"/>
-        </w:rPr>
-      </w:pPr>
-      <w:r>
-        <w:rPr>
-          <w:rFonts w:ascii="Times New Roman" w:hAnsi="Times New Roman" w:cs="Times New Roman"/>
-        </w:rPr>
-        <w:t xml:space="preserve">Answer telephone calls and address </w:t>
-      </w:r>
-      <w:r>
-        <w:rPr>
-          <w:rFonts w:ascii="Times New Roman" w:hAnsi="Times New Roman" w:cs="Times New Roman"/>
-        </w:rPr>
-        <w:t>customer inquiries</w:t>
-      </w:r>
-      <w:r>
-        <w:rPr>
-          <w:rFonts w:ascii="Times New Roman" w:hAnsi="Times New Roman" w:cs="Times New Roman"/>
-        </w:rPr>
-        <w:t>.</w:t>
+        <w:numPr>
+          <w:ilvl w:val="0"/>
+          <w:numId w:val="18"/>
+        </w:numPr>
+        <w:spacing w:after="5"/>
+        <w:rPr>
+          <w:rFonts w:ascii="Times New Roman" w:hAnsi="Times New Roman" w:cs="Times New Roman"/>
+        </w:rPr>
+      </w:pPr>
+      <w:r>
+        <w:rPr>
+          <w:rFonts w:ascii="Times New Roman" w:hAnsi="Times New Roman" w:cs="Times New Roman"/>
+        </w:rPr>
+        <w:t xml:space="preserve">Greet and assist all VIP visitors professionally. </w:t>
       </w:r>
     </w:p>
     <w:p>
       <w:pPr>
         <w:pStyle w:val="Default"/>
-        <w:rPr>
-          <w:rFonts w:ascii="Times New Roman" w:hAnsi="Times New Roman" w:cs="Times New Roman"/>
-        </w:rPr>
-      </w:pPr>
+        <w:numPr>
+          <w:ilvl w:val="0"/>
+          <w:numId w:val="18"/>
+        </w:numPr>
+        <w:spacing w:after="5"/>
+        <w:rPr>
+          <w:rFonts w:ascii="Times New Roman" w:hAnsi="Times New Roman" w:cs="Times New Roman"/>
+        </w:rPr>
+      </w:pPr>
+      <w:r>
+        <w:rPr>
+          <w:rFonts w:ascii="Times New Roman" w:hAnsi="Times New Roman" w:cs="Times New Roman"/>
+        </w:rPr>
+        <w:t xml:space="preserve">Perform general clerical duties and Data Entry. </w:t>
+      </w:r>
+    </w:p>
+    <w:p>
+      <w:pPr>
+        <w:pStyle w:val="Default"/>
+        <w:numPr>
+          <w:ilvl w:val="0"/>
+          <w:numId w:val="18"/>
+        </w:numPr>
+        <w:spacing w:after="5"/>
+        <w:rPr>
+          <w:rFonts w:ascii="Times New Roman" w:hAnsi="Times New Roman" w:cs="Times New Roman"/>
+        </w:rPr>
+      </w:pPr>
+      <w:r>
+        <w:rPr>
+          <w:rFonts w:ascii="Times New Roman" w:hAnsi="Times New Roman" w:cs="Times New Roman"/>
+        </w:rPr>
+        <w:t>Answer telephone calls and address customer inquiries.</w:t>
+      </w:r>
     </w:p>
     <w:p>
       <w:pPr>
@@ -1523,6 +1583,15 @@
           <w:szCs w:val="24"/>
         </w:rPr>
         <w:t>Reading Books, Enjoying Music</w:t>
+      </w:r>
+      <w:r>
+        <w:rPr>
+          <w:rFonts w:ascii="Times New Roman" w:hAnsi="Times New Roman" w:cs="Times New Roman"/>
+          <w:color w:val="000000"/>
+          <w:sz w:val="24"/>
+          <w:szCs w:val="24"/>
+        </w:rPr>
+        <w:t>.</w:t>
       </w:r>
     </w:p>
     <w:p>
@@ -1625,7 +1694,7 @@
 </file>
 
 <file path=word/endnotes.xml><?xml version="1.0" encoding="utf-8"?>
-<w:endnotes xmlns:wpc="http://schemas.microsoft.com/office/word/2010/wordprocessingCanvas" xmlns:cx="http://schemas.microsoft.com/office/drawing/2014/chartex" xmlns:cx1="http://schemas.microsoft.com/office/drawing/2015/9/8/chartex" xmlns:cx2="http://schemas.microsoft.com/office/drawing/2015/10/21/chartex" xmlns:cx3="http://schemas.microsoft.com/office/drawing/2016/5/9/chartex" xmlns:cx4="http://schemas.microsoft.com/office/drawing/2016/5/10/chartex" xmlns:cx5="http://schemas.microsoft.com/office/drawing/2016/5/11/chartex" xmlns:cx6="http://schemas.microsoft.com/office/drawing/2016/5/12/chartex" xmlns:cx7="http://schemas.microsoft.com/office/drawing/2016/5/13/chartex" xmlns:cx8="http://schemas.microsoft.com/office/drawing/2016/5/14/chartex" xmlns:mc="http://schemas.openxmlformats.org/markup-compatibility/2006" xmlns:aink="http://schemas.microsoft.com/office/drawing/2016/ink" xmlns:am3d="http://schemas.microsoft.com/office/drawing/2017/model3d" xmlns:o="urn:schemas-microsoft-com:office:office" xmlns:r="http://schemas.openxmlformats.org/officeDocument/2006/relationships" xmlns:m="http://schemas.openxmlformats.org/officeDocument/2006/math" xmlns:v="urn:schemas-microsoft-com:vml" xmlns:wp14="http://schemas.microsoft.com/office/word/2010/wordprocessingDrawing" xmlns:wp="http://schemas.openxmlformats.org/drawingml/2006/wordprocessingDrawing" xmlns:w10="urn:schemas-microsoft-com:office:word" xmlns:w="http://schemas.openxmlformats.org/wordprocessingml/2006/main" xmlns:w14="http://schemas.microsoft.com/office/word/2010/wordml" xmlns:w15="http://schemas.microsoft.com/office/word/2012/wordml" xmlns:w16cex="http://schemas.microsoft.com/office/word/2018/wordml/cex" xmlns:w16cid="http://schemas.microsoft.com/office/word/2016/wordml/cid" xmlns:w16="http://schemas.microsoft.com/office/word/2018/wordml" xmlns:w16sdtdh="http://schemas.microsoft.com/office/word/2020/wordml/sdtdatahash" xmlns:w16se="http://schemas.microsoft.com/office/word/2015/wordml/symex" xmlns:wpg="http://schemas.microsoft.com/office/word/2010/wordprocessingGroup" xmlns:wpi="http://schemas.microsoft.com/office/word/2010/wordprocessingInk" xmlns:wne="http://schemas.microsoft.com/office/word/2006/wordml" xmlns:wps="http://schemas.microsoft.com/office/word/2010/wordprocessingShape" mc:Ignorable="w14 w15 w16se w16cid w16 w16cex w16sdtdh wp14">
+<w:endnotes xmlns:wpc="http://schemas.microsoft.com/office/word/2010/wordprocessingCanvas" xmlns:cx="http://schemas.microsoft.com/office/drawing/2014/chartex" xmlns:cx1="http://schemas.microsoft.com/office/drawing/2015/9/8/chartex" xmlns:cx2="http://schemas.microsoft.com/office/drawing/2015/10/21/chartex" xmlns:cx3="http://schemas.microsoft.com/office/drawing/2016/5/9/chartex" xmlns:cx4="http://schemas.microsoft.com/office/drawing/2016/5/10/chartex" xmlns:cx5="http://schemas.microsoft.com/office/drawing/2016/5/11/chartex" xmlns:cx6="http://schemas.microsoft.com/office/drawing/2016/5/12/chartex" xmlns:cx7="http://schemas.microsoft.com/office/drawing/2016/5/13/chartex" xmlns:cx8="http://schemas.microsoft.com/office/drawing/2016/5/14/chartex" xmlns:mc="http://schemas.openxmlformats.org/markup-compatibility/2006" xmlns:aink="http://schemas.microsoft.com/office/drawing/2016/ink" xmlns:am3d="http://schemas.microsoft.com/office/drawing/2017/model3d" xmlns:o="urn:schemas-microsoft-com:office:office" xmlns:oel="http://schemas.microsoft.com/office/2019/extlst" xmlns:r="http://schemas.openxmlformats.org/officeDocument/2006/relationships" xmlns:m="http://schemas.openxmlformats.org/officeDocument/2006/math" xmlns:v="urn:schemas-microsoft-com:vml" xmlns:wp14="http://schemas.microsoft.com/office/word/2010/wordprocessingDrawing" xmlns:wp="http://schemas.openxmlformats.org/drawingml/2006/wordprocessingDrawing" xmlns:w10="urn:schemas-microsoft-com:office:word" xmlns:w="http://schemas.openxmlformats.org/wordprocessingml/2006/main" xmlns:w14="http://schemas.microsoft.com/office/word/2010/wordml" xmlns:w15="http://schemas.microsoft.com/office/word/2012/wordml" xmlns:w16cex="http://schemas.microsoft.com/office/word/2018/wordml/cex" xmlns:w16cid="http://schemas.microsoft.com/office/word/2016/wordml/cid" xmlns:w16="http://schemas.microsoft.com/office/word/2018/wordml" xmlns:w16sdtdh="http://schemas.microsoft.com/office/word/2020/wordml/sdtdatahash" xmlns:w16se="http://schemas.microsoft.com/office/word/2015/wordml/symex" xmlns:wpg="http://schemas.microsoft.com/office/word/2010/wordprocessingGroup" xmlns:wpi="http://schemas.microsoft.com/office/word/2010/wordprocessingInk" xmlns:wne="http://schemas.microsoft.com/office/word/2006/wordml" xmlns:wps="http://schemas.microsoft.com/office/word/2010/wordprocessingShape" mc:Ignorable="w14 w15 w16se w16cid w16 w16cex w16sdtdh wp14">
   <w:endnote w:type="separator" w:id="-1">
     <w:p>
       <w:pPr>
@@ -1650,7 +1719,7 @@
 </file>
 
 <file path=word/footer1.xml><?xml version="1.0" encoding="utf-8"?>
-<w:ftr xmlns:wpc="http://schemas.microsoft.com/office/word/2010/wordprocessingCanvas" xmlns:cx="http://schemas.microsoft.com/office/drawing/2014/chartex" xmlns:cx1="http://schemas.microsoft.com/office/drawing/2015/9/8/chartex" xmlns:cx2="http://schemas.microsoft.com/office/drawing/2015/10/21/chartex" xmlns:cx3="http://schemas.microsoft.com/office/drawing/2016/5/9/chartex" xmlns:cx4="http://schemas.microsoft.com/office/drawing/2016/5/10/chartex" xmlns:cx5="http://schemas.microsoft.com/office/drawing/2016/5/11/chartex" xmlns:cx6="http://schemas.microsoft.com/office/drawing/2016/5/12/chartex" xmlns:cx7="http://schemas.microsoft.com/office/drawing/2016/5/13/chartex" xmlns:cx8="http://schemas.microsoft.com/office/drawing/2016/5/14/chartex" xmlns:mc="http://schemas.openxmlformats.org/markup-compatibility/2006" xmlns:aink="http://schemas.microsoft.com/office/drawing/2016/ink" xmlns:am3d="http://schemas.microsoft.com/office/drawing/2017/model3d" xmlns:o="urn:schemas-microsoft-com:office:office" xmlns:r="http://schemas.openxmlformats.org/officeDocument/2006/relationships" xmlns:m="http://schemas.openxmlformats.org/officeDocument/2006/math" xmlns:v="urn:schemas-microsoft-com:vml" xmlns:wp14="http://schemas.microsoft.com/office/word/2010/wordprocessingDrawing" xmlns:wp="http://schemas.openxmlformats.org/drawingml/2006/wordprocessingDrawing" xmlns:w10="urn:schemas-microsoft-com:office:word" xmlns:w="http://schemas.openxmlformats.org/wordprocessingml/2006/main" xmlns:w14="http://schemas.microsoft.com/office/word/2010/wordml" xmlns:w15="http://schemas.microsoft.com/office/word/2012/wordml" xmlns:w16cex="http://schemas.microsoft.com/office/word/2018/wordml/cex" xmlns:w16cid="http://schemas.microsoft.com/office/word/2016/wordml/cid" xmlns:w16="http://schemas.microsoft.com/office/word/2018/wordml" xmlns:w16sdtdh="http://schemas.microsoft.com/office/word/2020/wordml/sdtdatahash" xmlns:w16se="http://schemas.microsoft.com/office/word/2015/wordml/symex" xmlns:wpg="http://schemas.microsoft.com/office/word/2010/wordprocessingGroup" xmlns:wpi="http://schemas.microsoft.com/office/word/2010/wordprocessingInk" xmlns:wne="http://schemas.microsoft.com/office/word/2006/wordml" xmlns:wps="http://schemas.microsoft.com/office/word/2010/wordprocessingShape" mc:Ignorable="w14 w15 w16se w16cid w16 w16cex w16sdtdh wp14">
+<w:ftr xmlns:wpc="http://schemas.microsoft.com/office/word/2010/wordprocessingCanvas" xmlns:cx="http://schemas.microsoft.com/office/drawing/2014/chartex" xmlns:cx1="http://schemas.microsoft.com/office/drawing/2015/9/8/chartex" xmlns:cx2="http://schemas.microsoft.com/office/drawing/2015/10/21/chartex" xmlns:cx3="http://schemas.microsoft.com/office/drawing/2016/5/9/chartex" xmlns:cx4="http://schemas.microsoft.com/office/drawing/2016/5/10/chartex" xmlns:cx5="http://schemas.microsoft.com/office/drawing/2016/5/11/chartex" xmlns:cx6="http://schemas.microsoft.com/office/drawing/2016/5/12/chartex" xmlns:cx7="http://schemas.microsoft.com/office/drawing/2016/5/13/chartex" xmlns:cx8="http://schemas.microsoft.com/office/drawing/2016/5/14/chartex" xmlns:mc="http://schemas.openxmlformats.org/markup-compatibility/2006" xmlns:aink="http://schemas.microsoft.com/office/drawing/2016/ink" xmlns:am3d="http://schemas.microsoft.com/office/drawing/2017/model3d" xmlns:o="urn:schemas-microsoft-com:office:office" xmlns:oel="http://schemas.microsoft.com/office/2019/extlst" xmlns:r="http://schemas.openxmlformats.org/officeDocument/2006/relationships" xmlns:m="http://schemas.openxmlformats.org/officeDocument/2006/math" xmlns:v="urn:schemas-microsoft-com:vml" xmlns:wp14="http://schemas.microsoft.com/office/word/2010/wordprocessingDrawing" xmlns:wp="http://schemas.openxmlformats.org/drawingml/2006/wordprocessingDrawing" xmlns:w10="urn:schemas-microsoft-com:office:word" xmlns:w="http://schemas.openxmlformats.org/wordprocessingml/2006/main" xmlns:w14="http://schemas.microsoft.com/office/word/2010/wordml" xmlns:w15="http://schemas.microsoft.com/office/word/2012/wordml" xmlns:w16cex="http://schemas.microsoft.com/office/word/2018/wordml/cex" xmlns:w16cid="http://schemas.microsoft.com/office/word/2016/wordml/cid" xmlns:w16="http://schemas.microsoft.com/office/word/2018/wordml" xmlns:w16sdtdh="http://schemas.microsoft.com/office/word/2020/wordml/sdtdatahash" xmlns:w16se="http://schemas.microsoft.com/office/word/2015/wordml/symex" xmlns:wpg="http://schemas.microsoft.com/office/word/2010/wordprocessingGroup" xmlns:wpi="http://schemas.microsoft.com/office/word/2010/wordprocessingInk" xmlns:wne="http://schemas.microsoft.com/office/word/2006/wordml" xmlns:wps="http://schemas.microsoft.com/office/word/2010/wordprocessingShape" mc:Ignorable="w14 w15 w16se w16cid w16 w16cex w16sdtdh wp14">
   <w:p>
     <w:pPr>
       <w:pStyle w:val="Footer"/>
@@ -1660,7 +1729,7 @@
 </file>
 
 <file path=word/footer2.xml><?xml version="1.0" encoding="utf-8"?>
-<w:ftr xmlns:wpc="http://schemas.microsoft.com/office/word/2010/wordprocessingCanvas" xmlns:cx="http://schemas.microsoft.com/office/drawing/2014/chartex" xmlns:cx1="http://schemas.microsoft.com/office/drawing/2015/9/8/chartex" xmlns:cx2="http://schemas.microsoft.com/office/drawing/2015/10/21/chartex" xmlns:cx3="http://schemas.microsoft.com/office/drawing/2016/5/9/chartex" xmlns:cx4="http://schemas.microsoft.com/office/drawing/2016/5/10/chartex" xmlns:cx5="http://schemas.microsoft.com/office/drawing/2016/5/11/chartex" xmlns:cx6="http://schemas.microsoft.com/office/drawing/2016/5/12/chartex" xmlns:cx7="http://schemas.microsoft.com/office/drawing/2016/5/13/chartex" xmlns:cx8="http://schemas.microsoft.com/office/drawing/2016/5/14/chartex" xmlns:mc="http://schemas.openxmlformats.org/markup-compatibility/2006" xmlns:aink="http://schemas.microsoft.com/office/drawing/2016/ink" xmlns:am3d="http://schemas.microsoft.com/office/drawing/2017/model3d" xmlns:o="urn:schemas-microsoft-com:office:office" xmlns:r="http://schemas.openxmlformats.org/officeDocument/2006/relationships" xmlns:m="http://schemas.openxmlformats.org/officeDocument/2006/math" xmlns:v="urn:schemas-microsoft-com:vml" xmlns:wp14="http://schemas.microsoft.com/office/word/2010/wordprocessingDrawing" xmlns:wp="http://schemas.openxmlformats.org/drawingml/2006/wordprocessingDrawing" xmlns:w10="urn:schemas-microsoft-com:office:word" xmlns:w="http://schemas.openxmlformats.org/wordprocessingml/2006/main" xmlns:w14="http://schemas.microsoft.com/office/word/2010/wordml" xmlns:w15="http://schemas.microsoft.com/office/word/2012/wordml" xmlns:w16cex="http://schemas.microsoft.com/office/word/2018/wordml/cex" xmlns:w16cid="http://schemas.microsoft.com/office/word/2016/wordml/cid" xmlns:w16="http://schemas.microsoft.com/office/word/2018/wordml" xmlns:w16sdtdh="http://schemas.microsoft.com/office/word/2020/wordml/sdtdatahash" xmlns:w16se="http://schemas.microsoft.com/office/word/2015/wordml/symex" xmlns:wpg="http://schemas.microsoft.com/office/word/2010/wordprocessingGroup" xmlns:wpi="http://schemas.microsoft.com/office/word/2010/wordprocessingInk" xmlns:wne="http://schemas.microsoft.com/office/word/2006/wordml" xmlns:wps="http://schemas.microsoft.com/office/word/2010/wordprocessingShape" mc:Ignorable="w14 w15 w16se w16cid w16 w16cex w16sdtdh wp14">
+<w:ftr xmlns:wpc="http://schemas.microsoft.com/office/word/2010/wordprocessingCanvas" xmlns:cx="http://schemas.microsoft.com/office/drawing/2014/chartex" xmlns:cx1="http://schemas.microsoft.com/office/drawing/2015/9/8/chartex" xmlns:cx2="http://schemas.microsoft.com/office/drawing/2015/10/21/chartex" xmlns:cx3="http://schemas.microsoft.com/office/drawing/2016/5/9/chartex" xmlns:cx4="http://schemas.microsoft.com/office/drawing/2016/5/10/chartex" xmlns:cx5="http://schemas.microsoft.com/office/drawing/2016/5/11/chartex" xmlns:cx6="http://schemas.microsoft.com/office/drawing/2016/5/12/chartex" xmlns:cx7="http://schemas.microsoft.com/office/drawing/2016/5/13/chartex" xmlns:cx8="http://schemas.microsoft.com/office/drawing/2016/5/14/chartex" xmlns:mc="http://schemas.openxmlformats.org/markup-compatibility/2006" xmlns:aink="http://schemas.microsoft.com/office/drawing/2016/ink" xmlns:am3d="http://schemas.microsoft.com/office/drawing/2017/model3d" xmlns:o="urn:schemas-microsoft-com:office:office" xmlns:oel="http://schemas.microsoft.com/office/2019/extlst" xmlns:r="http://schemas.openxmlformats.org/officeDocument/2006/relationships" xmlns:m="http://schemas.openxmlformats.org/officeDocument/2006/math" xmlns:v="urn:schemas-microsoft-com:vml" xmlns:wp14="http://schemas.microsoft.com/office/word/2010/wordprocessingDrawing" xmlns:wp="http://schemas.openxmlformats.org/drawingml/2006/wordprocessingDrawing" xmlns:w10="urn:schemas-microsoft-com:office:word" xmlns:w="http://schemas.openxmlformats.org/wordprocessingml/2006/main" xmlns:w14="http://schemas.microsoft.com/office/word/2010/wordml" xmlns:w15="http://schemas.microsoft.com/office/word/2012/wordml" xmlns:w16cex="http://schemas.microsoft.com/office/word/2018/wordml/cex" xmlns:w16cid="http://schemas.microsoft.com/office/word/2016/wordml/cid" xmlns:w16="http://schemas.microsoft.com/office/word/2018/wordml" xmlns:w16sdtdh="http://schemas.microsoft.com/office/word/2020/wordml/sdtdatahash" xmlns:w16se="http://schemas.microsoft.com/office/word/2015/wordml/symex" xmlns:wpg="http://schemas.microsoft.com/office/word/2010/wordprocessingGroup" xmlns:wpi="http://schemas.microsoft.com/office/word/2010/wordprocessingInk" xmlns:wne="http://schemas.microsoft.com/office/word/2006/wordml" xmlns:wps="http://schemas.microsoft.com/office/word/2010/wordprocessingShape" mc:Ignorable="w14 w15 w16se w16cid w16 w16cex w16sdtdh wp14">
   <w:p>
     <w:pPr>
       <w:pStyle w:val="Footer"/>
@@ -1670,7 +1739,7 @@
 </file>
 
 <file path=word/footer3.xml><?xml version="1.0" encoding="utf-8"?>
-<w:ftr xmlns:wpc="http://schemas.microsoft.com/office/word/2010/wordprocessingCanvas" xmlns:cx="http://schemas.microsoft.com/office/drawing/2014/chartex" xmlns:cx1="http://schemas.microsoft.com/office/drawing/2015/9/8/chartex" xmlns:cx2="http://schemas.microsoft.com/office/drawing/2015/10/21/chartex" xmlns:cx3="http://schemas.microsoft.com/office/drawing/2016/5/9/chartex" xmlns:cx4="http://schemas.microsoft.com/office/drawing/2016/5/10/chartex" xmlns:cx5="http://schemas.microsoft.com/office/drawing/2016/5/11/chartex" xmlns:cx6="http://schemas.microsoft.com/office/drawing/2016/5/12/chartex" xmlns:cx7="http://schemas.microsoft.com/office/drawing/2016/5/13/chartex" xmlns:cx8="http://schemas.microsoft.com/office/drawing/2016/5/14/chartex" xmlns:mc="http://schemas.openxmlformats.org/markup-compatibility/2006" xmlns:aink="http://schemas.microsoft.com/office/drawing/2016/ink" xmlns:am3d="http://schemas.microsoft.com/office/drawing/2017/model3d" xmlns:o="urn:schemas-microsoft-com:office:office" xmlns:r="http://schemas.openxmlformats.org/officeDocument/2006/relationships" xmlns:m="http://schemas.openxmlformats.org/officeDocument/2006/math" xmlns:v="urn:schemas-microsoft-com:vml" xmlns:wp14="http://schemas.microsoft.com/office/word/2010/wordprocessingDrawing" xmlns:wp="http://schemas.openxmlformats.org/drawingml/2006/wordprocessingDrawing" xmlns:w10="urn:schemas-microsoft-com:office:word" xmlns:w="http://schemas.openxmlformats.org/wordprocessingml/2006/main" xmlns:w14="http://schemas.microsoft.com/office/word/2010/wordml" xmlns:w15="http://schemas.microsoft.com/office/word/2012/wordml" xmlns:w16cex="http://schemas.microsoft.com/office/word/2018/wordml/cex" xmlns:w16cid="http://schemas.microsoft.com/office/word/2016/wordml/cid" xmlns:w16="http://schemas.microsoft.com/office/word/2018/wordml" xmlns:w16sdtdh="http://schemas.microsoft.com/office/word/2020/wordml/sdtdatahash" xmlns:w16se="http://schemas.microsoft.com/office/word/2015/wordml/symex" xmlns:wpg="http://schemas.microsoft.com/office/word/2010/wordprocessingGroup" xmlns:wpi="http://schemas.microsoft.com/office/word/2010/wordprocessingInk" xmlns:wne="http://schemas.microsoft.com/office/word/2006/wordml" xmlns:wps="http://schemas.microsoft.com/office/word/2010/wordprocessingShape" mc:Ignorable="w14 w15 w16se w16cid w16 w16cex w16sdtdh wp14">
+<w:ftr xmlns:wpc="http://schemas.microsoft.com/office/word/2010/wordprocessingCanvas" xmlns:cx="http://schemas.microsoft.com/office/drawing/2014/chartex" xmlns:cx1="http://schemas.microsoft.com/office/drawing/2015/9/8/chartex" xmlns:cx2="http://schemas.microsoft.com/office/drawing/2015/10/21/chartex" xmlns:cx3="http://schemas.microsoft.com/office/drawing/2016/5/9/chartex" xmlns:cx4="http://schemas.microsoft.com/office/drawing/2016/5/10/chartex" xmlns:cx5="http://schemas.microsoft.com/office/drawing/2016/5/11/chartex" xmlns:cx6="http://schemas.microsoft.com/office/drawing/2016/5/12/chartex" xmlns:cx7="http://schemas.microsoft.com/office/drawing/2016/5/13/chartex" xmlns:cx8="http://schemas.microsoft.com/office/drawing/2016/5/14/chartex" xmlns:mc="http://schemas.openxmlformats.org/markup-compatibility/2006" xmlns:aink="http://schemas.microsoft.com/office/drawing/2016/ink" xmlns:am3d="http://schemas.microsoft.com/office/drawing/2017/model3d" xmlns:o="urn:schemas-microsoft-com:office:office" xmlns:oel="http://schemas.microsoft.com/office/2019/extlst" xmlns:r="http://schemas.openxmlformats.org/officeDocument/2006/relationships" xmlns:m="http://schemas.openxmlformats.org/officeDocument/2006/math" xmlns:v="urn:schemas-microsoft-com:vml" xmlns:wp14="http://schemas.microsoft.com/office/word/2010/wordprocessingDrawing" xmlns:wp="http://schemas.openxmlformats.org/drawingml/2006/wordprocessingDrawing" xmlns:w10="urn:schemas-microsoft-com:office:word" xmlns:w="http://schemas.openxmlformats.org/wordprocessingml/2006/main" xmlns:w14="http://schemas.microsoft.com/office/word/2010/wordml" xmlns:w15="http://schemas.microsoft.com/office/word/2012/wordml" xmlns:w16cex="http://schemas.microsoft.com/office/word/2018/wordml/cex" xmlns:w16cid="http://schemas.microsoft.com/office/word/2016/wordml/cid" xmlns:w16="http://schemas.microsoft.com/office/word/2018/wordml" xmlns:w16sdtdh="http://schemas.microsoft.com/office/word/2020/wordml/sdtdatahash" xmlns:w16se="http://schemas.microsoft.com/office/word/2015/wordml/symex" xmlns:wpg="http://schemas.microsoft.com/office/word/2010/wordprocessingGroup" xmlns:wpi="http://schemas.microsoft.com/office/word/2010/wordprocessingInk" xmlns:wne="http://schemas.microsoft.com/office/word/2006/wordml" xmlns:wps="http://schemas.microsoft.com/office/word/2010/wordprocessingShape" mc:Ignorable="w14 w15 w16se w16cid w16 w16cex w16sdtdh wp14">
   <w:p>
     <w:pPr>
       <w:pStyle w:val="Footer"/>
@@ -1680,7 +1749,7 @@
 </file>
 
 <file path=word/footnotes.xml><?xml version="1.0" encoding="utf-8"?>
-<w:footnotes xmlns:wpc="http://schemas.microsoft.com/office/word/2010/wordprocessingCanvas" xmlns:cx="http://schemas.microsoft.com/office/drawing/2014/chartex" xmlns:cx1="http://schemas.microsoft.com/office/drawing/2015/9/8/chartex" xmlns:cx2="http://schemas.microsoft.com/office/drawing/2015/10/21/chartex" xmlns:cx3="http://schemas.microsoft.com/office/drawing/2016/5/9/chartex" xmlns:cx4="http://schemas.microsoft.com/office/drawing/2016/5/10/chartex" xmlns:cx5="http://schemas.microsoft.com/office/drawing/2016/5/11/chartex" xmlns:cx6="http://schemas.microsoft.com/office/drawing/2016/5/12/chartex" xmlns:cx7="http://schemas.microsoft.com/office/drawing/2016/5/13/chartex" xmlns:cx8="http://schemas.microsoft.com/office/drawing/2016/5/14/chartex" xmlns:mc="http://schemas.openxmlformats.org/markup-compatibility/2006" xmlns:aink="http://schemas.microsoft.com/office/drawing/2016/ink" xmlns:am3d="http://schemas.microsoft.com/office/drawing/2017/model3d" xmlns:o="urn:schemas-microsoft-com:office:office" xmlns:r="http://schemas.openxmlformats.org/officeDocument/2006/relationships" xmlns:m="http://schemas.openxmlformats.org/officeDocument/2006/math" xmlns:v="urn:schemas-microsoft-com:vml" xmlns:wp14="http://schemas.microsoft.com/office/word/2010/wordprocessingDrawing" xmlns:wp="http://schemas.openxmlformats.org/drawingml/2006/wordprocessingDrawing" xmlns:w10="urn:schemas-microsoft-com:office:word" xmlns:w="http://schemas.openxmlformats.org/wordprocessingml/2006/main" xmlns:w14="http://schemas.microsoft.com/office/word/2010/wordml" xmlns:w15="http://schemas.microsoft.com/office/word/2012/wordml" xmlns:w16cex="http://schemas.microsoft.com/office/word/2018/wordml/cex" xmlns:w16cid="http://schemas.microsoft.com/office/word/2016/wordml/cid" xmlns:w16="http://schemas.microsoft.com/office/word/2018/wordml" xmlns:w16sdtdh="http://schemas.microsoft.com/office/word/2020/wordml/sdtdatahash" xmlns:w16se="http://schemas.microsoft.com/office/word/2015/wordml/symex" xmlns:wpg="http://schemas.microsoft.com/office/word/2010/wordprocessingGroup" xmlns:wpi="http://schemas.microsoft.com/office/word/2010/wordprocessingInk" xmlns:wne="http://schemas.microsoft.com/office/word/2006/wordml" xmlns:wps="http://schemas.microsoft.com/office/word/2010/wordprocessingShape" mc:Ignorable="w14 w15 w16se w16cid w16 w16cex w16sdtdh wp14">
+<w:footnotes xmlns:wpc="http://schemas.microsoft.com/office/word/2010/wordprocessingCanvas" xmlns:cx="http://schemas.microsoft.com/office/drawing/2014/chartex" xmlns:cx1="http://schemas.microsoft.com/office/drawing/2015/9/8/chartex" xmlns:cx2="http://schemas.microsoft.com/office/drawing/2015/10/21/chartex" xmlns:cx3="http://schemas.microsoft.com/office/drawing/2016/5/9/chartex" xmlns:cx4="http://schemas.microsoft.com/office/drawing/2016/5/10/chartex" xmlns:cx5="http://schemas.microsoft.com/office/drawing/2016/5/11/chartex" xmlns:cx6="http://schemas.microsoft.com/office/drawing/2016/5/12/chartex" xmlns:cx7="http://schemas.microsoft.com/office/drawing/2016/5/13/chartex" xmlns:cx8="http://schemas.microsoft.com/office/drawing/2016/5/14/chartex" xmlns:mc="http://schemas.openxmlformats.org/markup-compatibility/2006" xmlns:aink="http://schemas.microsoft.com/office/drawing/2016/ink" xmlns:am3d="http://schemas.microsoft.com/office/drawing/2017/model3d" xmlns:o="urn:schemas-microsoft-com:office:office" xmlns:oel="http://schemas.microsoft.com/office/2019/extlst" xmlns:r="http://schemas.openxmlformats.org/officeDocument/2006/relationships" xmlns:m="http://schemas.openxmlformats.org/officeDocument/2006/math" xmlns:v="urn:schemas-microsoft-com:vml" xmlns:wp14="http://schemas.microsoft.com/office/word/2010/wordprocessingDrawing" xmlns:wp="http://schemas.openxmlformats.org/drawingml/2006/wordprocessingDrawing" xmlns:w10="urn:schemas-microsoft-com:office:word" xmlns:w="http://schemas.openxmlformats.org/wordprocessingml/2006/main" xmlns:w14="http://schemas.microsoft.com/office/word/2010/wordml" xmlns:w15="http://schemas.microsoft.com/office/word/2012/wordml" xmlns:w16cex="http://schemas.microsoft.com/office/word/2018/wordml/cex" xmlns:w16cid="http://schemas.microsoft.com/office/word/2016/wordml/cid" xmlns:w16="http://schemas.microsoft.com/office/word/2018/wordml" xmlns:w16sdtdh="http://schemas.microsoft.com/office/word/2020/wordml/sdtdatahash" xmlns:w16se="http://schemas.microsoft.com/office/word/2015/wordml/symex" xmlns:wpg="http://schemas.microsoft.com/office/word/2010/wordprocessingGroup" xmlns:wpi="http://schemas.microsoft.com/office/word/2010/wordprocessingInk" xmlns:wne="http://schemas.microsoft.com/office/word/2006/wordml" xmlns:wps="http://schemas.microsoft.com/office/word/2010/wordprocessingShape" mc:Ignorable="w14 w15 w16se w16cid w16 w16cex w16sdtdh wp14">
   <w:footnote w:type="separator" w:id="-1">
     <w:p>
       <w:pPr>
@@ -1705,7 +1774,7 @@
 </file>
 
 <file path=word/header1.xml><?xml version="1.0" encoding="utf-8"?>
-<w:hdr xmlns:wpc="http://schemas.microsoft.com/office/word/2010/wordprocessingCanvas" xmlns:cx="http://schemas.microsoft.com/office/drawing/2014/chartex" xmlns:cx1="http://schemas.microsoft.com/office/drawing/2015/9/8/chartex" xmlns:cx2="http://schemas.microsoft.com/office/drawing/2015/10/21/chartex" xmlns:cx3="http://schemas.microsoft.com/office/drawing/2016/5/9/chartex" xmlns:cx4="http://schemas.microsoft.com/office/drawing/2016/5/10/chartex" xmlns:cx5="http://schemas.microsoft.com/office/drawing/2016/5/11/chartex" xmlns:cx6="http://schemas.microsoft.com/office/drawing/2016/5/12/chartex" xmlns:cx7="http://schemas.microsoft.com/office/drawing/2016/5/13/chartex" xmlns:cx8="http://schemas.microsoft.com/office/drawing/2016/5/14/chartex" xmlns:mc="http://schemas.openxmlformats.org/markup-compatibility/2006" xmlns:aink="http://schemas.microsoft.com/office/drawing/2016/ink" xmlns:am3d="http://schemas.microsoft.com/office/drawing/2017/model3d" xmlns:o="urn:schemas-microsoft-com:office:office" xmlns:r="http://schemas.openxmlformats.org/officeDocument/2006/relationships" xmlns:m="http://schemas.openxmlformats.org/officeDocument/2006/math" xmlns:v="urn:schemas-microsoft-com:vml" xmlns:wp14="http://schemas.microsoft.com/office/word/2010/wordprocessingDrawing" xmlns:wp="http://schemas.openxmlformats.org/drawingml/2006/wordprocessingDrawing" xmlns:w10="urn:schemas-microsoft-com:office:word" xmlns:w="http://schemas.openxmlformats.org/wordprocessingml/2006/main" xmlns:w14="http://schemas.microsoft.com/office/word/2010/wordml" xmlns:w15="http://schemas.microsoft.com/office/word/2012/wordml" xmlns:w16cex="http://schemas.microsoft.com/office/word/2018/wordml/cex" xmlns:w16cid="http://schemas.microsoft.com/office/word/2016/wordml/cid" xmlns:w16="http://schemas.microsoft.com/office/word/2018/wordml" xmlns:w16sdtdh="http://schemas.microsoft.com/office/word/2020/wordml/sdtdatahash" xmlns:w16se="http://schemas.microsoft.com/office/word/2015/wordml/symex" xmlns:wpg="http://schemas.microsoft.com/office/word/2010/wordprocessingGroup" xmlns:wpi="http://schemas.microsoft.com/office/word/2010/wordprocessingInk" xmlns:wne="http://schemas.microsoft.com/office/word/2006/wordml" xmlns:wps="http://schemas.microsoft.com/office/word/2010/wordprocessingShape" mc:Ignorable="w14 w15 w16se w16cid w16 w16cex w16sdtdh wp14">
+<w:hdr xmlns:wpc="http://schemas.microsoft.com/office/word/2010/wordprocessingCanvas" xmlns:cx="http://schemas.microsoft.com/office/drawing/2014/chartex" xmlns:cx1="http://schemas.microsoft.com/office/drawing/2015/9/8/chartex" xmlns:cx2="http://schemas.microsoft.com/office/drawing/2015/10/21/chartex" xmlns:cx3="http://schemas.microsoft.com/office/drawing/2016/5/9/chartex" xmlns:cx4="http://schemas.microsoft.com/office/drawing/2016/5/10/chartex" xmlns:cx5="http://schemas.microsoft.com/office/drawing/2016/5/11/chartex" xmlns:cx6="http://schemas.microsoft.com/office/drawing/2016/5/12/chartex" xmlns:cx7="http://schemas.microsoft.com/office/drawing/2016/5/13/chartex" xmlns:cx8="http://schemas.microsoft.com/office/drawing/2016/5/14/chartex" xmlns:mc="http://schemas.openxmlformats.org/markup-compatibility/2006" xmlns:aink="http://schemas.microsoft.com/office/drawing/2016/ink" xmlns:am3d="http://schemas.microsoft.com/office/drawing/2017/model3d" xmlns:o="urn:schemas-microsoft-com:office:office" xmlns:oel="http://schemas.microsoft.com/office/2019/extlst" xmlns:r="http://schemas.openxmlformats.org/officeDocument/2006/relationships" xmlns:m="http://schemas.openxmlformats.org/officeDocument/2006/math" xmlns:v="urn:schemas-microsoft-com:vml" xmlns:wp14="http://schemas.microsoft.com/office/word/2010/wordprocessingDrawing" xmlns:wp="http://schemas.openxmlformats.org/drawingml/2006/wordprocessingDrawing" xmlns:w10="urn:schemas-microsoft-com:office:word" xmlns:w="http://schemas.openxmlformats.org/wordprocessingml/2006/main" xmlns:w14="http://schemas.microsoft.com/office/word/2010/wordml" xmlns:w15="http://schemas.microsoft.com/office/word/2012/wordml" xmlns:w16cex="http://schemas.microsoft.com/office/word/2018/wordml/cex" xmlns:w16cid="http://schemas.microsoft.com/office/word/2016/wordml/cid" xmlns:w16="http://schemas.microsoft.com/office/word/2018/wordml" xmlns:w16sdtdh="http://schemas.microsoft.com/office/word/2020/wordml/sdtdatahash" xmlns:w16se="http://schemas.microsoft.com/office/word/2015/wordml/symex" xmlns:wpg="http://schemas.microsoft.com/office/word/2010/wordprocessingGroup" xmlns:wpi="http://schemas.microsoft.com/office/word/2010/wordprocessingInk" xmlns:wne="http://schemas.microsoft.com/office/word/2006/wordml" xmlns:wps="http://schemas.microsoft.com/office/word/2010/wordprocessingShape" mc:Ignorable="w14 w15 w16se w16cid w16 w16cex w16sdtdh wp14">
   <w:p>
     <w:pPr>
       <w:pStyle w:val="Header"/>
@@ -1715,7 +1784,7 @@
 </file>
 
 <file path=word/header2.xml><?xml version="1.0" encoding="utf-8"?>
-<w:hdr xmlns:wpc="http://schemas.microsoft.com/office/word/2010/wordprocessingCanvas" xmlns:cx="http://schemas.microsoft.com/office/drawing/2014/chartex" xmlns:cx1="http://schemas.microsoft.com/office/drawing/2015/9/8/chartex" xmlns:cx2="http://schemas.microsoft.com/office/drawing/2015/10/21/chartex" xmlns:cx3="http://schemas.microsoft.com/office/drawing/2016/5/9/chartex" xmlns:cx4="http://schemas.microsoft.com/office/drawing/2016/5/10/chartex" xmlns:cx5="http://schemas.microsoft.com/office/drawing/2016/5/11/chartex" xmlns:cx6="http://schemas.microsoft.com/office/drawing/2016/5/12/chartex" xmlns:cx7="http://schemas.microsoft.com/office/drawing/2016/5/13/chartex" xmlns:cx8="http://schemas.microsoft.com/office/drawing/2016/5/14/chartex" xmlns:mc="http://schemas.openxmlformats.org/markup-compatibility/2006" xmlns:aink="http://schemas.microsoft.com/office/drawing/2016/ink" xmlns:am3d="http://schemas.microsoft.com/office/drawing/2017/model3d" xmlns:o="urn:schemas-microsoft-com:office:office" xmlns:r="http://schemas.openxmlformats.org/officeDocument/2006/relationships" xmlns:m="http://schemas.openxmlformats.org/officeDocument/2006/math" xmlns:v="urn:schemas-microsoft-com:vml" xmlns:wp14="http://schemas.microsoft.com/office/word/2010/wordprocessingDrawing" xmlns:wp="http://schemas.openxmlformats.org/drawingml/2006/wordprocessingDrawing" xmlns:w10="urn:schemas-microsoft-com:office:word" xmlns:w="http://schemas.openxmlformats.org/wordprocessingml/2006/main" xmlns:w14="http://schemas.microsoft.com/office/word/2010/wordml" xmlns:w15="http://schemas.microsoft.com/office/word/2012/wordml" xmlns:w16cex="http://schemas.microsoft.com/office/word/2018/wordml/cex" xmlns:w16cid="http://schemas.microsoft.com/office/word/2016/wordml/cid" xmlns:w16="http://schemas.microsoft.com/office/word/2018/wordml" xmlns:w16sdtdh="http://schemas.microsoft.com/office/word/2020/wordml/sdtdatahash" xmlns:w16se="http://schemas.microsoft.com/office/word/2015/wordml/symex" xmlns:wpg="http://schemas.microsoft.com/office/word/2010/wordprocessingGroup" xmlns:wpi="http://schemas.microsoft.com/office/word/2010/wordprocessingInk" xmlns:wne="http://schemas.microsoft.com/office/word/2006/wordml" xmlns:wps="http://schemas.microsoft.com/office/word/2010/wordprocessingShape" mc:Ignorable="w14 w15 w16se w16cid w16 w16cex w16sdtdh wp14">
+<w:hdr xmlns:wpc="http://schemas.microsoft.com/office/word/2010/wordprocessingCanvas" xmlns:cx="http://schemas.microsoft.com/office/drawing/2014/chartex" xmlns:cx1="http://schemas.microsoft.com/office/drawing/2015/9/8/chartex" xmlns:cx2="http://schemas.microsoft.com/office/drawing/2015/10/21/chartex" xmlns:cx3="http://schemas.microsoft.com/office/drawing/2016/5/9/chartex" xmlns:cx4="http://schemas.microsoft.com/office/drawing/2016/5/10/chartex" xmlns:cx5="http://schemas.microsoft.com/office/drawing/2016/5/11/chartex" xmlns:cx6="http://schemas.microsoft.com/office/drawing/2016/5/12/chartex" xmlns:cx7="http://schemas.microsoft.com/office/drawing/2016/5/13/chartex" xmlns:cx8="http://schemas.microsoft.com/office/drawing/2016/5/14/chartex" xmlns:mc="http://schemas.openxmlformats.org/markup-compatibility/2006" xmlns:aink="http://schemas.microsoft.com/office/drawing/2016/ink" xmlns:am3d="http://schemas.microsoft.com/office/drawing/2017/model3d" xmlns:o="urn:schemas-microsoft-com:office:office" xmlns:oel="http://schemas.microsoft.com/office/2019/extlst" xmlns:r="http://schemas.openxmlformats.org/officeDocument/2006/relationships" xmlns:m="http://schemas.openxmlformats.org/officeDocument/2006/math" xmlns:v="urn:schemas-microsoft-com:vml" xmlns:wp14="http://schemas.microsoft.com/office/word/2010/wordprocessingDrawing" xmlns:wp="http://schemas.openxmlformats.org/drawingml/2006/wordprocessingDrawing" xmlns:w10="urn:schemas-microsoft-com:office:word" xmlns:w="http://schemas.openxmlformats.org/wordprocessingml/2006/main" xmlns:w14="http://schemas.microsoft.com/office/word/2010/wordml" xmlns:w15="http://schemas.microsoft.com/office/word/2012/wordml" xmlns:w16cex="http://schemas.microsoft.com/office/word/2018/wordml/cex" xmlns:w16cid="http://schemas.microsoft.com/office/word/2016/wordml/cid" xmlns:w16="http://schemas.microsoft.com/office/word/2018/wordml" xmlns:w16sdtdh="http://schemas.microsoft.com/office/word/2020/wordml/sdtdatahash" xmlns:w16se="http://schemas.microsoft.com/office/word/2015/wordml/symex" xmlns:wpg="http://schemas.microsoft.com/office/word/2010/wordprocessingGroup" xmlns:wpi="http://schemas.microsoft.com/office/word/2010/wordprocessingInk" xmlns:wne="http://schemas.microsoft.com/office/word/2006/wordml" xmlns:wps="http://schemas.microsoft.com/office/word/2010/wordprocessingShape" mc:Ignorable="w14 w15 w16se w16cid w16 w16cex w16sdtdh wp14">
   <w:p>
     <w:pPr>
       <w:pStyle w:val="Header"/>
@@ -1725,7 +1794,7 @@
 </file>
 
 <file path=word/header3.xml><?xml version="1.0" encoding="utf-8"?>
-<w:hdr xmlns:wpc="http://schemas.microsoft.com/office/word/2010/wordprocessingCanvas" xmlns:cx="http://schemas.microsoft.com/office/drawing/2014/chartex" xmlns:cx1="http://schemas.microsoft.com/office/drawing/2015/9/8/chartex" xmlns:cx2="http://schemas.microsoft.com/office/drawing/2015/10/21/chartex" xmlns:cx3="http://schemas.microsoft.com/office/drawing/2016/5/9/chartex" xmlns:cx4="http://schemas.microsoft.com/office/drawing/2016/5/10/chartex" xmlns:cx5="http://schemas.microsoft.com/office/drawing/2016/5/11/chartex" xmlns:cx6="http://schemas.microsoft.com/office/drawing/2016/5/12/chartex" xmlns:cx7="http://schemas.microsoft.com/office/drawing/2016/5/13/chartex" xmlns:cx8="http://schemas.microsoft.com/office/drawing/2016/5/14/chartex" xmlns:mc="http://schemas.openxmlformats.org/markup-compatibility/2006" xmlns:aink="http://schemas.microsoft.com/office/drawing/2016/ink" xmlns:am3d="http://schemas.microsoft.com/office/drawing/2017/model3d" xmlns:o="urn:schemas-microsoft-com:office:office" xmlns:r="http://schemas.openxmlformats.org/officeDocument/2006/relationships" xmlns:m="http://schemas.openxmlformats.org/officeDocument/2006/math" xmlns:v="urn:schemas-microsoft-com:vml" xmlns:wp14="http://schemas.microsoft.com/office/word/2010/wordprocessingDrawing" xmlns:wp="http://schemas.openxmlformats.org/drawingml/2006/wordprocessingDrawing" xmlns:w10="urn:schemas-microsoft-com:office:word" xmlns:w="http://schemas.openxmlformats.org/wordprocessingml/2006/main" xmlns:w14="http://schemas.microsoft.com/office/word/2010/wordml" xmlns:w15="http://schemas.microsoft.com/office/word/2012/wordml" xmlns:w16cex="http://schemas.microsoft.com/office/word/2018/wordml/cex" xmlns:w16cid="http://schemas.microsoft.com/office/word/2016/wordml/cid" xmlns:w16="http://schemas.microsoft.com/office/word/2018/wordml" xmlns:w16sdtdh="http://schemas.microsoft.com/office/word/2020/wordml/sdtdatahash" xmlns:w16se="http://schemas.microsoft.com/office/word/2015/wordml/symex" xmlns:wpg="http://schemas.microsoft.com/office/word/2010/wordprocessingGroup" xmlns:wpi="http://schemas.microsoft.com/office/word/2010/wordprocessingInk" xmlns:wne="http://schemas.microsoft.com/office/word/2006/wordml" xmlns:wps="http://schemas.microsoft.com/office/word/2010/wordprocessingShape" mc:Ignorable="w14 w15 w16se w16cid w16 w16cex w16sdtdh wp14">
+<w:hdr xmlns:wpc="http://schemas.microsoft.com/office/word/2010/wordprocessingCanvas" xmlns:cx="http://schemas.microsoft.com/office/drawing/2014/chartex" xmlns:cx1="http://schemas.microsoft.com/office/drawing/2015/9/8/chartex" xmlns:cx2="http://schemas.microsoft.com/office/drawing/2015/10/21/chartex" xmlns:cx3="http://schemas.microsoft.com/office/drawing/2016/5/9/chartex" xmlns:cx4="http://schemas.microsoft.com/office/drawing/2016/5/10/chartex" xmlns:cx5="http://schemas.microsoft.com/office/drawing/2016/5/11/chartex" xmlns:cx6="http://schemas.microsoft.com/office/drawing/2016/5/12/chartex" xmlns:cx7="http://schemas.microsoft.com/office/drawing/2016/5/13/chartex" xmlns:cx8="http://schemas.microsoft.com/office/drawing/2016/5/14/chartex" xmlns:mc="http://schemas.openxmlformats.org/markup-compatibility/2006" xmlns:aink="http://schemas.microsoft.com/office/drawing/2016/ink" xmlns:am3d="http://schemas.microsoft.com/office/drawing/2017/model3d" xmlns:o="urn:schemas-microsoft-com:office:office" xmlns:oel="http://schemas.microsoft.com/office/2019/extlst" xmlns:r="http://schemas.openxmlformats.org/officeDocument/2006/relationships" xmlns:m="http://schemas.openxmlformats.org/officeDocument/2006/math" xmlns:v="urn:schemas-microsoft-com:vml" xmlns:wp14="http://schemas.microsoft.com/office/word/2010/wordprocessingDrawing" xmlns:wp="http://schemas.openxmlformats.org/drawingml/2006/wordprocessingDrawing" xmlns:w10="urn:schemas-microsoft-com:office:word" xmlns:w="http://schemas.openxmlformats.org/wordprocessingml/2006/main" xmlns:w14="http://schemas.microsoft.com/office/word/2010/wordml" xmlns:w15="http://schemas.microsoft.com/office/word/2012/wordml" xmlns:w16cex="http://schemas.microsoft.com/office/word/2018/wordml/cex" xmlns:w16cid="http://schemas.microsoft.com/office/word/2016/wordml/cid" xmlns:w16="http://schemas.microsoft.com/office/word/2018/wordml" xmlns:w16sdtdh="http://schemas.microsoft.com/office/word/2020/wordml/sdtdatahash" xmlns:w16se="http://schemas.microsoft.com/office/word/2015/wordml/symex" xmlns:wpg="http://schemas.microsoft.com/office/word/2010/wordprocessingGroup" xmlns:wpi="http://schemas.microsoft.com/office/word/2010/wordprocessingInk" xmlns:wne="http://schemas.microsoft.com/office/word/2006/wordml" xmlns:wps="http://schemas.microsoft.com/office/word/2010/wordprocessingShape" mc:Ignorable="w14 w15 w16se w16cid w16 w16cex w16sdtdh wp14">
   <w:p>
     <w:pPr>
       <w:pStyle w:val="Header"/>
@@ -1735,7 +1804,7 @@
 </file>
 
 <file path=word/numbering.xml><?xml version="1.0" encoding="utf-8"?>
-<w:numbering xmlns:wpc="http://schemas.microsoft.com/office/word/2010/wordprocessingCanvas" xmlns:cx="http://schemas.microsoft.com/office/drawing/2014/chartex" xmlns:cx1="http://schemas.microsoft.com/office/drawing/2015/9/8/chartex" xmlns:cx2="http://schemas.microsoft.com/office/drawing/2015/10/21/chartex" xmlns:cx3="http://schemas.microsoft.com/office/drawing/2016/5/9/chartex" xmlns:cx4="http://schemas.microsoft.com/office/drawing/2016/5/10/chartex" xmlns:cx5="http://schemas.microsoft.com/office/drawing/2016/5/11/chartex" xmlns:cx6="http://schemas.microsoft.com/office/drawing/2016/5/12/chartex" xmlns:cx7="http://schemas.microsoft.com/office/drawing/2016/5/13/chartex" xmlns:cx8="http://schemas.microsoft.com/office/drawing/2016/5/14/chartex" xmlns:mc="http://schemas.openxmlformats.org/markup-compatibility/2006" xmlns:aink="http://schemas.microsoft.com/office/drawing/2016/ink" xmlns:am3d="http://schemas.microsoft.com/office/drawing/2017/model3d" xmlns:o="urn:schemas-microsoft-com:office:office" xmlns:r="http://schemas.openxmlformats.org/officeDocument/2006/relationships" xmlns:m="http://schemas.openxmlformats.org/officeDocument/2006/math" xmlns:v="urn:schemas-microsoft-com:vml" xmlns:wp14="http://schemas.microsoft.com/office/word/2010/wordprocessingDrawing" xmlns:wp="http://schemas.openxmlformats.org/drawingml/2006/wordprocessingDrawing" xmlns:w10="urn:schemas-microsoft-com:office:word" xmlns:w="http://schemas.openxmlformats.org/wordprocessingml/2006/main" xmlns:w14="http://schemas.microsoft.com/office/word/2010/wordml" xmlns:w15="http://schemas.microsoft.com/office/word/2012/wordml" xmlns:w16cex="http://schemas.microsoft.com/office/word/2018/wordml/cex" xmlns:w16cid="http://schemas.microsoft.com/office/word/2016/wordml/cid" xmlns:w16="http://schemas.microsoft.com/office/word/2018/wordml" xmlns:w16sdtdh="http://schemas.microsoft.com/office/word/2020/wordml/sdtdatahash" xmlns:w16se="http://schemas.microsoft.com/office/word/2015/wordml/symex" xmlns:wpg="http://schemas.microsoft.com/office/word/2010/wordprocessingGroup" xmlns:wpi="http://schemas.microsoft.com/office/word/2010/wordprocessingInk" xmlns:wne="http://schemas.microsoft.com/office/word/2006/wordml" xmlns:wps="http://schemas.microsoft.com/office/word/2010/wordprocessingShape" mc:Ignorable="w14 w15 w16se w16cid w16 w16cex w16sdtdh wp14">
+<w:numbering xmlns:wpc="http://schemas.microsoft.com/office/word/2010/wordprocessingCanvas" xmlns:cx="http://schemas.microsoft.com/office/drawing/2014/chartex" xmlns:cx1="http://schemas.microsoft.com/office/drawing/2015/9/8/chartex" xmlns:cx2="http://schemas.microsoft.com/office/drawing/2015/10/21/chartex" xmlns:cx3="http://schemas.microsoft.com/office/drawing/2016/5/9/chartex" xmlns:cx4="http://schemas.microsoft.com/office/drawing/2016/5/10/chartex" xmlns:cx5="http://schemas.microsoft.com/office/drawing/2016/5/11/chartex" xmlns:cx6="http://schemas.microsoft.com/office/drawing/2016/5/12/chartex" xmlns:cx7="http://schemas.microsoft.com/office/drawing/2016/5/13/chartex" xmlns:cx8="http://schemas.microsoft.com/office/drawing/2016/5/14/chartex" xmlns:mc="http://schemas.openxmlformats.org/markup-compatibility/2006" xmlns:aink="http://schemas.microsoft.com/office/drawing/2016/ink" xmlns:am3d="http://schemas.microsoft.com/office/drawing/2017/model3d" xmlns:o="urn:schemas-microsoft-com:office:office" xmlns:oel="http://schemas.microsoft.com/office/2019/extlst" xmlns:r="http://schemas.openxmlformats.org/officeDocument/2006/relationships" xmlns:m="http://schemas.openxmlformats.org/officeDocument/2006/math" xmlns:v="urn:schemas-microsoft-com:vml" xmlns:wp14="http://schemas.microsoft.com/office/word/2010/wordprocessingDrawing" xmlns:wp="http://schemas.openxmlformats.org/drawingml/2006/wordprocessingDrawing" xmlns:w10="urn:schemas-microsoft-com:office:word" xmlns:w="http://schemas.openxmlformats.org/wordprocessingml/2006/main" xmlns:w14="http://schemas.microsoft.com/office/word/2010/wordml" xmlns:w15="http://schemas.microsoft.com/office/word/2012/wordml" xmlns:w16cex="http://schemas.microsoft.com/office/word/2018/wordml/cex" xmlns:w16cid="http://schemas.microsoft.com/office/word/2016/wordml/cid" xmlns:w16="http://schemas.microsoft.com/office/word/2018/wordml" xmlns:w16sdtdh="http://schemas.microsoft.com/office/word/2020/wordml/sdtdatahash" xmlns:w16se="http://schemas.microsoft.com/office/word/2015/wordml/symex" xmlns:wpg="http://schemas.microsoft.com/office/word/2010/wordprocessingGroup" xmlns:wpi="http://schemas.microsoft.com/office/word/2010/wordprocessingInk" xmlns:wne="http://schemas.microsoft.com/office/word/2006/wordml" xmlns:wps="http://schemas.microsoft.com/office/word/2010/wordprocessingShape" mc:Ignorable="w14 w15 w16se w16cid w16 w16cex w16sdtdh wp14">
   <w:abstractNum w:abstractNumId="0" w15:restartNumberingAfterBreak="0">
     <w:nsid w:val="0CB5208F"/>
     <w:multiLevelType w:val="hybridMultilevel"/>
@@ -1850,6 +1919,232 @@
     </w:lvl>
   </w:abstractNum>
   <w:abstractNum w:abstractNumId="1" w15:restartNumberingAfterBreak="0">
+    <w:nsid w:val="0DD96FDE"/>
+    <w:multiLevelType w:val="hybridMultilevel"/>
+    <w:tmpl w:val="D3A29724"/>
+    <w:lvl w:ilvl="0" w:tplc="10090001">
+      <w:start w:val="1"/>
+      <w:numFmt w:val="bullet"/>
+      <w:lvlText w:val=""/>
+      <w:lvlJc w:val="left"/>
+      <w:pPr>
+        <w:ind w:left="720" w:hanging="360"/>
+      </w:pPr>
+      <w:rPr>
+        <w:rFonts w:ascii="Symbol" w:hAnsi="Symbol" w:hint="default"/>
+      </w:rPr>
+    </w:lvl>
+    <w:lvl w:ilvl="1" w:tplc="10090003" w:tentative="1">
+      <w:start w:val="1"/>
+      <w:numFmt w:val="bullet"/>
+      <w:lvlText w:val="o"/>
+      <w:lvlJc w:val="left"/>
+      <w:pPr>
+        <w:ind w:left="1440" w:hanging="360"/>
+      </w:pPr>
+      <w:rPr>
+        <w:rFonts w:ascii="Courier New" w:hAnsi="Courier New" w:cs="Courier New" w:hint="default"/>
+      </w:rPr>
+    </w:lvl>
+    <w:lvl w:ilvl="2" w:tplc="10090005" w:tentative="1">
+      <w:start w:val="1"/>
+      <w:numFmt w:val="bullet"/>
+      <w:lvlText w:val=""/>
+      <w:lvlJc w:val="left"/>
+      <w:pPr>
+        <w:ind w:left="2160" w:hanging="360"/>
+      </w:pPr>
+      <w:rPr>
+        <w:rFonts w:ascii="Wingdings" w:hAnsi="Wingdings" w:hint="default"/>
+      </w:rPr>
+    </w:lvl>
+    <w:lvl w:ilvl="3" w:tplc="10090001" w:tentative="1">
+      <w:start w:val="1"/>
+      <w:numFmt w:val="bullet"/>
+      <w:lvlText w:val=""/>
+      <w:lvlJc w:val="left"/>
+      <w:pPr>
+        <w:ind w:left="2880" w:hanging="360"/>
+      </w:pPr>
+      <w:rPr>
+        <w:rFonts w:ascii="Symbol" w:hAnsi="Symbol" w:hint="default"/>
+      </w:rPr>
+    </w:lvl>
+    <w:lvl w:ilvl="4" w:tplc="10090003" w:tentative="1">
+      <w:start w:val="1"/>
+      <w:numFmt w:val="bullet"/>
+      <w:lvlText w:val="o"/>
+      <w:lvlJc w:val="left"/>
+      <w:pPr>
+        <w:ind w:left="3600" w:hanging="360"/>
+      </w:pPr>
+      <w:rPr>
+        <w:rFonts w:ascii="Courier New" w:hAnsi="Courier New" w:cs="Courier New" w:hint="default"/>
+      </w:rPr>
+    </w:lvl>
+    <w:lvl w:ilvl="5" w:tplc="10090005" w:tentative="1">
+      <w:start w:val="1"/>
+      <w:numFmt w:val="bullet"/>
+      <w:lvlText w:val=""/>
+      <w:lvlJc w:val="left"/>
+      <w:pPr>
+        <w:ind w:left="4320" w:hanging="360"/>
+      </w:pPr>
+      <w:rPr>
+        <w:rFonts w:ascii="Wingdings" w:hAnsi="Wingdings" w:hint="default"/>
+      </w:rPr>
+    </w:lvl>
+    <w:lvl w:ilvl="6" w:tplc="10090001" w:tentative="1">
+      <w:start w:val="1"/>
+      <w:numFmt w:val="bullet"/>
+      <w:lvlText w:val=""/>
+      <w:lvlJc w:val="left"/>
+      <w:pPr>
+        <w:ind w:left="5040" w:hanging="360"/>
+      </w:pPr>
+      <w:rPr>
+        <w:rFonts w:ascii="Symbol" w:hAnsi="Symbol" w:hint="default"/>
+      </w:rPr>
+    </w:lvl>
+    <w:lvl w:ilvl="7" w:tplc="10090003" w:tentative="1">
+      <w:start w:val="1"/>
+      <w:numFmt w:val="bullet"/>
+      <w:lvlText w:val="o"/>
+      <w:lvlJc w:val="left"/>
+      <w:pPr>
+        <w:ind w:left="5760" w:hanging="360"/>
+      </w:pPr>
+      <w:rPr>
+        <w:rFonts w:ascii="Courier New" w:hAnsi="Courier New" w:cs="Courier New" w:hint="default"/>
+      </w:rPr>
+    </w:lvl>
+    <w:lvl w:ilvl="8" w:tplc="10090005" w:tentative="1">
+      <w:start w:val="1"/>
+      <w:numFmt w:val="bullet"/>
+      <w:lvlText w:val=""/>
+      <w:lvlJc w:val="left"/>
+      <w:pPr>
+        <w:ind w:left="6480" w:hanging="360"/>
+      </w:pPr>
+      <w:rPr>
+        <w:rFonts w:ascii="Wingdings" w:hAnsi="Wingdings" w:hint="default"/>
+      </w:rPr>
+    </w:lvl>
+  </w:abstractNum>
+  <w:abstractNum w:abstractNumId="2" w15:restartNumberingAfterBreak="0">
+    <w:nsid w:val="0F0E3B51"/>
+    <w:multiLevelType w:val="hybridMultilevel"/>
+    <w:tmpl w:val="85C2C278"/>
+    <w:lvl w:ilvl="0" w:tplc="10090001">
+      <w:start w:val="1"/>
+      <w:numFmt w:val="bullet"/>
+      <w:lvlText w:val=""/>
+      <w:lvlJc w:val="left"/>
+      <w:pPr>
+        <w:ind w:left="1440" w:hanging="360"/>
+      </w:pPr>
+      <w:rPr>
+        <w:rFonts w:ascii="Symbol" w:hAnsi="Symbol" w:hint="default"/>
+      </w:rPr>
+    </w:lvl>
+    <w:lvl w:ilvl="1" w:tplc="10090003" w:tentative="1">
+      <w:start w:val="1"/>
+      <w:numFmt w:val="bullet"/>
+      <w:lvlText w:val="o"/>
+      <w:lvlJc w:val="left"/>
+      <w:pPr>
+        <w:ind w:left="2160" w:hanging="360"/>
+      </w:pPr>
+      <w:rPr>
+        <w:rFonts w:ascii="Courier New" w:hAnsi="Courier New" w:cs="Courier New" w:hint="default"/>
+      </w:rPr>
+    </w:lvl>
+    <w:lvl w:ilvl="2" w:tplc="10090005" w:tentative="1">
+      <w:start w:val="1"/>
+      <w:numFmt w:val="bullet"/>
+      <w:lvlText w:val=""/>
+      <w:lvlJc w:val="left"/>
+      <w:pPr>
+        <w:ind w:left="2880" w:hanging="360"/>
+      </w:pPr>
+      <w:rPr>
+        <w:rFonts w:ascii="Wingdings" w:hAnsi="Wingdings" w:hint="default"/>
+      </w:rPr>
+    </w:lvl>
+    <w:lvl w:ilvl="3" w:tplc="10090001" w:tentative="1">
+      <w:start w:val="1"/>
+      <w:numFmt w:val="bullet"/>
+      <w:lvlText w:val=""/>
+      <w:lvlJc w:val="left"/>
+      <w:pPr>
+        <w:ind w:left="3600" w:hanging="360"/>
+      </w:pPr>
+      <w:rPr>
+        <w:rFonts w:ascii="Symbol" w:hAnsi="Symbol" w:hint="default"/>
+      </w:rPr>
+    </w:lvl>
+    <w:lvl w:ilvl="4" w:tplc="10090003" w:tentative="1">
+      <w:start w:val="1"/>
+      <w:numFmt w:val="bullet"/>
+      <w:lvlText w:val="o"/>
+      <w:lvlJc w:val="left"/>
+      <w:pPr>
+        <w:ind w:left="4320" w:hanging="360"/>
+      </w:pPr>
+      <w:rPr>
+        <w:rFonts w:ascii="Courier New" w:hAnsi="Courier New" w:cs="Courier New" w:hint="default"/>
+      </w:rPr>
+    </w:lvl>
+    <w:lvl w:ilvl="5" w:tplc="10090005" w:tentative="1">
+      <w:start w:val="1"/>
+      <w:numFmt w:val="bullet"/>
+      <w:lvlText w:val=""/>
+      <w:lvlJc w:val="left"/>
+      <w:pPr>
+        <w:ind w:left="5040" w:hanging="360"/>
+      </w:pPr>
+      <w:rPr>
+        <w:rFonts w:ascii="Wingdings" w:hAnsi="Wingdings" w:hint="default"/>
+      </w:rPr>
+    </w:lvl>
+    <w:lvl w:ilvl="6" w:tplc="10090001" w:tentative="1">
+      <w:start w:val="1"/>
+      <w:numFmt w:val="bullet"/>
+      <w:lvlText w:val=""/>
+      <w:lvlJc w:val="left"/>
+      <w:pPr>
+        <w:ind w:left="5760" w:hanging="360"/>
+      </w:pPr>
+      <w:rPr>
+        <w:rFonts w:ascii="Symbol" w:hAnsi="Symbol" w:hint="default"/>
+      </w:rPr>
+    </w:lvl>
+    <w:lvl w:ilvl="7" w:tplc="10090003" w:tentative="1">
+      <w:start w:val="1"/>
+      <w:numFmt w:val="bullet"/>
+      <w:lvlText w:val="o"/>
+      <w:lvlJc w:val="left"/>
+      <w:pPr>
+        <w:ind w:left="6480" w:hanging="360"/>
+      </w:pPr>
+      <w:rPr>
+        <w:rFonts w:ascii="Courier New" w:hAnsi="Courier New" w:cs="Courier New" w:hint="default"/>
+      </w:rPr>
+    </w:lvl>
+    <w:lvl w:ilvl="8" w:tplc="10090005" w:tentative="1">
+      <w:start w:val="1"/>
+      <w:numFmt w:val="bullet"/>
+      <w:lvlText w:val=""/>
+      <w:lvlJc w:val="left"/>
+      <w:pPr>
+        <w:ind w:left="7200" w:hanging="360"/>
+      </w:pPr>
+      <w:rPr>
+        <w:rFonts w:ascii="Wingdings" w:hAnsi="Wingdings" w:hint="default"/>
+      </w:rPr>
+    </w:lvl>
+  </w:abstractNum>
+  <w:abstractNum w:abstractNumId="3" w15:restartNumberingAfterBreak="0">
     <w:nsid w:val="11080E8E"/>
     <w:multiLevelType w:val="hybridMultilevel"/>
     <w:tmpl w:val="2BF606CA"/>
@@ -1962,7 +2257,7 @@
       </w:rPr>
     </w:lvl>
   </w:abstractNum>
-  <w:abstractNum w:abstractNumId="2" w15:restartNumberingAfterBreak="0">
+  <w:abstractNum w:abstractNumId="4" w15:restartNumberingAfterBreak="0">
     <w:nsid w:val="157F5718"/>
     <w:multiLevelType w:val="multilevel"/>
     <w:tmpl w:val="0F6AB0B8"/>
@@ -2075,7 +2370,7 @@
       </w:rPr>
     </w:lvl>
   </w:abstractNum>
-  <w:abstractNum w:abstractNumId="3" w15:restartNumberingAfterBreak="0">
+  <w:abstractNum w:abstractNumId="5" w15:restartNumberingAfterBreak="0">
     <w:nsid w:val="18C9ADA1"/>
     <w:multiLevelType w:val="hybridMultilevel"/>
     <w:tmpl w:val="6CB64977"/>
@@ -2126,7 +2421,7 @@
       <w:lvlJc w:val="left"/>
     </w:lvl>
   </w:abstractNum>
-  <w:abstractNum w:abstractNumId="4" w15:restartNumberingAfterBreak="0">
+  <w:abstractNum w:abstractNumId="6" w15:restartNumberingAfterBreak="0">
     <w:nsid w:val="190A59E1"/>
     <w:multiLevelType w:val="multilevel"/>
     <w:tmpl w:val="CC509A60"/>
@@ -2239,7 +2534,7 @@
       </w:rPr>
     </w:lvl>
   </w:abstractNum>
-  <w:abstractNum w:abstractNumId="5" w15:restartNumberingAfterBreak="0">
+  <w:abstractNum w:abstractNumId="7" w15:restartNumberingAfterBreak="0">
     <w:nsid w:val="22583F2E"/>
     <w:multiLevelType w:val="hybridMultilevel"/>
     <w:tmpl w:val="364C8AF8"/>
@@ -2352,7 +2647,7 @@
       </w:rPr>
     </w:lvl>
   </w:abstractNum>
-  <w:abstractNum w:abstractNumId="6" w15:restartNumberingAfterBreak="0">
+  <w:abstractNum w:abstractNumId="8" w15:restartNumberingAfterBreak="0">
     <w:nsid w:val="25032A04"/>
     <w:multiLevelType w:val="multilevel"/>
     <w:tmpl w:val="2F24029C"/>
@@ -2465,7 +2760,7 @@
       </w:rPr>
     </w:lvl>
   </w:abstractNum>
-  <w:abstractNum w:abstractNumId="7" w15:restartNumberingAfterBreak="0">
+  <w:abstractNum w:abstractNumId="9" w15:restartNumberingAfterBreak="0">
     <w:nsid w:val="31C349C9"/>
     <w:multiLevelType w:val="hybridMultilevel"/>
     <w:tmpl w:val="C6CCF24E"/>
@@ -2578,7 +2873,7 @@
       </w:rPr>
     </w:lvl>
   </w:abstractNum>
-  <w:abstractNum w:abstractNumId="8" w15:restartNumberingAfterBreak="0">
+  <w:abstractNum w:abstractNumId="10" w15:restartNumberingAfterBreak="0">
     <w:nsid w:val="33712596"/>
     <w:multiLevelType w:val="multilevel"/>
     <w:tmpl w:val="59C2DBFC"/>
@@ -2691,7 +2986,233 @@
       </w:rPr>
     </w:lvl>
   </w:abstractNum>
-  <w:abstractNum w:abstractNumId="9" w15:restartNumberingAfterBreak="0">
+  <w:abstractNum w:abstractNumId="11" w15:restartNumberingAfterBreak="0">
+    <w:nsid w:val="36A64BC4"/>
+    <w:multiLevelType w:val="hybridMultilevel"/>
+    <w:tmpl w:val="2370CA98"/>
+    <w:lvl w:ilvl="0" w:tplc="10090005">
+      <w:start w:val="1"/>
+      <w:numFmt w:val="bullet"/>
+      <w:lvlText w:val=""/>
+      <w:lvlJc w:val="left"/>
+      <w:pPr>
+        <w:ind w:left="927" w:hanging="360"/>
+      </w:pPr>
+      <w:rPr>
+        <w:rFonts w:ascii="Wingdings" w:hAnsi="Wingdings" w:hint="default"/>
+      </w:rPr>
+    </w:lvl>
+    <w:lvl w:ilvl="1" w:tplc="10090003" w:tentative="1">
+      <w:start w:val="1"/>
+      <w:numFmt w:val="bullet"/>
+      <w:lvlText w:val="o"/>
+      <w:lvlJc w:val="left"/>
+      <w:pPr>
+        <w:ind w:left="1440" w:hanging="360"/>
+      </w:pPr>
+      <w:rPr>
+        <w:rFonts w:ascii="Courier New" w:hAnsi="Courier New" w:cs="Courier New" w:hint="default"/>
+      </w:rPr>
+    </w:lvl>
+    <w:lvl w:ilvl="2" w:tplc="10090005">
+      <w:start w:val="1"/>
+      <w:numFmt w:val="bullet"/>
+      <w:lvlText w:val=""/>
+      <w:lvlJc w:val="left"/>
+      <w:pPr>
+        <w:ind w:left="927" w:hanging="360"/>
+      </w:pPr>
+      <w:rPr>
+        <w:rFonts w:ascii="Wingdings" w:hAnsi="Wingdings" w:hint="default"/>
+      </w:rPr>
+    </w:lvl>
+    <w:lvl w:ilvl="3" w:tplc="10090001" w:tentative="1">
+      <w:start w:val="1"/>
+      <w:numFmt w:val="bullet"/>
+      <w:lvlText w:val=""/>
+      <w:lvlJc w:val="left"/>
+      <w:pPr>
+        <w:ind w:left="2880" w:hanging="360"/>
+      </w:pPr>
+      <w:rPr>
+        <w:rFonts w:ascii="Symbol" w:hAnsi="Symbol" w:hint="default"/>
+      </w:rPr>
+    </w:lvl>
+    <w:lvl w:ilvl="4" w:tplc="10090003" w:tentative="1">
+      <w:start w:val="1"/>
+      <w:numFmt w:val="bullet"/>
+      <w:lvlText w:val="o"/>
+      <w:lvlJc w:val="left"/>
+      <w:pPr>
+        <w:ind w:left="3600" w:hanging="360"/>
+      </w:pPr>
+      <w:rPr>
+        <w:rFonts w:ascii="Courier New" w:hAnsi="Courier New" w:cs="Courier New" w:hint="default"/>
+      </w:rPr>
+    </w:lvl>
+    <w:lvl w:ilvl="5" w:tplc="10090005" w:tentative="1">
+      <w:start w:val="1"/>
+      <w:numFmt w:val="bullet"/>
+      <w:lvlText w:val=""/>
+      <w:lvlJc w:val="left"/>
+      <w:pPr>
+        <w:ind w:left="4320" w:hanging="360"/>
+      </w:pPr>
+      <w:rPr>
+        <w:rFonts w:ascii="Wingdings" w:hAnsi="Wingdings" w:hint="default"/>
+      </w:rPr>
+    </w:lvl>
+    <w:lvl w:ilvl="6" w:tplc="10090001" w:tentative="1">
+      <w:start w:val="1"/>
+      <w:numFmt w:val="bullet"/>
+      <w:lvlText w:val=""/>
+      <w:lvlJc w:val="left"/>
+      <w:pPr>
+        <w:ind w:left="5040" w:hanging="360"/>
+      </w:pPr>
+      <w:rPr>
+        <w:rFonts w:ascii="Symbol" w:hAnsi="Symbol" w:hint="default"/>
+      </w:rPr>
+    </w:lvl>
+    <w:lvl w:ilvl="7" w:tplc="10090003" w:tentative="1">
+      <w:start w:val="1"/>
+      <w:numFmt w:val="bullet"/>
+      <w:lvlText w:val="o"/>
+      <w:lvlJc w:val="left"/>
+      <w:pPr>
+        <w:ind w:left="5760" w:hanging="360"/>
+      </w:pPr>
+      <w:rPr>
+        <w:rFonts w:ascii="Courier New" w:hAnsi="Courier New" w:cs="Courier New" w:hint="default"/>
+      </w:rPr>
+    </w:lvl>
+    <w:lvl w:ilvl="8" w:tplc="10090005" w:tentative="1">
+      <w:start w:val="1"/>
+      <w:numFmt w:val="bullet"/>
+      <w:lvlText w:val=""/>
+      <w:lvlJc w:val="left"/>
+      <w:pPr>
+        <w:ind w:left="6480" w:hanging="360"/>
+      </w:pPr>
+      <w:rPr>
+        <w:rFonts w:ascii="Wingdings" w:hAnsi="Wingdings" w:hint="default"/>
+      </w:rPr>
+    </w:lvl>
+  </w:abstractNum>
+  <w:abstractNum w:abstractNumId="12" w15:restartNumberingAfterBreak="0">
+    <w:nsid w:val="42322897"/>
+    <w:multiLevelType w:val="hybridMultilevel"/>
+    <w:tmpl w:val="D9CE5330"/>
+    <w:lvl w:ilvl="0" w:tplc="10090001">
+      <w:start w:val="1"/>
+      <w:numFmt w:val="bullet"/>
+      <w:lvlText w:val=""/>
+      <w:lvlJc w:val="left"/>
+      <w:pPr>
+        <w:ind w:left="720" w:hanging="360"/>
+      </w:pPr>
+      <w:rPr>
+        <w:rFonts w:ascii="Symbol" w:hAnsi="Symbol" w:hint="default"/>
+      </w:rPr>
+    </w:lvl>
+    <w:lvl w:ilvl="1" w:tplc="10090003" w:tentative="1">
+      <w:start w:val="1"/>
+      <w:numFmt w:val="bullet"/>
+      <w:lvlText w:val="o"/>
+      <w:lvlJc w:val="left"/>
+      <w:pPr>
+        <w:ind w:left="1440" w:hanging="360"/>
+      </w:pPr>
+      <w:rPr>
+        <w:rFonts w:ascii="Courier New" w:hAnsi="Courier New" w:cs="Courier New" w:hint="default"/>
+      </w:rPr>
+    </w:lvl>
+    <w:lvl w:ilvl="2" w:tplc="10090005" w:tentative="1">
+      <w:start w:val="1"/>
+      <w:numFmt w:val="bullet"/>
+      <w:lvlText w:val=""/>
+      <w:lvlJc w:val="left"/>
+      <w:pPr>
+        <w:ind w:left="2160" w:hanging="360"/>
+      </w:pPr>
+      <w:rPr>
+        <w:rFonts w:ascii="Wingdings" w:hAnsi="Wingdings" w:hint="default"/>
+      </w:rPr>
+    </w:lvl>
+    <w:lvl w:ilvl="3" w:tplc="10090001" w:tentative="1">
+      <w:start w:val="1"/>
+      <w:numFmt w:val="bullet"/>
+      <w:lvlText w:val=""/>
+      <w:lvlJc w:val="left"/>
+      <w:pPr>
+        <w:ind w:left="2880" w:hanging="360"/>
+      </w:pPr>
+      <w:rPr>
+        <w:rFonts w:ascii="Symbol" w:hAnsi="Symbol" w:hint="default"/>
+      </w:rPr>
+    </w:lvl>
+    <w:lvl w:ilvl="4" w:tplc="10090003" w:tentative="1">
+      <w:start w:val="1"/>
+      <w:numFmt w:val="bullet"/>
+      <w:lvlText w:val="o"/>
+      <w:lvlJc w:val="left"/>
+      <w:pPr>
+        <w:ind w:left="3600" w:hanging="360"/>
+      </w:pPr>
+      <w:rPr>
+        <w:rFonts w:ascii="Courier New" w:hAnsi="Courier New" w:cs="Courier New" w:hint="default"/>
+      </w:rPr>
+    </w:lvl>
+    <w:lvl w:ilvl="5" w:tplc="10090005" w:tentative="1">
+      <w:start w:val="1"/>
+      <w:numFmt w:val="bullet"/>
+      <w:lvlText w:val=""/>
+      <w:lvlJc w:val="left"/>
+      <w:pPr>
+        <w:ind w:left="4320" w:hanging="360"/>
+      </w:pPr>
+      <w:rPr>
+        <w:rFonts w:ascii="Wingdings" w:hAnsi="Wingdings" w:hint="default"/>
+      </w:rPr>
+    </w:lvl>
+    <w:lvl w:ilvl="6" w:tplc="10090001" w:tentative="1">
+      <w:start w:val="1"/>
+      <w:numFmt w:val="bullet"/>
+      <w:lvlText w:val=""/>
+      <w:lvlJc w:val="left"/>
+      <w:pPr>
+        <w:ind w:left="5040" w:hanging="360"/>
+      </w:pPr>
+      <w:rPr>
+        <w:rFonts w:ascii="Symbol" w:hAnsi="Symbol" w:hint="default"/>
+      </w:rPr>
+    </w:lvl>
+    <w:lvl w:ilvl="7" w:tplc="10090003" w:tentative="1">
+      <w:start w:val="1"/>
+      <w:numFmt w:val="bullet"/>
+      <w:lvlText w:val="o"/>
+      <w:lvlJc w:val="left"/>
+      <w:pPr>
+        <w:ind w:left="5760" w:hanging="360"/>
+      </w:pPr>
+      <w:rPr>
+        <w:rFonts w:ascii="Courier New" w:hAnsi="Courier New" w:cs="Courier New" w:hint="default"/>
+      </w:rPr>
+    </w:lvl>
+    <w:lvl w:ilvl="8" w:tplc="10090005" w:tentative="1">
+      <w:start w:val="1"/>
+      <w:numFmt w:val="bullet"/>
+      <w:lvlText w:val=""/>
+      <w:lvlJc w:val="left"/>
+      <w:pPr>
+        <w:ind w:left="6480" w:hanging="360"/>
+      </w:pPr>
+      <w:rPr>
+        <w:rFonts w:ascii="Wingdings" w:hAnsi="Wingdings" w:hint="default"/>
+      </w:rPr>
+    </w:lvl>
+  </w:abstractNum>
+  <w:abstractNum w:abstractNumId="13" w15:restartNumberingAfterBreak="0">
     <w:nsid w:val="53633FD0"/>
     <w:multiLevelType w:val="hybridMultilevel"/>
     <w:tmpl w:val="8FC0237C"/>
@@ -2804,7 +3325,120 @@
       </w:rPr>
     </w:lvl>
   </w:abstractNum>
-  <w:abstractNum w:abstractNumId="10" w15:restartNumberingAfterBreak="0">
+  <w:abstractNum w:abstractNumId="14" w15:restartNumberingAfterBreak="0">
+    <w:nsid w:val="572C6DEC"/>
+    <w:multiLevelType w:val="hybridMultilevel"/>
+    <w:tmpl w:val="885A57DA"/>
+    <w:lvl w:ilvl="0" w:tplc="10090005">
+      <w:start w:val="1"/>
+      <w:numFmt w:val="bullet"/>
+      <w:lvlText w:val=""/>
+      <w:lvlJc w:val="left"/>
+      <w:pPr>
+        <w:ind w:left="720" w:hanging="360"/>
+      </w:pPr>
+      <w:rPr>
+        <w:rFonts w:ascii="Wingdings" w:hAnsi="Wingdings" w:hint="default"/>
+      </w:rPr>
+    </w:lvl>
+    <w:lvl w:ilvl="1" w:tplc="10090003" w:tentative="1">
+      <w:start w:val="1"/>
+      <w:numFmt w:val="bullet"/>
+      <w:lvlText w:val="o"/>
+      <w:lvlJc w:val="left"/>
+      <w:pPr>
+        <w:ind w:left="1440" w:hanging="360"/>
+      </w:pPr>
+      <w:rPr>
+        <w:rFonts w:ascii="Courier New" w:hAnsi="Courier New" w:cs="Courier New" w:hint="default"/>
+      </w:rPr>
+    </w:lvl>
+    <w:lvl w:ilvl="2" w:tplc="10090005" w:tentative="1">
+      <w:start w:val="1"/>
+      <w:numFmt w:val="bullet"/>
+      <w:lvlText w:val=""/>
+      <w:lvlJc w:val="left"/>
+      <w:pPr>
+        <w:ind w:left="2160" w:hanging="360"/>
+      </w:pPr>
+      <w:rPr>
+        <w:rFonts w:ascii="Wingdings" w:hAnsi="Wingdings" w:hint="default"/>
+      </w:rPr>
+    </w:lvl>
+    <w:lvl w:ilvl="3" w:tplc="10090001" w:tentative="1">
+      <w:start w:val="1"/>
+      <w:numFmt w:val="bullet"/>
+      <w:lvlText w:val=""/>
+      <w:lvlJc w:val="left"/>
+      <w:pPr>
+        <w:ind w:left="2880" w:hanging="360"/>
+      </w:pPr>
+      <w:rPr>
+        <w:rFonts w:ascii="Symbol" w:hAnsi="Symbol" w:hint="default"/>
+      </w:rPr>
+    </w:lvl>
+    <w:lvl w:ilvl="4" w:tplc="10090003" w:tentative="1">
+      <w:start w:val="1"/>
+      <w:numFmt w:val="bullet"/>
+      <w:lvlText w:val="o"/>
+      <w:lvlJc w:val="left"/>
+      <w:pPr>
+        <w:ind w:left="3600" w:hanging="360"/>
+      </w:pPr>
+      <w:rPr>
+        <w:rFonts w:ascii="Courier New" w:hAnsi="Courier New" w:cs="Courier New" w:hint="default"/>
+      </w:rPr>
+    </w:lvl>
+    <w:lvl w:ilvl="5" w:tplc="10090005" w:tentative="1">
+      <w:start w:val="1"/>
+      <w:numFmt w:val="bullet"/>
+      <w:lvlText w:val=""/>
+      <w:lvlJc w:val="left"/>
+      <w:pPr>
+        <w:ind w:left="4320" w:hanging="360"/>
+      </w:pPr>
+      <w:rPr>
+        <w:rFonts w:ascii="Wingdings" w:hAnsi="Wingdings" w:hint="default"/>
+      </w:rPr>
+    </w:lvl>
+    <w:lvl w:ilvl="6" w:tplc="10090001" w:tentative="1">
+      <w:start w:val="1"/>
+      <w:numFmt w:val="bullet"/>
+      <w:lvlText w:val=""/>
+      <w:lvlJc w:val="left"/>
+      <w:pPr>
+        <w:ind w:left="5040" w:hanging="360"/>
+      </w:pPr>
+      <w:rPr>
+        <w:rFonts w:ascii="Symbol" w:hAnsi="Symbol" w:hint="default"/>
+      </w:rPr>
+    </w:lvl>
+    <w:lvl w:ilvl="7" w:tplc="10090003" w:tentative="1">
+      <w:start w:val="1"/>
+      <w:numFmt w:val="bullet"/>
+      <w:lvlText w:val="o"/>
+      <w:lvlJc w:val="left"/>
+      <w:pPr>
+        <w:ind w:left="5760" w:hanging="360"/>
+      </w:pPr>
+      <w:rPr>
+        <w:rFonts w:ascii="Courier New" w:hAnsi="Courier New" w:cs="Courier New" w:hint="default"/>
+      </w:rPr>
+    </w:lvl>
+    <w:lvl w:ilvl="8" w:tplc="10090005" w:tentative="1">
+      <w:start w:val="1"/>
+      <w:numFmt w:val="bullet"/>
+      <w:lvlText w:val=""/>
+      <w:lvlJc w:val="left"/>
+      <w:pPr>
+        <w:ind w:left="6480" w:hanging="360"/>
+      </w:pPr>
+      <w:rPr>
+        <w:rFonts w:ascii="Wingdings" w:hAnsi="Wingdings" w:hint="default"/>
+      </w:rPr>
+    </w:lvl>
+  </w:abstractNum>
+  <w:abstractNum w:abstractNumId="15" w15:restartNumberingAfterBreak="0">
     <w:nsid w:val="647530D6"/>
     <w:multiLevelType w:val="hybridMultilevel"/>
     <w:tmpl w:val="57C46EB8"/>
@@ -2917,7 +3551,7 @@
       </w:rPr>
     </w:lvl>
   </w:abstractNum>
-  <w:abstractNum w:abstractNumId="11" w15:restartNumberingAfterBreak="0">
+  <w:abstractNum w:abstractNumId="16" w15:restartNumberingAfterBreak="0">
     <w:nsid w:val="72807853"/>
     <w:multiLevelType w:val="hybridMultilevel"/>
     <w:tmpl w:val="8D3010CE"/>
@@ -3030,7 +3664,7 @@
       </w:rPr>
     </w:lvl>
   </w:abstractNum>
-  <w:abstractNum w:abstractNumId="12" w15:restartNumberingAfterBreak="0">
+  <w:abstractNum w:abstractNumId="17" w15:restartNumberingAfterBreak="0">
     <w:nsid w:val="73717990"/>
     <w:multiLevelType w:val="multilevel"/>
     <w:tmpl w:val="9752CCDA"/>
@@ -3143,7 +3777,7 @@
       </w:rPr>
     </w:lvl>
   </w:abstractNum>
-  <w:abstractNum w:abstractNumId="13" w15:restartNumberingAfterBreak="0">
+  <w:abstractNum w:abstractNumId="18" w15:restartNumberingAfterBreak="0">
     <w:nsid w:val="742342F8"/>
     <w:multiLevelType w:val="hybridMultilevel"/>
     <w:tmpl w:val="CE96CF5A"/>
@@ -3257,46 +3891,61 @@
     </w:lvl>
   </w:abstractNum>
   <w:num w:numId="1" w16cid:durableId="2135588578">
-    <w:abstractNumId w:val="6"/>
+    <w:abstractNumId w:val="8"/>
   </w:num>
   <w:num w:numId="2" w16cid:durableId="1271399410">
-    <w:abstractNumId w:val="8"/>
+    <w:abstractNumId w:val="10"/>
   </w:num>
   <w:num w:numId="3" w16cid:durableId="1621180635">
-    <w:abstractNumId w:val="12"/>
+    <w:abstractNumId w:val="17"/>
   </w:num>
   <w:num w:numId="4" w16cid:durableId="341784437">
     <w:abstractNumId w:val="0"/>
   </w:num>
   <w:num w:numId="5" w16cid:durableId="611862260">
-    <w:abstractNumId w:val="11"/>
+    <w:abstractNumId w:val="16"/>
   </w:num>
   <w:num w:numId="6" w16cid:durableId="603652194">
+    <w:abstractNumId w:val="6"/>
+  </w:num>
+  <w:num w:numId="7" w16cid:durableId="1033727293">
     <w:abstractNumId w:val="4"/>
   </w:num>
-  <w:num w:numId="7" w16cid:durableId="1033727293">
+  <w:num w:numId="8" w16cid:durableId="1503662564">
+    <w:abstractNumId w:val="5"/>
+  </w:num>
+  <w:num w:numId="9" w16cid:durableId="939294515">
+    <w:abstractNumId w:val="9"/>
+  </w:num>
+  <w:num w:numId="10" w16cid:durableId="801536366">
+    <w:abstractNumId w:val="13"/>
+  </w:num>
+  <w:num w:numId="11" w16cid:durableId="568926195">
+    <w:abstractNumId w:val="15"/>
+  </w:num>
+  <w:num w:numId="12" w16cid:durableId="397172802">
+    <w:abstractNumId w:val="3"/>
+  </w:num>
+  <w:num w:numId="13" w16cid:durableId="519663904">
+    <w:abstractNumId w:val="7"/>
+  </w:num>
+  <w:num w:numId="14" w16cid:durableId="856230841">
+    <w:abstractNumId w:val="18"/>
+  </w:num>
+  <w:num w:numId="15" w16cid:durableId="948046097">
+    <w:abstractNumId w:val="1"/>
+  </w:num>
+  <w:num w:numId="16" w16cid:durableId="1015032557">
     <w:abstractNumId w:val="2"/>
   </w:num>
-  <w:num w:numId="8" w16cid:durableId="1503662564">
-    <w:abstractNumId w:val="3"/>
+  <w:num w:numId="17" w16cid:durableId="982002939">
+    <w:abstractNumId w:val="12"/>
   </w:num>
-  <w:num w:numId="9" w16cid:durableId="939294515">
-    <w:abstractNumId w:val="7"/>
+  <w:num w:numId="18" w16cid:durableId="1200775156">
+    <w:abstractNumId w:val="14"/>
   </w:num>
-  <w:num w:numId="10" w16cid:durableId="801536366">
-    <w:abstractNumId w:val="9"/>
-  </w:num>
-  <w:num w:numId="11" w16cid:durableId="568926195">
-    <w:abstractNumId w:val="10"/>
-  </w:num>
-  <w:num w:numId="12" w16cid:durableId="397172802">
-    <w:abstractNumId w:val="1"/>
-  </w:num>
-  <w:num w:numId="13" w16cid:durableId="519663904">
-    <w:abstractNumId w:val="5"/>
-  </w:num>
-  <w:num w:numId="14" w16cid:durableId="856230841">
-    <w:abstractNumId w:val="13"/>
+  <w:num w:numId="19" w16cid:durableId="1747536054">
+    <w:abstractNumId w:val="11"/>
   </w:num>
 </w:numbering>
 </file>

--- a/resume/backup/Resume_Part Time.docx
+++ b/resume/backup/Resume_Part Time.docx
@@ -29,6 +29,7 @@
     <w:p>
       <w:pPr>
         <w:spacing w:after="78"/>
+        <w:jc w:val="center"/>
         <w:rPr>
           <w:rFonts w:ascii="Times New Roman" w:eastAsia="Arial" w:hAnsi="Times New Roman" w:cs="Times New Roman"/>
           <w:sz w:val="24"/>
@@ -41,7 +42,7 @@
           <w:sz w:val="24"/>
           <w:szCs w:val="24"/>
         </w:rPr>
-        <w:t xml:space="preserve">706 Maria St, Whitby, ON </w:t>
+        <w:t xml:space="preserve">Whitby, ON </w:t>
       </w:r>
       <w:r>
         <w:rPr>
@@ -919,23 +920,7 @@
           <w:b/>
           <w:bCs/>
         </w:rPr>
-        <w:t xml:space="preserve">Boot's Landscaping </w:t>
-      </w:r>
-      <w:r>
-        <w:rPr>
-          <w:rFonts w:ascii="Times New Roman" w:hAnsi="Times New Roman" w:cs="Times New Roman"/>
-          <w:b/>
-          <w:bCs/>
-        </w:rPr>
-        <w:t>and</w:t>
-      </w:r>
-      <w:r>
-        <w:rPr>
-          <w:rFonts w:ascii="Times New Roman" w:hAnsi="Times New Roman" w:cs="Times New Roman"/>
-          <w:b/>
-          <w:bCs/>
-        </w:rPr>
-        <w:t xml:space="preserve"> Maintenance</w:t>
+        <w:t>Boot's Landscaping and Maintenance</w:t>
       </w:r>
       <w:r>
         <w:rPr>
